--- a/docs/pdf/SRS-Anknovate.docx
+++ b/docs/pdf/SRS-Anknovate.docx
@@ -73,7 +73,7 @@
           <w:sz w:val="30"/>
           <w:szCs w:val="30"/>
         </w:rPr>
-        <w:t xml:space="preserve">SHOP UK FROM GH: UK shopping, shipping and delivery for Ghana</w:t>
+        <w:t xml:space="preserve">YenkoExpress: UK shopping, shipping and delivery for Ghana</w:t>
       </w:r>
     </w:p>
     <w:p>
@@ -327,7 +327,7 @@
                 <w:sz w:val="21"/>
                 <w:szCs w:val="21"/>
               </w:rPr>
-              <w:t xml:space="preserve">The owner of SHOP UK FROM GH</w:t>
+              <w:t xml:space="preserve">The owner of YenkoExpress</w:t>
             </w:r>
           </w:p>
         </w:tc>
@@ -566,7 +566,7 @@
         <w:tab/>
       </w:r>
       <w:r>
-        <w:t>19</w:t>
+        <w:t>21</w:t>
       </w:r>
     </w:p>
     <w:p>
@@ -583,7 +583,7 @@
         <w:tab/>
       </w:r>
       <w:r>
-        <w:t>21</w:t>
+        <w:t>23</w:t>
       </w:r>
     </w:p>
     <w:p>
@@ -600,7 +600,7 @@
         <w:tab/>
       </w:r>
       <w:r>
-        <w:t>24</w:t>
+        <w:t>25</w:t>
       </w:r>
     </w:p>
     <w:p>
@@ -617,7 +617,7 @@
         <w:tab/>
       </w:r>
       <w:r>
-        <w:t>24</w:t>
+        <w:t>26</w:t>
       </w:r>
     </w:p>
     <w:p>
@@ -634,7 +634,7 @@
         <w:tab/>
       </w:r>
       <w:r>
-        <w:t>25</w:t>
+        <w:t>27</w:t>
       </w:r>
     </w:p>
     <w:p>
@@ -651,7 +651,7 @@
         <w:tab/>
       </w:r>
       <w:r>
-        <w:t>27</w:t>
+        <w:t>29</w:t>
       </w:r>
     </w:p>
     <w:p>
@@ -668,7 +668,7 @@
         <w:tab/>
       </w:r>
       <w:r>
-        <w:t>29</w:t>
+        <w:t>31</w:t>
       </w:r>
     </w:p>
     <w:p>
@@ -685,7 +685,7 @@
         <w:tab/>
       </w:r>
       <w:r>
-        <w:t>29</w:t>
+        <w:t>31</w:t>
       </w:r>
     </w:p>
     <w:p>
@@ -702,7 +702,7 @@
         <w:tab/>
       </w:r>
       <w:r>
-        <w:t>30</w:t>
+        <w:t>32</w:t>
       </w:r>
     </w:p>
     <w:p>
@@ -719,7 +719,7 @@
         <w:tab/>
       </w:r>
       <w:r>
-        <w:t>31</w:t>
+        <w:t>33</w:t>
       </w:r>
       <w:r>
         <w:fldChar w:fldCharType="end"/>
@@ -840,7 +840,7 @@
           <w:bCs/>
           <w:b/>
         </w:rPr>
-        <w:t xml:space="preserve">SHOP UK FROM GH</w:t>
+        <w:t xml:space="preserve">YenkoExpress</w:t>
       </w:r>
       <w:r>
         <w:t xml:space="preserve">, a web system that lets shoppers in Ghana buy goods from UK retailers and pay once in Ghana cedis (GHS), while the operator buys the goods in the UK, ships them to Ghana and has a third-party courier deliver them. It is the reference for deciding whether the system is correct and complete, for planning changes, and for acceptance testing.</w:t>
@@ -1229,7 +1229,7 @@
         <w:pStyle w:val="Compact"/>
       </w:pPr>
       <w:r>
-        <w:t xml:space="preserve">Provider documentation for Stripe, Paystack, Flutterwave, Arkesel, Twilio, Meta WhatsApp Cloud API, Resend, Postmark, ExchangeRate-API, Open Exchange Rates and the eBay Browse API (linked from the Integrations page).</w:t>
+        <w:t xml:space="preserve">Provider documentation for Stripe, Paystack, Flutterwave, Arkesel, Twilio, Meta WhatsApp Cloud API, Resend, Postmark, ExchangeRate-API, Open Exchange Rates the eBay Browse API and the Diffbot Product API (linked from the Integrations page).</w:t>
       </w:r>
     </w:p>
     <w:bookmarkEnd w:id="33"/>
@@ -1592,7 +1592,7 @@
           <w:sz w:val="17"/>
           <w:szCs w:val="17"/>
         </w:rPr>
-        <w:t xml:space="preserve">  Payment gateways   Messaging   Exchange-rate   eBay API / Shopify / feeds / shop pages</w:t>
+        <w:t xml:space="preserve">  Payment gateways   Messaging   Exchange-rate   eBay / Diffbot / Shopify / feeds / pages</w:t>
       </w:r>
       <w:r>
         <w:br/>
@@ -3909,6 +3909,71 @@
               <w:jc w:val="left"/>
             </w:pPr>
             <w:r>
+              <w:t xml:space="preserve">IR-EX-12</w:t>
+            </w:r>
+          </w:p>
+        </w:tc>
+        <w:tc>
+          <w:tcPr>
+            <w:tcW w:w="1900" w:type="dxa"/>
+          </w:tcPr>
+          <w:p>
+            <w:pPr>
+              <w:pStyle w:val="Compact"/>
+              <w:jc w:val="left"/>
+            </w:pPr>
+            <w:r>
+              <w:rPr>
+                <w:bCs/>
+                <w:b/>
+              </w:rPr>
+              <w:t xml:space="preserve">Diffbot Product API</w:t>
+            </w:r>
+          </w:p>
+        </w:tc>
+        <w:tc>
+          <w:tcPr>
+            <w:tcW w:w="1295" w:type="dxa"/>
+          </w:tcPr>
+          <w:p>
+            <w:pPr>
+              <w:pStyle w:val="Compact"/>
+              <w:jc w:val="left"/>
+            </w:pPr>
+            <w:r>
+              <w:t xml:space="preserve">out</w:t>
+            </w:r>
+          </w:p>
+        </w:tc>
+        <w:tc>
+          <w:tcPr>
+            <w:tcW w:w="4985" w:type="dxa"/>
+          </w:tcPr>
+          <w:p>
+            <w:pPr>
+              <w:pStyle w:val="Compact"/>
+              <w:jc w:val="left"/>
+            </w:pPr>
+            <w:r>
+              <w:t xml:space="preserve">Read each listed product page by token; only prices in GBP; stop on bad token, no credits or rate limit.</w:t>
+            </w:r>
+          </w:p>
+        </w:tc>
+      </w:tr>
+      <w:tr>
+        <w:trPr>
+          <w:cantSplit/>
+        </w:trPr>
+        <w:tc>
+          <w:tcPr>
+            <w:tcW w:w="1180" w:type="dxa"/>
+          </w:tcPr>
+          <w:p>
+            <w:pPr>
+              <w:pStyle w:val="Compact"/>
+              <w:jc w:val="left"/>
+            </w:pPr>
+            <w:r>
               <w:t xml:space="preserve">IR-EX-08</w:t>
             </w:r>
           </w:p>
@@ -4051,97 +4116,94 @@
               <w:t xml:space="preserve">/products.json</w:t>
             </w:r>
             <w:r>
-              <w:t xml:space="preserve">, and product pages, subject to FR-CAT-30 to FR-CAT-33.</w:t>
-            </w:r>
-          </w:p>
-        </w:tc>
-      </w:tr>
-      <w:tr>
-        <w:trPr>
-          <w:cantSplit/>
-        </w:trPr>
-        <w:tc>
-          <w:tcPr>
-            <w:tcW w:w="1180" w:type="dxa"/>
-          </w:tcPr>
-          <w:p>
-            <w:pPr>
-              <w:pStyle w:val="Compact"/>
-              <w:jc w:val="left"/>
-            </w:pPr>
-            <w:r>
-              <w:t xml:space="preserve">IR-EX-10</w:t>
-            </w:r>
-          </w:p>
-        </w:tc>
-        <w:tc>
-          <w:tcPr>
-            <w:tcW w:w="1900" w:type="dxa"/>
-          </w:tcPr>
-          <w:p>
-            <w:pPr>
-              <w:pStyle w:val="Compact"/>
-              <w:jc w:val="left"/>
-            </w:pPr>
-            <w:r>
-              <w:rPr>
-                <w:bCs/>
-                <w:b/>
-              </w:rPr>
-              <w:t xml:space="preserve">Inbound endpoints</w:t>
-            </w:r>
-          </w:p>
-        </w:tc>
-        <w:tc>
-          <w:tcPr>
-            <w:tcW w:w="1295" w:type="dxa"/>
-          </w:tcPr>
-          <w:p>
-            <w:pPr>
-              <w:pStyle w:val="Compact"/>
-              <w:jc w:val="left"/>
-            </w:pPr>
-            <w:r>
-              <w:t xml:space="preserve">in</w:t>
-            </w:r>
-          </w:p>
-        </w:tc>
-        <w:tc>
-          <w:tcPr>
-            <w:tcW w:w="4985" w:type="dxa"/>
-          </w:tcPr>
-          <w:p>
-            <w:pPr>
-              <w:pStyle w:val="Compact"/>
-              <w:jc w:val="left"/>
-            </w:pPr>
+              <w:t xml:space="preserve">, WooCommerce</w:t>
+            </w:r>
+            <w:r>
+              <w:t xml:space="preserve"> </w:t>
+            </w:r>
             <w:r>
               <w:rPr>
                 <w:rStyle w:val="VerbatimChar"/>
                 <w:sz w:val="16"/>
                 <w:szCs w:val="16"/>
               </w:rPr>
-              <w:t xml:space="preserve">/api/webhooks/{stripe,paystack,flutterwave}</w:t>
-            </w:r>
-            <w:r>
-              <w:t xml:space="preserve">;</w:t>
-            </w:r>
-            <w:r>
-              <w:t xml:space="preserve"> </w:t>
-            </w:r>
+              <w:t xml:space="preserve">/wp-json/wc/store/v1/products</w:t>
+            </w:r>
+            <w:r>
+              <w:t xml:space="preserve">, and product pages, subject to FR-CAT-30 to FR-CAT-33.</w:t>
+            </w:r>
+          </w:p>
+        </w:tc>
+      </w:tr>
+      <w:tr>
+        <w:trPr>
+          <w:cantSplit/>
+        </w:trPr>
+        <w:tc>
+          <w:tcPr>
+            <w:tcW w:w="1180" w:type="dxa"/>
+          </w:tcPr>
+          <w:p>
+            <w:pPr>
+              <w:pStyle w:val="Compact"/>
+              <w:jc w:val="left"/>
+            </w:pPr>
+            <w:r>
+              <w:t xml:space="preserve">IR-EX-10</w:t>
+            </w:r>
+          </w:p>
+        </w:tc>
+        <w:tc>
+          <w:tcPr>
+            <w:tcW w:w="1900" w:type="dxa"/>
+          </w:tcPr>
+          <w:p>
+            <w:pPr>
+              <w:pStyle w:val="Compact"/>
+              <w:jc w:val="left"/>
+            </w:pPr>
+            <w:r>
+              <w:rPr>
+                <w:bCs/>
+                <w:b/>
+              </w:rPr>
+              <w:t xml:space="preserve">Inbound endpoints</w:t>
+            </w:r>
+          </w:p>
+        </w:tc>
+        <w:tc>
+          <w:tcPr>
+            <w:tcW w:w="1295" w:type="dxa"/>
+          </w:tcPr>
+          <w:p>
+            <w:pPr>
+              <w:pStyle w:val="Compact"/>
+              <w:jc w:val="left"/>
+            </w:pPr>
+            <w:r>
+              <w:t xml:space="preserve">in</w:t>
+            </w:r>
+          </w:p>
+        </w:tc>
+        <w:tc>
+          <w:tcPr>
+            <w:tcW w:w="4985" w:type="dxa"/>
+          </w:tcPr>
+          <w:p>
+            <w:pPr>
+              <w:pStyle w:val="Compact"/>
+              <w:jc w:val="left"/>
+            </w:pPr>
             <w:r>
               <w:rPr>
                 <w:rStyle w:val="VerbatimChar"/>
                 <w:sz w:val="16"/>
                 <w:szCs w:val="16"/>
               </w:rPr>
-              <w:t xml:space="preserve">/api/cron/{messages,fx,ingest}</w:t>
-            </w:r>
-            <w:r>
-              <w:t xml:space="preserve"> </w:t>
-            </w:r>
-            <w:r>
-              <w:t xml:space="preserve">(bearer secret);</w:t>
+              <w:t xml:space="preserve">/api/webhooks/{stripe,paystack,flutterwave}</w:t>
+            </w:r>
+            <w:r>
+              <w:t xml:space="preserve">;</w:t>
             </w:r>
             <w:r>
               <w:t xml:space="preserve"> </w:t>
@@ -4152,10 +4214,92 @@
                 <w:sz w:val="16"/>
                 <w:szCs w:val="16"/>
               </w:rPr>
+              <w:t xml:space="preserve">/api/cron/{messages,fx,ingest}</w:t>
+            </w:r>
+            <w:r>
+              <w:t xml:space="preserve"> </w:t>
+            </w:r>
+            <w:r>
+              <w:t xml:space="preserve">(bearer secret);</w:t>
+            </w:r>
+            <w:r>
+              <w:t xml:space="preserve"> </w:t>
+            </w:r>
+            <w:r>
+              <w:rPr>
+                <w:rStyle w:val="VerbatimChar"/>
+                <w:sz w:val="16"/>
+                <w:szCs w:val="16"/>
+              </w:rPr>
               <w:t xml:space="preserve">/api/health</w:t>
             </w:r>
             <w:r>
               <w:t xml:space="preserve">.</w:t>
+            </w:r>
+          </w:p>
+        </w:tc>
+      </w:tr>
+      <w:tr>
+        <w:trPr>
+          <w:cantSplit/>
+        </w:trPr>
+        <w:tc>
+          <w:tcPr>
+            <w:tcW w:w="1180" w:type="dxa"/>
+          </w:tcPr>
+          <w:p>
+            <w:pPr>
+              <w:pStyle w:val="Compact"/>
+              <w:jc w:val="left"/>
+            </w:pPr>
+            <w:r>
+              <w:t xml:space="preserve">IR-EX-13</w:t>
+            </w:r>
+          </w:p>
+        </w:tc>
+        <w:tc>
+          <w:tcPr>
+            <w:tcW w:w="1900" w:type="dxa"/>
+          </w:tcPr>
+          <w:p>
+            <w:pPr>
+              <w:pStyle w:val="Compact"/>
+              <w:jc w:val="left"/>
+            </w:pPr>
+            <w:r>
+              <w:rPr>
+                <w:bCs/>
+                <w:b/>
+              </w:rPr>
+              <w:t xml:space="preserve">Sign in with Google, Facebook and Apple</w:t>
+            </w:r>
+          </w:p>
+        </w:tc>
+        <w:tc>
+          <w:tcPr>
+            <w:tcW w:w="1295" w:type="dxa"/>
+          </w:tcPr>
+          <w:p>
+            <w:pPr>
+              <w:pStyle w:val="Compact"/>
+              <w:jc w:val="left"/>
+            </w:pPr>
+            <w:r>
+              <w:t xml:space="preserve">out</w:t>
+            </w:r>
+          </w:p>
+        </w:tc>
+        <w:tc>
+          <w:tcPr>
+            <w:tcW w:w="4985" w:type="dxa"/>
+          </w:tcPr>
+          <w:p>
+            <w:pPr>
+              <w:pStyle w:val="Compact"/>
+              <w:jc w:val="left"/>
+            </w:pPr>
+            <w:r>
+              <w:t xml:space="preserve">OpenID Connect and OAuth 2.0 authorisation-code flows over HTTPS; Google and Apple identify the person by an ID token from the token endpoint, Facebook by its Graph profile.</w:t>
             </w:r>
           </w:p>
         </w:tc>
@@ -6443,9 +6587,9 @@
       </w:tblPr>
       <w:tblGrid>
         <w:gridCol w:w="1295"/>
-        <w:gridCol w:w="5154"/>
+        <w:gridCol w:w="5121"/>
         <w:gridCol w:w="605"/>
-        <w:gridCol w:w="2306"/>
+        <w:gridCol w:w="2339"/>
       </w:tblGrid>
       <w:tr>
         <w:trPr>
@@ -6470,7 +6614,7 @@
         </w:tc>
         <w:tc>
           <w:tcPr>
-            <w:tcW w:w="5154" w:type="dxa"/>
+            <w:tcW w:w="5121" w:type="dxa"/>
           </w:tcPr>
           <w:p>
             <w:pPr>
@@ -6498,7 +6642,7 @@
         </w:tc>
         <w:tc>
           <w:tcPr>
-            <w:tcW w:w="2306" w:type="dxa"/>
+            <w:tcW w:w="2339" w:type="dxa"/>
           </w:tcPr>
           <w:p>
             <w:pPr>
@@ -6531,7 +6675,7 @@
         </w:tc>
         <w:tc>
           <w:tcPr>
-            <w:tcW w:w="5154" w:type="dxa"/>
+            <w:tcW w:w="5121" w:type="dxa"/>
           </w:tcPr>
           <w:p>
             <w:pPr>
@@ -6559,7 +6703,7 @@
         </w:tc>
         <w:tc>
           <w:tcPr>
-            <w:tcW w:w="2306" w:type="dxa"/>
+            <w:tcW w:w="2339" w:type="dxa"/>
           </w:tcPr>
           <w:p>
             <w:pPr>
@@ -6614,7 +6758,7 @@
         </w:tc>
         <w:tc>
           <w:tcPr>
-            <w:tcW w:w="5154" w:type="dxa"/>
+            <w:tcW w:w="5121" w:type="dxa"/>
           </w:tcPr>
           <w:p>
             <w:pPr>
@@ -6642,7 +6786,7 @@
         </w:tc>
         <w:tc>
           <w:tcPr>
-            <w:tcW w:w="2306" w:type="dxa"/>
+            <w:tcW w:w="2339" w:type="dxa"/>
           </w:tcPr>
           <w:p>
             <w:pPr>
@@ -6694,7 +6838,7 @@
         </w:tc>
         <w:tc>
           <w:tcPr>
-            <w:tcW w:w="5154" w:type="dxa"/>
+            <w:tcW w:w="5121" w:type="dxa"/>
           </w:tcPr>
           <w:p>
             <w:pPr>
@@ -6722,7 +6866,7 @@
         </w:tc>
         <w:tc>
           <w:tcPr>
-            <w:tcW w:w="2306" w:type="dxa"/>
+            <w:tcW w:w="2339" w:type="dxa"/>
           </w:tcPr>
           <w:p>
             <w:pPr>
@@ -6760,7 +6904,7 @@
         </w:tc>
         <w:tc>
           <w:tcPr>
-            <w:tcW w:w="5154" w:type="dxa"/>
+            <w:tcW w:w="5121" w:type="dxa"/>
           </w:tcPr>
           <w:p>
             <w:pPr>
@@ -6788,7 +6932,7 @@
         </w:tc>
         <w:tc>
           <w:tcPr>
-            <w:tcW w:w="2306" w:type="dxa"/>
+            <w:tcW w:w="2339" w:type="dxa"/>
           </w:tcPr>
           <w:p>
             <w:pPr>
@@ -6826,7 +6970,7 @@
         </w:tc>
         <w:tc>
           <w:tcPr>
-            <w:tcW w:w="5154" w:type="dxa"/>
+            <w:tcW w:w="5121" w:type="dxa"/>
           </w:tcPr>
           <w:p>
             <w:pPr>
@@ -6854,7 +6998,7 @@
         </w:tc>
         <w:tc>
           <w:tcPr>
-            <w:tcW w:w="2306" w:type="dxa"/>
+            <w:tcW w:w="2339" w:type="dxa"/>
           </w:tcPr>
           <w:p>
             <w:pPr>
@@ -6892,7 +7036,7 @@
         </w:tc>
         <w:tc>
           <w:tcPr>
-            <w:tcW w:w="5154" w:type="dxa"/>
+            <w:tcW w:w="5121" w:type="dxa"/>
           </w:tcPr>
           <w:p>
             <w:pPr>
@@ -6920,7 +7064,7 @@
         </w:tc>
         <w:tc>
           <w:tcPr>
-            <w:tcW w:w="2306" w:type="dxa"/>
+            <w:tcW w:w="2339" w:type="dxa"/>
           </w:tcPr>
           <w:p>
             <w:pPr>
@@ -6958,7 +7102,7 @@
         </w:tc>
         <w:tc>
           <w:tcPr>
-            <w:tcW w:w="5154" w:type="dxa"/>
+            <w:tcW w:w="5121" w:type="dxa"/>
           </w:tcPr>
           <w:p>
             <w:pPr>
@@ -6986,7 +7130,7 @@
         </w:tc>
         <w:tc>
           <w:tcPr>
-            <w:tcW w:w="2306" w:type="dxa"/>
+            <w:tcW w:w="2339" w:type="dxa"/>
           </w:tcPr>
           <w:p>
             <w:pPr>
@@ -7027,7 +7171,7 @@
         </w:tc>
         <w:tc>
           <w:tcPr>
-            <w:tcW w:w="5154" w:type="dxa"/>
+            <w:tcW w:w="5121" w:type="dxa"/>
           </w:tcPr>
           <w:p>
             <w:pPr>
@@ -7055,7 +7199,7 @@
         </w:tc>
         <w:tc>
           <w:tcPr>
-            <w:tcW w:w="2306" w:type="dxa"/>
+            <w:tcW w:w="2339" w:type="dxa"/>
           </w:tcPr>
           <w:p>
             <w:pPr>
@@ -7093,7 +7237,7 @@
         </w:tc>
         <w:tc>
           <w:tcPr>
-            <w:tcW w:w="5154" w:type="dxa"/>
+            <w:tcW w:w="5121" w:type="dxa"/>
           </w:tcPr>
           <w:p>
             <w:pPr>
@@ -7121,7 +7265,7 @@
         </w:tc>
         <w:tc>
           <w:tcPr>
-            <w:tcW w:w="2306" w:type="dxa"/>
+            <w:tcW w:w="2339" w:type="dxa"/>
           </w:tcPr>
           <w:p>
             <w:pPr>
@@ -7159,13 +7303,443 @@
               <w:jc w:val="left"/>
             </w:pPr>
             <w:r>
+              <w:t xml:space="preserve">FR-ACC-12</w:t>
+            </w:r>
+          </w:p>
+        </w:tc>
+        <w:tc>
+          <w:tcPr>
+            <w:tcW w:w="5121" w:type="dxa"/>
+          </w:tcPr>
+          <w:p>
+            <w:pPr>
+              <w:pStyle w:val="Compact"/>
+              <w:jc w:val="left"/>
+            </w:pPr>
+            <w:r>
+              <w:t xml:space="preserve">A customer shall be able to sign in or sign up with Google, Facebook or Apple when the shop owner has set that provider up and switched it on, and to connect further providers to an existing account.</w:t>
+            </w:r>
+          </w:p>
+        </w:tc>
+        <w:tc>
+          <w:tcPr>
+            <w:tcW w:w="605" w:type="dxa"/>
+          </w:tcPr>
+          <w:p>
+            <w:pPr>
+              <w:pStyle w:val="Compact"/>
+              <w:jc w:val="left"/>
+            </w:pPr>
+            <w:r>
+              <w:t xml:space="preserve">S</w:t>
+            </w:r>
+          </w:p>
+        </w:tc>
+        <w:tc>
+          <w:tcPr>
+            <w:tcW w:w="2339" w:type="dxa"/>
+          </w:tcPr>
+          <w:p>
+            <w:pPr>
+              <w:pStyle w:val="Compact"/>
+              <w:jc w:val="left"/>
+            </w:pPr>
+            <w:r>
+              <w:rPr>
+                <w:rStyle w:val="VerbatimChar"/>
+                <w:sz w:val="16"/>
+                <w:szCs w:val="16"/>
+              </w:rPr>
+              <w:t xml:space="preserve">social.test.ts</w:t>
+            </w:r>
+            <w:r>
+              <w:t xml:space="preserve">; E2E "social sign-in"</w:t>
+            </w:r>
+          </w:p>
+        </w:tc>
+      </w:tr>
+      <w:tr>
+        <w:trPr>
+          <w:cantSplit/>
+        </w:trPr>
+        <w:tc>
+          <w:tcPr>
+            <w:tcW w:w="1295" w:type="dxa"/>
+          </w:tcPr>
+          <w:p>
+            <w:pPr>
+              <w:pStyle w:val="Compact"/>
+              <w:jc w:val="left"/>
+            </w:pPr>
+            <w:r>
+              <w:t xml:space="preserve">FR-ACC-13</w:t>
+            </w:r>
+          </w:p>
+        </w:tc>
+        <w:tc>
+          <w:tcPr>
+            <w:tcW w:w="5121" w:type="dxa"/>
+          </w:tcPr>
+          <w:p>
+            <w:pPr>
+              <w:pStyle w:val="Compact"/>
+              <w:jc w:val="left"/>
+            </w:pPr>
+            <w:r>
+              <w:t xml:space="preserve">An existing account shall be matched to a provider sign-in only by the provider's own id, or by an email address the provider itself reports as verified (Google, Apple). An unverified email (Facebook), a phone number or a name shall never connect or take over an account.</w:t>
+            </w:r>
+          </w:p>
+        </w:tc>
+        <w:tc>
+          <w:tcPr>
+            <w:tcW w:w="605" w:type="dxa"/>
+          </w:tcPr>
+          <w:p>
+            <w:pPr>
+              <w:pStyle w:val="Compact"/>
+              <w:jc w:val="left"/>
+            </w:pPr>
+            <w:r>
+              <w:t xml:space="preserve">M</w:t>
+            </w:r>
+          </w:p>
+        </w:tc>
+        <w:tc>
+          <w:tcPr>
+            <w:tcW w:w="2339" w:type="dxa"/>
+          </w:tcPr>
+          <w:p>
+            <w:pPr>
+              <w:pStyle w:val="Compact"/>
+              <w:jc w:val="left"/>
+            </w:pPr>
+            <w:r>
+              <w:rPr>
+                <w:rStyle w:val="VerbatimChar"/>
+                <w:sz w:val="16"/>
+                <w:szCs w:val="16"/>
+              </w:rPr>
+              <w:t xml:space="preserve">social.test.ts</w:t>
+            </w:r>
+          </w:p>
+        </w:tc>
+      </w:tr>
+      <w:tr>
+        <w:trPr>
+          <w:cantSplit/>
+        </w:trPr>
+        <w:tc>
+          <w:tcPr>
+            <w:tcW w:w="1295" w:type="dxa"/>
+          </w:tcPr>
+          <w:p>
+            <w:pPr>
+              <w:pStyle w:val="Compact"/>
+              <w:jc w:val="left"/>
+            </w:pPr>
+            <w:r>
+              <w:t xml:space="preserve">FR-ACC-14</w:t>
+            </w:r>
+          </w:p>
+        </w:tc>
+        <w:tc>
+          <w:tcPr>
+            <w:tcW w:w="5121" w:type="dxa"/>
+          </w:tcPr>
+          <w:p>
+            <w:pPr>
+              <w:pStyle w:val="Compact"/>
+              <w:jc w:val="left"/>
+            </w:pPr>
+            <w:r>
+              <w:t xml:space="preserve">Each provider sign-in attempt shall be single-use, expire in 10 minutes, be tied to the browser that began it by a cookie (SameSite=None where Apple's cross-site form post requires it), carry a state value, a nonce and, for Google, a PKCE challenge, and refuse an ID token of another issuer, audience, expiry or nonce.</w:t>
+            </w:r>
+          </w:p>
+        </w:tc>
+        <w:tc>
+          <w:tcPr>
+            <w:tcW w:w="605" w:type="dxa"/>
+          </w:tcPr>
+          <w:p>
+            <w:pPr>
+              <w:pStyle w:val="Compact"/>
+              <w:jc w:val="left"/>
+            </w:pPr>
+            <w:r>
+              <w:t xml:space="preserve">M</w:t>
+            </w:r>
+          </w:p>
+        </w:tc>
+        <w:tc>
+          <w:tcPr>
+            <w:tcW w:w="2339" w:type="dxa"/>
+          </w:tcPr>
+          <w:p>
+            <w:pPr>
+              <w:pStyle w:val="Compact"/>
+              <w:jc w:val="left"/>
+            </w:pPr>
+            <w:r>
+              <w:rPr>
+                <w:rStyle w:val="VerbatimChar"/>
+                <w:sz w:val="16"/>
+                <w:szCs w:val="16"/>
+              </w:rPr>
+              <w:t xml:space="preserve">social.test.ts</w:t>
+            </w:r>
+            <w:r>
+              <w:t xml:space="preserve">; E2E "social sign-in"</w:t>
+            </w:r>
+          </w:p>
+        </w:tc>
+      </w:tr>
+      <w:tr>
+        <w:trPr>
+          <w:cantSplit/>
+        </w:trPr>
+        <w:tc>
+          <w:tcPr>
+            <w:tcW w:w="1295" w:type="dxa"/>
+          </w:tcPr>
+          <w:p>
+            <w:pPr>
+              <w:pStyle w:val="Compact"/>
+              <w:jc w:val="left"/>
+            </w:pPr>
+            <w:r>
+              <w:t xml:space="preserve">FR-ACC-15</w:t>
+            </w:r>
+          </w:p>
+        </w:tc>
+        <w:tc>
+          <w:tcPr>
+            <w:tcW w:w="5121" w:type="dxa"/>
+          </w:tcPr>
+          <w:p>
+            <w:pPr>
+              <w:pStyle w:val="Compact"/>
+              <w:jc w:val="left"/>
+            </w:pPr>
+            <w:r>
+              <w:t xml:space="preserve">A first-time provider sign-in shall ask for a phone number before the account is created, because deliveries are arranged by phone; a phone number already on an account shall not be linked automatically.</w:t>
+            </w:r>
+          </w:p>
+        </w:tc>
+        <w:tc>
+          <w:tcPr>
+            <w:tcW w:w="605" w:type="dxa"/>
+          </w:tcPr>
+          <w:p>
+            <w:pPr>
+              <w:pStyle w:val="Compact"/>
+              <w:jc w:val="left"/>
+            </w:pPr>
+            <w:r>
+              <w:t xml:space="preserve">M</w:t>
+            </w:r>
+          </w:p>
+        </w:tc>
+        <w:tc>
+          <w:tcPr>
+            <w:tcW w:w="2339" w:type="dxa"/>
+          </w:tcPr>
+          <w:p>
+            <w:pPr>
+              <w:pStyle w:val="Compact"/>
+              <w:jc w:val="left"/>
+            </w:pPr>
+            <w:r>
+              <w:rPr>
+                <w:rStyle w:val="VerbatimChar"/>
+                <w:sz w:val="16"/>
+                <w:szCs w:val="16"/>
+              </w:rPr>
+              <w:t xml:space="preserve">social.test.ts</w:t>
+            </w:r>
+          </w:p>
+        </w:tc>
+      </w:tr>
+      <w:tr>
+        <w:trPr>
+          <w:cantSplit/>
+        </w:trPr>
+        <w:tc>
+          <w:tcPr>
+            <w:tcW w:w="1295" w:type="dxa"/>
+          </w:tcPr>
+          <w:p>
+            <w:pPr>
+              <w:pStyle w:val="Compact"/>
+              <w:jc w:val="left"/>
+            </w:pPr>
+            <w:r>
+              <w:t xml:space="preserve">FR-ACC-16</w:t>
+            </w:r>
+          </w:p>
+        </w:tc>
+        <w:tc>
+          <w:tcPr>
+            <w:tcW w:w="5121" w:type="dxa"/>
+          </w:tcPr>
+          <w:p>
+            <w:pPr>
+              <w:pStyle w:val="Compact"/>
+              <w:jc w:val="left"/>
+            </w:pPr>
+            <w:r>
+              <w:t xml:space="preserve">The shop shall publish a privacy policy (</w:t>
+            </w:r>
+            <w:r>
+              <w:rPr>
+                <w:rStyle w:val="VerbatimChar"/>
+                <w:sz w:val="16"/>
+                <w:szCs w:val="16"/>
+              </w:rPr>
+              <w:t xml:space="preserve">/privacy</w:t>
+            </w:r>
+            <w:r>
+              <w:t xml:space="preserve">), terms of service (</w:t>
+            </w:r>
+            <w:r>
+              <w:rPr>
+                <w:rStyle w:val="VerbatimChar"/>
+                <w:sz w:val="16"/>
+                <w:szCs w:val="16"/>
+              </w:rPr>
+              <w:t xml:space="preserve">/terms</w:t>
+            </w:r>
+            <w:r>
+              <w:t xml:space="preserve">) and data-deletion instructions (</w:t>
+            </w:r>
+            <w:r>
+              <w:rPr>
+                <w:rStyle w:val="VerbatimChar"/>
+                <w:sz w:val="16"/>
+                <w:szCs w:val="16"/>
+              </w:rPr>
+              <w:t xml:space="preserve">/data-deletion</w:t>
+            </w:r>
+            <w:r>
+              <w:t xml:space="preserve">), linked from every page's footer, using the business name and contact email set by the owner.</w:t>
+            </w:r>
+          </w:p>
+        </w:tc>
+        <w:tc>
+          <w:tcPr>
+            <w:tcW w:w="605" w:type="dxa"/>
+          </w:tcPr>
+          <w:p>
+            <w:pPr>
+              <w:pStyle w:val="Compact"/>
+              <w:jc w:val="left"/>
+            </w:pPr>
+            <w:r>
+              <w:t xml:space="preserve">M</w:t>
+            </w:r>
+          </w:p>
+        </w:tc>
+        <w:tc>
+          <w:tcPr>
+            <w:tcW w:w="2339" w:type="dxa"/>
+          </w:tcPr>
+          <w:p>
+            <w:pPr>
+              <w:pStyle w:val="Compact"/>
+              <w:jc w:val="left"/>
+            </w:pPr>
+            <w:r>
+              <w:t xml:space="preserve">E2E "the privacy policy, terms and data-deletion pages"</w:t>
+            </w:r>
+          </w:p>
+        </w:tc>
+      </w:tr>
+      <w:tr>
+        <w:trPr>
+          <w:cantSplit/>
+        </w:trPr>
+        <w:tc>
+          <w:tcPr>
+            <w:tcW w:w="1295" w:type="dxa"/>
+          </w:tcPr>
+          <w:p>
+            <w:pPr>
+              <w:pStyle w:val="Compact"/>
+              <w:jc w:val="left"/>
+            </w:pPr>
+            <w:r>
+              <w:t xml:space="preserve">FR-ACC-17</w:t>
+            </w:r>
+          </w:p>
+        </w:tc>
+        <w:tc>
+          <w:tcPr>
+            <w:tcW w:w="5121" w:type="dxa"/>
+          </w:tcPr>
+          <w:p>
+            <w:pPr>
+              <w:pStyle w:val="Compact"/>
+              <w:jc w:val="left"/>
+            </w:pPr>
+            <w:r>
+              <w:t xml:space="preserve">A customer whose account was made with Google, Facebook or Apple and who has not chosen a password shall be able to delete their account by typing DELETE while signed in; a customer with a password shall be asked for it.</w:t>
+            </w:r>
+          </w:p>
+        </w:tc>
+        <w:tc>
+          <w:tcPr>
+            <w:tcW w:w="605" w:type="dxa"/>
+          </w:tcPr>
+          <w:p>
+            <w:pPr>
+              <w:pStyle w:val="Compact"/>
+              <w:jc w:val="left"/>
+            </w:pPr>
+            <w:r>
+              <w:t xml:space="preserve">M</w:t>
+            </w:r>
+          </w:p>
+        </w:tc>
+        <w:tc>
+          <w:tcPr>
+            <w:tcW w:w="2339" w:type="dxa"/>
+          </w:tcPr>
+          <w:p>
+            <w:pPr>
+              <w:pStyle w:val="Compact"/>
+              <w:jc w:val="left"/>
+            </w:pPr>
+            <w:r>
+              <w:rPr>
+                <w:rStyle w:val="VerbatimChar"/>
+                <w:sz w:val="16"/>
+                <w:szCs w:val="16"/>
+              </w:rPr>
+              <w:t xml:space="preserve">social.test.ts</w:t>
+            </w:r>
+          </w:p>
+        </w:tc>
+      </w:tr>
+      <w:tr>
+        <w:trPr>
+          <w:cantSplit/>
+        </w:trPr>
+        <w:tc>
+          <w:tcPr>
+            <w:tcW w:w="1295" w:type="dxa"/>
+          </w:tcPr>
+          <w:p>
+            <w:pPr>
+              <w:pStyle w:val="Compact"/>
+              <w:jc w:val="left"/>
+            </w:pPr>
+            <w:r>
               <w:t xml:space="preserve">FR-ACC-10</w:t>
             </w:r>
           </w:p>
         </w:tc>
         <w:tc>
           <w:tcPr>
-            <w:tcW w:w="5154" w:type="dxa"/>
+            <w:tcW w:w="5121" w:type="dxa"/>
           </w:tcPr>
           <w:p>
             <w:pPr>
@@ -7193,7 +7767,7 @@
         </w:tc>
         <w:tc>
           <w:tcPr>
-            <w:tcW w:w="2306" w:type="dxa"/>
+            <w:tcW w:w="2339" w:type="dxa"/>
           </w:tcPr>
           <w:p>
             <w:pPr>
@@ -7226,7 +7800,7 @@
         </w:tc>
         <w:tc>
           <w:tcPr>
-            <w:tcW w:w="5154" w:type="dxa"/>
+            <w:tcW w:w="5121" w:type="dxa"/>
           </w:tcPr>
           <w:p>
             <w:pPr>
@@ -7254,7 +7828,7 @@
         </w:tc>
         <w:tc>
           <w:tcPr>
-            <w:tcW w:w="2306" w:type="dxa"/>
+            <w:tcW w:w="2339" w:type="dxa"/>
           </w:tcPr>
           <w:p>
             <w:pPr>
@@ -10203,9 +10777,9 @@
       </w:tblPr>
       <w:tblGrid>
         <w:gridCol w:w="1295"/>
-        <w:gridCol w:w="5430"/>
+        <w:gridCol w:w="5332"/>
         <w:gridCol w:w="605"/>
-        <w:gridCol w:w="2030"/>
+        <w:gridCol w:w="2128"/>
       </w:tblGrid>
       <w:tr>
         <w:trPr>
@@ -10230,7 +10804,7 @@
         </w:tc>
         <w:tc>
           <w:tcPr>
-            <w:tcW w:w="5430" w:type="dxa"/>
+            <w:tcW w:w="5332" w:type="dxa"/>
           </w:tcPr>
           <w:p>
             <w:pPr>
@@ -10258,7 +10832,7 @@
         </w:tc>
         <w:tc>
           <w:tcPr>
-            <w:tcW w:w="2030" w:type="dxa"/>
+            <w:tcW w:w="2128" w:type="dxa"/>
           </w:tcPr>
           <w:p>
             <w:pPr>
@@ -10291,7 +10865,7 @@
         </w:tc>
         <w:tc>
           <w:tcPr>
-            <w:tcW w:w="5430" w:type="dxa"/>
+            <w:tcW w:w="5332" w:type="dxa"/>
           </w:tcPr>
           <w:p>
             <w:pPr>
@@ -10319,7 +10893,7 @@
         </w:tc>
         <w:tc>
           <w:tcPr>
-            <w:tcW w:w="2030" w:type="dxa"/>
+            <w:tcW w:w="2128" w:type="dxa"/>
           </w:tcPr>
           <w:p>
             <w:pPr>
@@ -10352,7 +10926,7 @@
         </w:tc>
         <w:tc>
           <w:tcPr>
-            <w:tcW w:w="5430" w:type="dxa"/>
+            <w:tcW w:w="5332" w:type="dxa"/>
           </w:tcPr>
           <w:p>
             <w:pPr>
@@ -10397,7 +10971,7 @@
         </w:tc>
         <w:tc>
           <w:tcPr>
-            <w:tcW w:w="2030" w:type="dxa"/>
+            <w:tcW w:w="2128" w:type="dxa"/>
           </w:tcPr>
           <w:p>
             <w:pPr>
@@ -10438,7 +11012,7 @@
         </w:tc>
         <w:tc>
           <w:tcPr>
-            <w:tcW w:w="5430" w:type="dxa"/>
+            <w:tcW w:w="5332" w:type="dxa"/>
           </w:tcPr>
           <w:p>
             <w:pPr>
@@ -10466,7 +11040,7 @@
         </w:tc>
         <w:tc>
           <w:tcPr>
-            <w:tcW w:w="2030" w:type="dxa"/>
+            <w:tcW w:w="2128" w:type="dxa"/>
           </w:tcPr>
           <w:p>
             <w:pPr>
@@ -10507,7 +11081,7 @@
         </w:tc>
         <w:tc>
           <w:tcPr>
-            <w:tcW w:w="5430" w:type="dxa"/>
+            <w:tcW w:w="5332" w:type="dxa"/>
           </w:tcPr>
           <w:p>
             <w:pPr>
@@ -10551,7 +11125,7 @@
         </w:tc>
         <w:tc>
           <w:tcPr>
-            <w:tcW w:w="2030" w:type="dxa"/>
+            <w:tcW w:w="2128" w:type="dxa"/>
           </w:tcPr>
           <w:p>
             <w:pPr>
@@ -10592,7 +11166,7 @@
         </w:tc>
         <w:tc>
           <w:tcPr>
-            <w:tcW w:w="5430" w:type="dxa"/>
+            <w:tcW w:w="5332" w:type="dxa"/>
           </w:tcPr>
           <w:p>
             <w:pPr>
@@ -10633,7 +11207,7 @@
         </w:tc>
         <w:tc>
           <w:tcPr>
-            <w:tcW w:w="2030" w:type="dxa"/>
+            <w:tcW w:w="2128" w:type="dxa"/>
           </w:tcPr>
           <w:p>
             <w:pPr>
@@ -10671,7 +11245,7 @@
         </w:tc>
         <w:tc>
           <w:tcPr>
-            <w:tcW w:w="5430" w:type="dxa"/>
+            <w:tcW w:w="5332" w:type="dxa"/>
           </w:tcPr>
           <w:p>
             <w:pPr>
@@ -10699,7 +11273,7 @@
         </w:tc>
         <w:tc>
           <w:tcPr>
-            <w:tcW w:w="2030" w:type="dxa"/>
+            <w:tcW w:w="2128" w:type="dxa"/>
           </w:tcPr>
           <w:p>
             <w:pPr>
@@ -10737,7 +11311,7 @@
         </w:tc>
         <w:tc>
           <w:tcPr>
-            <w:tcW w:w="5430" w:type="dxa"/>
+            <w:tcW w:w="5332" w:type="dxa"/>
           </w:tcPr>
           <w:p>
             <w:pPr>
@@ -10765,7 +11339,7 @@
         </w:tc>
         <w:tc>
           <w:tcPr>
-            <w:tcW w:w="2030" w:type="dxa"/>
+            <w:tcW w:w="2128" w:type="dxa"/>
           </w:tcPr>
           <w:p>
             <w:pPr>
@@ -10806,7 +11380,7 @@
         </w:tc>
         <w:tc>
           <w:tcPr>
-            <w:tcW w:w="5430" w:type="dxa"/>
+            <w:tcW w:w="5332" w:type="dxa"/>
           </w:tcPr>
           <w:p>
             <w:pPr>
@@ -10834,7 +11408,7 @@
         </w:tc>
         <w:tc>
           <w:tcPr>
-            <w:tcW w:w="2030" w:type="dxa"/>
+            <w:tcW w:w="2128" w:type="dxa"/>
           </w:tcPr>
           <w:p>
             <w:pPr>
@@ -10867,7 +11441,7 @@
         </w:tc>
         <w:tc>
           <w:tcPr>
-            <w:tcW w:w="5430" w:type="dxa"/>
+            <w:tcW w:w="5332" w:type="dxa"/>
           </w:tcPr>
           <w:p>
             <w:pPr>
@@ -10895,7 +11469,7 @@
         </w:tc>
         <w:tc>
           <w:tcPr>
-            <w:tcW w:w="2030" w:type="dxa"/>
+            <w:tcW w:w="2128" w:type="dxa"/>
           </w:tcPr>
           <w:p>
             <w:pPr>
@@ -10928,7 +11502,7 @@
         </w:tc>
         <w:tc>
           <w:tcPr>
-            <w:tcW w:w="5430" w:type="dxa"/>
+            <w:tcW w:w="5332" w:type="dxa"/>
           </w:tcPr>
           <w:p>
             <w:pPr>
@@ -10956,7 +11530,7 @@
         </w:tc>
         <w:tc>
           <w:tcPr>
-            <w:tcW w:w="2030" w:type="dxa"/>
+            <w:tcW w:w="2128" w:type="dxa"/>
           </w:tcPr>
           <w:p>
             <w:pPr>
@@ -10989,7 +11563,7 @@
         </w:tc>
         <w:tc>
           <w:tcPr>
-            <w:tcW w:w="5430" w:type="dxa"/>
+            <w:tcW w:w="5332" w:type="dxa"/>
           </w:tcPr>
           <w:p>
             <w:pPr>
@@ -11017,7 +11591,7 @@
         </w:tc>
         <w:tc>
           <w:tcPr>
-            <w:tcW w:w="2030" w:type="dxa"/>
+            <w:tcW w:w="2128" w:type="dxa"/>
           </w:tcPr>
           <w:p>
             <w:pPr>
@@ -11026,6 +11600,294 @@
             </w:pPr>
             <w:r>
               <w:t xml:space="preserve">–</w:t>
+            </w:r>
+          </w:p>
+        </w:tc>
+      </w:tr>
+      <w:tr>
+        <w:trPr>
+          <w:cantSplit/>
+        </w:trPr>
+        <w:tc>
+          <w:tcPr>
+            <w:tcW w:w="1295" w:type="dxa"/>
+          </w:tcPr>
+          <w:p>
+            <w:pPr>
+              <w:pStyle w:val="Compact"/>
+              <w:jc w:val="left"/>
+            </w:pPr>
+            <w:r>
+              <w:t xml:space="preserve">FR-LNK-12</w:t>
+            </w:r>
+          </w:p>
+        </w:tc>
+        <w:tc>
+          <w:tcPr>
+            <w:tcW w:w="5332" w:type="dxa"/>
+          </w:tcPr>
+          <w:p>
+            <w:pPr>
+              <w:pStyle w:val="Compact"/>
+              <w:jc w:val="left"/>
+            </w:pPr>
+            <w:r>
+              <w:t xml:space="preserve">The system shall recognise Amazon product links (including short links and shared text) by their ASIN, turn an Amazon UK link into its clean</w:t>
+            </w:r>
+            <w:r>
+              <w:t xml:space="preserve"> </w:t>
+            </w:r>
+            <w:r>
+              <w:rPr>
+                <w:rStyle w:val="VerbatimChar"/>
+                <w:sz w:val="16"/>
+                <w:szCs w:val="16"/>
+              </w:rPr>
+              <w:t xml:space="preserve">amazon.co.uk/dp/ASIN</w:t>
+            </w:r>
+            <w:r>
+              <w:t xml:space="preserve"> </w:t>
+            </w:r>
+            <w:r>
+              <w:t xml:space="preserve">form, and refuse other Amazon stores with a message offering the UK link. The shop shall never request an Amazon page itself; the customer reads the price on Amazon and types it, and staff verify before buying.</w:t>
+            </w:r>
+          </w:p>
+        </w:tc>
+        <w:tc>
+          <w:tcPr>
+            <w:tcW w:w="605" w:type="dxa"/>
+          </w:tcPr>
+          <w:p>
+            <w:pPr>
+              <w:pStyle w:val="Compact"/>
+              <w:jc w:val="left"/>
+            </w:pPr>
+            <w:r>
+              <w:t xml:space="preserve">S</w:t>
+            </w:r>
+          </w:p>
+        </w:tc>
+        <w:tc>
+          <w:tcPr>
+            <w:tcW w:w="2128" w:type="dxa"/>
+          </w:tcPr>
+          <w:p>
+            <w:pPr>
+              <w:pStyle w:val="Compact"/>
+              <w:jc w:val="left"/>
+            </w:pPr>
+            <w:r>
+              <w:rPr>
+                <w:rStyle w:val="VerbatimChar"/>
+                <w:sz w:val="16"/>
+                <w:szCs w:val="16"/>
+              </w:rPr>
+              <w:t xml:space="preserve">amazon-links.test.ts</w:t>
+            </w:r>
+            <w:r>
+              <w:t xml:space="preserve">; E2E "ordering from Amazon UK…"</w:t>
+            </w:r>
+          </w:p>
+        </w:tc>
+      </w:tr>
+      <w:tr>
+        <w:trPr>
+          <w:cantSplit/>
+        </w:trPr>
+        <w:tc>
+          <w:tcPr>
+            <w:tcW w:w="1295" w:type="dxa"/>
+          </w:tcPr>
+          <w:p>
+            <w:pPr>
+              <w:pStyle w:val="Compact"/>
+              <w:jc w:val="left"/>
+            </w:pPr>
+            <w:r>
+              <w:t xml:space="preserve">FR-LNK-13</w:t>
+            </w:r>
+          </w:p>
+        </w:tc>
+        <w:tc>
+          <w:tcPr>
+            <w:tcW w:w="5332" w:type="dxa"/>
+          </w:tcPr>
+          <w:p>
+            <w:pPr>
+              <w:pStyle w:val="Compact"/>
+              <w:jc w:val="left"/>
+            </w:pPr>
+            <w:r>
+              <w:t xml:space="preserve">The search page shall offer a hand-off to Amazon UK's own search for the same words, and an Amazon page (</w:t>
+            </w:r>
+            <w:r>
+              <w:rPr>
+                <w:rStyle w:val="VerbatimChar"/>
+                <w:sz w:val="16"/>
+                <w:szCs w:val="16"/>
+              </w:rPr>
+              <w:t xml:space="preserve">/amazon</w:t>
+            </w:r>
+            <w:r>
+              <w:t xml:space="preserve">) shall explain the steps and offer a one-click bookmarklet that opens the request form pre-filled from the page the customer is viewing.</w:t>
+            </w:r>
+          </w:p>
+        </w:tc>
+        <w:tc>
+          <w:tcPr>
+            <w:tcW w:w="605" w:type="dxa"/>
+          </w:tcPr>
+          <w:p>
+            <w:pPr>
+              <w:pStyle w:val="Compact"/>
+              <w:jc w:val="left"/>
+            </w:pPr>
+            <w:r>
+              <w:t xml:space="preserve">S</w:t>
+            </w:r>
+          </w:p>
+        </w:tc>
+        <w:tc>
+          <w:tcPr>
+            <w:tcW w:w="2128" w:type="dxa"/>
+          </w:tcPr>
+          <w:p>
+            <w:pPr>
+              <w:pStyle w:val="Compact"/>
+              <w:jc w:val="left"/>
+            </w:pPr>
+            <w:r>
+              <w:t xml:space="preserve">E2E</w:t>
+            </w:r>
+          </w:p>
+        </w:tc>
+      </w:tr>
+      <w:tr>
+        <w:trPr>
+          <w:cantSplit/>
+        </w:trPr>
+        <w:tc>
+          <w:tcPr>
+            <w:tcW w:w="1295" w:type="dxa"/>
+          </w:tcPr>
+          <w:p>
+            <w:pPr>
+              <w:pStyle w:val="Compact"/>
+              <w:jc w:val="left"/>
+            </w:pPr>
+            <w:r>
+              <w:t xml:space="preserve">FR-LNK-14</w:t>
+            </w:r>
+          </w:p>
+        </w:tc>
+        <w:tc>
+          <w:tcPr>
+            <w:tcW w:w="5332" w:type="dxa"/>
+          </w:tcPr>
+          <w:p>
+            <w:pPr>
+              <w:pStyle w:val="Compact"/>
+              <w:jc w:val="left"/>
+            </w:pPr>
+            <w:r>
+              <w:t xml:space="preserve">The shop shall be installable as a phone app and appear in the phone's Share menu (web app manifest with a share target), so a customer can share an Amazon product from the Amazon app straight into a request.</w:t>
+            </w:r>
+          </w:p>
+        </w:tc>
+        <w:tc>
+          <w:tcPr>
+            <w:tcW w:w="605" w:type="dxa"/>
+          </w:tcPr>
+          <w:p>
+            <w:pPr>
+              <w:pStyle w:val="Compact"/>
+              <w:jc w:val="left"/>
+            </w:pPr>
+            <w:r>
+              <w:t xml:space="preserve">C</w:t>
+            </w:r>
+          </w:p>
+        </w:tc>
+        <w:tc>
+          <w:tcPr>
+            <w:tcW w:w="2128" w:type="dxa"/>
+          </w:tcPr>
+          <w:p>
+            <w:pPr>
+              <w:pStyle w:val="Compact"/>
+              <w:jc w:val="left"/>
+            </w:pPr>
+            <w:r>
+              <w:t xml:space="preserve">E2E</w:t>
+            </w:r>
+          </w:p>
+        </w:tc>
+      </w:tr>
+      <w:tr>
+        <w:trPr>
+          <w:cantSplit/>
+        </w:trPr>
+        <w:tc>
+          <w:tcPr>
+            <w:tcW w:w="1295" w:type="dxa"/>
+          </w:tcPr>
+          <w:p>
+            <w:pPr>
+              <w:pStyle w:val="Compact"/>
+              <w:jc w:val="left"/>
+            </w:pPr>
+            <w:r>
+              <w:t xml:space="preserve">FR-LNK-15</w:t>
+            </w:r>
+          </w:p>
+        </w:tc>
+        <w:tc>
+          <w:tcPr>
+            <w:tcW w:w="5332" w:type="dxa"/>
+          </w:tcPr>
+          <w:p>
+            <w:pPr>
+              <w:pStyle w:val="Compact"/>
+              <w:jc w:val="left"/>
+            </w:pPr>
+            <w:r>
+              <w:t xml:space="preserve">A customer shall be able to request an item by describing it (at least 3 characters) without a link. Such a request shall never be quoted automatically; staff shall be offered searches for it and can attach the link they find when quoting.</w:t>
+            </w:r>
+          </w:p>
+        </w:tc>
+        <w:tc>
+          <w:tcPr>
+            <w:tcW w:w="605" w:type="dxa"/>
+          </w:tcPr>
+          <w:p>
+            <w:pPr>
+              <w:pStyle w:val="Compact"/>
+              <w:jc w:val="left"/>
+            </w:pPr>
+            <w:r>
+              <w:t xml:space="preserve">S</w:t>
+            </w:r>
+          </w:p>
+        </w:tc>
+        <w:tc>
+          <w:tcPr>
+            <w:tcW w:w="2128" w:type="dxa"/>
+          </w:tcPr>
+          <w:p>
+            <w:pPr>
+              <w:pStyle w:val="Compact"/>
+              <w:jc w:val="left"/>
+            </w:pPr>
+            <w:r>
+              <w:rPr>
+                <w:rStyle w:val="VerbatimChar"/>
+                <w:sz w:val="16"/>
+                <w:szCs w:val="16"/>
+              </w:rPr>
+              <w:t xml:space="preserve">link-submit.test.ts</w:t>
+            </w:r>
+            <w:r>
+              <w:t xml:space="preserve">; E2E "an item described in words…"</w:t>
             </w:r>
           </w:p>
         </w:tc>
@@ -11051,9 +11913,9 @@
       </w:tblPr>
       <w:tblGrid>
         <w:gridCol w:w="1295"/>
-        <w:gridCol w:w="5221"/>
+        <w:gridCol w:w="5120"/>
         <w:gridCol w:w="605"/>
-        <w:gridCol w:w="2239"/>
+        <w:gridCol w:w="2340"/>
       </w:tblGrid>
       <w:tr>
         <w:trPr>
@@ -11078,7 +11940,7 @@
         </w:tc>
         <w:tc>
           <w:tcPr>
-            <w:tcW w:w="5221" w:type="dxa"/>
+            <w:tcW w:w="5120" w:type="dxa"/>
           </w:tcPr>
           <w:p>
             <w:pPr>
@@ -11106,7 +11968,7 @@
         </w:tc>
         <w:tc>
           <w:tcPr>
-            <w:tcW w:w="2239" w:type="dxa"/>
+            <w:tcW w:w="2340" w:type="dxa"/>
           </w:tcPr>
           <w:p>
             <w:pPr>
@@ -11139,7 +12001,7 @@
         </w:tc>
         <w:tc>
           <w:tcPr>
-            <w:tcW w:w="5221" w:type="dxa"/>
+            <w:tcW w:w="5120" w:type="dxa"/>
           </w:tcPr>
           <w:p>
             <w:pPr>
@@ -11167,7 +12029,7 @@
         </w:tc>
         <w:tc>
           <w:tcPr>
-            <w:tcW w:w="2239" w:type="dxa"/>
+            <w:tcW w:w="2340" w:type="dxa"/>
           </w:tcPr>
           <w:p>
             <w:pPr>
@@ -11222,7 +12084,7 @@
         </w:tc>
         <w:tc>
           <w:tcPr>
-            <w:tcW w:w="5221" w:type="dxa"/>
+            <w:tcW w:w="5120" w:type="dxa"/>
           </w:tcPr>
           <w:p>
             <w:pPr>
@@ -11250,7 +12112,7 @@
         </w:tc>
         <w:tc>
           <w:tcPr>
-            <w:tcW w:w="2239" w:type="dxa"/>
+            <w:tcW w:w="2340" w:type="dxa"/>
           </w:tcPr>
           <w:p>
             <w:pPr>
@@ -11291,7 +12153,7 @@
         </w:tc>
         <w:tc>
           <w:tcPr>
-            <w:tcW w:w="5221" w:type="dxa"/>
+            <w:tcW w:w="5120" w:type="dxa"/>
           </w:tcPr>
           <w:p>
             <w:pPr>
@@ -11336,7 +12198,7 @@
         </w:tc>
         <w:tc>
           <w:tcPr>
-            <w:tcW w:w="2239" w:type="dxa"/>
+            <w:tcW w:w="2340" w:type="dxa"/>
           </w:tcPr>
           <w:p>
             <w:pPr>
@@ -11377,7 +12239,7 @@
         </w:tc>
         <w:tc>
           <w:tcPr>
-            <w:tcW w:w="5221" w:type="dxa"/>
+            <w:tcW w:w="5120" w:type="dxa"/>
           </w:tcPr>
           <w:p>
             <w:pPr>
@@ -11418,7 +12280,7 @@
         </w:tc>
         <w:tc>
           <w:tcPr>
-            <w:tcW w:w="2239" w:type="dxa"/>
+            <w:tcW w:w="2340" w:type="dxa"/>
           </w:tcPr>
           <w:p>
             <w:pPr>
@@ -11456,15 +12318,15 @@
         </w:tc>
         <w:tc>
           <w:tcPr>
-            <w:tcW w:w="5221" w:type="dxa"/>
-          </w:tcPr>
-          <w:p>
-            <w:pPr>
-              <w:pStyle w:val="Compact"/>
-              <w:jc w:val="left"/>
-            </w:pPr>
-            <w:r>
-              <w:t xml:space="preserve">The system shall support catalogue sources of these kinds: product feed (CSV/JSON), eBay API, Shopify shop, shop website (sitemap and product pages), file import, pasted links.</w:t>
+            <w:tcW w:w="5120" w:type="dxa"/>
+          </w:tcPr>
+          <w:p>
+            <w:pPr>
+              <w:pStyle w:val="Compact"/>
+              <w:jc w:val="left"/>
+            </w:pPr>
+            <w:r>
+              <w:t xml:space="preserve">The system shall support catalogue sources of these kinds: product feed (CSV/JSON), eBay API, Diffbot Product API, Shopify shop, WooCommerce shop, shop website (sitemap and product pages), file import, pasted links.</w:t>
             </w:r>
           </w:p>
         </w:tc>
@@ -11484,7 +12346,7 @@
         </w:tc>
         <w:tc>
           <w:tcPr>
-            <w:tcW w:w="2239" w:type="dxa"/>
+            <w:tcW w:w="2340" w:type="dxa"/>
           </w:tcPr>
           <w:p>
             <w:pPr>
@@ -11539,76 +12401,21 @@
                 <w:sz w:val="16"/>
                 <w:szCs w:val="16"/>
               </w:rPr>
-              <w:t xml:space="preserve">file-import.test.ts</w:t>
-            </w:r>
-          </w:p>
-        </w:tc>
-      </w:tr>
-      <w:tr>
-        <w:trPr>
-          <w:cantSplit/>
-        </w:trPr>
-        <w:tc>
-          <w:tcPr>
-            <w:tcW w:w="1295" w:type="dxa"/>
-          </w:tcPr>
-          <w:p>
-            <w:pPr>
-              <w:pStyle w:val="Compact"/>
-              <w:jc w:val="left"/>
-            </w:pPr>
-            <w:r>
-              <w:t xml:space="preserve">FR-CAT-11</w:t>
-            </w:r>
-          </w:p>
-        </w:tc>
-        <w:tc>
-          <w:tcPr>
-            <w:tcW w:w="5221" w:type="dxa"/>
-          </w:tcPr>
-          <w:p>
-            <w:pPr>
-              <w:pStyle w:val="Compact"/>
-              <w:jc w:val="left"/>
-            </w:pPr>
-            <w:r>
-              <w:t xml:space="preserve">A source shall not be switched on until staff confirm they have checked the shop's terms or hold a licence.</w:t>
-            </w:r>
-          </w:p>
-        </w:tc>
-        <w:tc>
-          <w:tcPr>
-            <w:tcW w:w="605" w:type="dxa"/>
-          </w:tcPr>
-          <w:p>
-            <w:pPr>
-              <w:pStyle w:val="Compact"/>
-              <w:jc w:val="left"/>
-            </w:pPr>
-            <w:r>
-              <w:t xml:space="preserve">M</w:t>
-            </w:r>
-          </w:p>
-        </w:tc>
-        <w:tc>
-          <w:tcPr>
-            <w:tcW w:w="2239" w:type="dxa"/>
-          </w:tcPr>
-          <w:p>
-            <w:pPr>
-              <w:pStyle w:val="Compact"/>
-              <w:jc w:val="left"/>
-            </w:pPr>
+              <w:t xml:space="preserve">woocommerce.test.ts</w:t>
+            </w:r>
+            <w:r>
+              <w:t xml:space="preserve">,</w:t>
+            </w:r>
+            <w:r>
+              <w:t xml:space="preserve"> </w:t>
+            </w:r>
             <w:r>
               <w:rPr>
                 <w:rStyle w:val="VerbatimChar"/>
                 <w:sz w:val="16"/>
                 <w:szCs w:val="16"/>
               </w:rPr>
-              <w:t xml:space="preserve">run.test.ts</w:t>
-            </w:r>
-            <w:r>
-              <w:t xml:space="preserve">; E2E "sources need confirmed permission"</w:t>
+              <w:t xml:space="preserve">file-import.test.ts</w:t>
             </w:r>
           </w:p>
         </w:tc>
@@ -11627,21 +12434,21 @@
               <w:jc w:val="left"/>
             </w:pPr>
             <w:r>
-              <w:t xml:space="preserve">FR-CAT-12</w:t>
-            </w:r>
-          </w:p>
-        </w:tc>
-        <w:tc>
-          <w:tcPr>
-            <w:tcW w:w="5221" w:type="dxa"/>
-          </w:tcPr>
-          <w:p>
-            <w:pPr>
-              <w:pStyle w:val="Compact"/>
-              <w:jc w:val="left"/>
-            </w:pPr>
-            <w:r>
-              <w:t xml:space="preserve">Staff shall be able to preview a source without saving, run it now, switch it on or off, set its schedule and rules, and remove it keeping or removing its products.</w:t>
+              <w:t xml:space="preserve">FR-CAT-11</w:t>
+            </w:r>
+          </w:p>
+        </w:tc>
+        <w:tc>
+          <w:tcPr>
+            <w:tcW w:w="5120" w:type="dxa"/>
+          </w:tcPr>
+          <w:p>
+            <w:pPr>
+              <w:pStyle w:val="Compact"/>
+              <w:jc w:val="left"/>
+            </w:pPr>
+            <w:r>
+              <w:t xml:space="preserve">A source shall not be switched on until staff confirm they have checked the shop's terms or hold a licence.</w:t>
             </w:r>
           </w:p>
         </w:tc>
@@ -11661,7 +12468,7 @@
         </w:tc>
         <w:tc>
           <w:tcPr>
-            <w:tcW w:w="2239" w:type="dxa"/>
+            <w:tcW w:w="2340" w:type="dxa"/>
           </w:tcPr>
           <w:p>
             <w:pPr>
@@ -11677,7 +12484,7 @@
               <w:t xml:space="preserve">run.test.ts</w:t>
             </w:r>
             <w:r>
-              <w:t xml:space="preserve">; E2E</w:t>
+              <w:t xml:space="preserve">; E2E "sources need confirmed permission"</w:t>
             </w:r>
           </w:p>
         </w:tc>
@@ -11696,21 +12503,21 @@
               <w:jc w:val="left"/>
             </w:pPr>
             <w:r>
-              <w:t xml:space="preserve">FR-CAT-13</w:t>
-            </w:r>
-          </w:p>
-        </w:tc>
-        <w:tc>
-          <w:tcPr>
-            <w:tcW w:w="5221" w:type="dxa"/>
-          </w:tcPr>
-          <w:p>
-            <w:pPr>
-              <w:pStyle w:val="Compact"/>
-              <w:jc w:val="left"/>
-            </w:pPr>
-            <w:r>
-              <w:t xml:space="preserve">The system shall run due sources automatically (built-in scheduler, 10-minute tick; each source default every 24 hours) or via an external cron endpoint.</w:t>
+              <w:t xml:space="preserve">FR-CAT-12</w:t>
+            </w:r>
+          </w:p>
+        </w:tc>
+        <w:tc>
+          <w:tcPr>
+            <w:tcW w:w="5120" w:type="dxa"/>
+          </w:tcPr>
+          <w:p>
+            <w:pPr>
+              <w:pStyle w:val="Compact"/>
+              <w:jc w:val="left"/>
+            </w:pPr>
+            <w:r>
+              <w:t xml:space="preserve">Staff shall be able to preview a source without saving, run it now, switch it on or off, set its schedule and rules, and remove it keeping or removing its products.</w:t>
             </w:r>
           </w:p>
         </w:tc>
@@ -11730,7 +12537,7 @@
         </w:tc>
         <w:tc>
           <w:tcPr>
-            <w:tcW w:w="2239" w:type="dxa"/>
+            <w:tcW w:w="2340" w:type="dxa"/>
           </w:tcPr>
           <w:p>
             <w:pPr>
@@ -11746,10 +12553,7 @@
               <w:t xml:space="preserve">run.test.ts</w:t>
             </w:r>
             <w:r>
-              <w:t xml:space="preserve"> </w:t>
-            </w:r>
-            <w:r>
-              <w:t xml:space="preserve">(due sources); inspection</w:t>
+              <w:t xml:space="preserve">; E2E</w:t>
             </w:r>
           </w:p>
         </w:tc>
@@ -11768,21 +12572,21 @@
               <w:jc w:val="left"/>
             </w:pPr>
             <w:r>
-              <w:t xml:space="preserve">FR-CAT-14</w:t>
-            </w:r>
-          </w:p>
-        </w:tc>
-        <w:tc>
-          <w:tcPr>
-            <w:tcW w:w="5221" w:type="dxa"/>
-          </w:tcPr>
-          <w:p>
-            <w:pPr>
-              <w:pStyle w:val="Compact"/>
-              <w:jc w:val="left"/>
-            </w:pPr>
-            <w:r>
-              <w:t xml:space="preserve">New items shall be published automatically unless held; changes of price, was-price, stock or photo shall update live items; items missing from a complete feed shall be hidden only if at least half remain; items not refreshed within the source's stale window (default 14 days) shall be hidden.</w:t>
+              <w:t xml:space="preserve">FR-CAT-13</w:t>
+            </w:r>
+          </w:p>
+        </w:tc>
+        <w:tc>
+          <w:tcPr>
+            <w:tcW w:w="5120" w:type="dxa"/>
+          </w:tcPr>
+          <w:p>
+            <w:pPr>
+              <w:pStyle w:val="Compact"/>
+              <w:jc w:val="left"/>
+            </w:pPr>
+            <w:r>
+              <w:t xml:space="preserve">The system shall run due sources automatically (built-in scheduler, 10-minute tick; each source default every 24 hours) or via an external cron endpoint.</w:t>
             </w:r>
           </w:p>
         </w:tc>
@@ -11802,7 +12606,7 @@
         </w:tc>
         <w:tc>
           <w:tcPr>
-            <w:tcW w:w="2239" w:type="dxa"/>
+            <w:tcW w:w="2340" w:type="dxa"/>
           </w:tcPr>
           <w:p>
             <w:pPr>
@@ -11817,6 +12621,12 @@
               </w:rPr>
               <w:t xml:space="preserve">run.test.ts</w:t>
             </w:r>
+            <w:r>
+              <w:t xml:space="preserve"> </w:t>
+            </w:r>
+            <w:r>
+              <w:t xml:space="preserve">(due sources); inspection</w:t>
+            </w:r>
           </w:p>
         </w:tc>
       </w:tr>
@@ -11834,21 +12644,21 @@
               <w:jc w:val="left"/>
             </w:pPr>
             <w:r>
-              <w:t xml:space="preserve">FR-CAT-15</w:t>
-            </w:r>
-          </w:p>
-        </w:tc>
-        <w:tc>
-          <w:tcPr>
-            <w:tcW w:w="5221" w:type="dxa"/>
-          </w:tcPr>
-          <w:p>
-            <w:pPr>
-              <w:pStyle w:val="Compact"/>
-              <w:jc w:val="left"/>
-            </w:pPr>
-            <w:r>
-              <w:t xml:space="preserve">Items with a price under 50p or over £10,000, a name under 3 characters, no link back, or a price move above the source's limit (default 40%) shall be held for staff review; staff shall be able to approve or reject singly or in bulk.</w:t>
+              <w:t xml:space="preserve">FR-CAT-14</w:t>
+            </w:r>
+          </w:p>
+        </w:tc>
+        <w:tc>
+          <w:tcPr>
+            <w:tcW w:w="5120" w:type="dxa"/>
+          </w:tcPr>
+          <w:p>
+            <w:pPr>
+              <w:pStyle w:val="Compact"/>
+              <w:jc w:val="left"/>
+            </w:pPr>
+            <w:r>
+              <w:t xml:space="preserve">New items shall be published automatically unless held; changes of price, was-price, stock or photo shall update live items; items missing from a complete feed shall be hidden only if at least half remain; items not refreshed within the source's stale window (default 14 days) shall be hidden.</w:t>
             </w:r>
           </w:p>
         </w:tc>
@@ -11868,7 +12678,7 @@
         </w:tc>
         <w:tc>
           <w:tcPr>
-            <w:tcW w:w="2239" w:type="dxa"/>
+            <w:tcW w:w="2340" w:type="dxa"/>
           </w:tcPr>
           <w:p>
             <w:pPr>
@@ -11900,21 +12710,21 @@
               <w:jc w:val="left"/>
             </w:pPr>
             <w:r>
-              <w:t xml:space="preserve">FR-CAT-16</w:t>
-            </w:r>
-          </w:p>
-        </w:tc>
-        <w:tc>
-          <w:tcPr>
-            <w:tcW w:w="5221" w:type="dxa"/>
-          </w:tcPr>
-          <w:p>
-            <w:pPr>
-              <w:pStyle w:val="Compact"/>
-              <w:jc w:val="left"/>
-            </w:pPr>
-            <w:r>
-              <w:t xml:space="preserve">Only prices in pounds shall be accepted.</w:t>
+              <w:t xml:space="preserve">FR-CAT-15</w:t>
+            </w:r>
+          </w:p>
+        </w:tc>
+        <w:tc>
+          <w:tcPr>
+            <w:tcW w:w="5120" w:type="dxa"/>
+          </w:tcPr>
+          <w:p>
+            <w:pPr>
+              <w:pStyle w:val="Compact"/>
+              <w:jc w:val="left"/>
+            </w:pPr>
+            <w:r>
+              <w:t xml:space="preserve">Items with a price under 50p or over £10,000, a name under 3 characters, no link back, or a price move above the source's limit (default 40%) shall be held for staff review; staff shall be able to approve or reject singly or in bulk.</w:t>
             </w:r>
           </w:p>
         </w:tc>
@@ -11934,7 +12744,7 @@
         </w:tc>
         <w:tc>
           <w:tcPr>
-            <w:tcW w:w="2239" w:type="dxa"/>
+            <w:tcW w:w="2340" w:type="dxa"/>
           </w:tcPr>
           <w:p>
             <w:pPr>
@@ -11947,134 +12757,156 @@
                 <w:sz w:val="16"/>
                 <w:szCs w:val="16"/>
               </w:rPr>
-              <w:t xml:space="preserve">parse.test.ts</w:t>
-            </w:r>
-            <w:r>
-              <w:t xml:space="preserve">;</w:t>
-            </w:r>
-            <w:r>
-              <w:t xml:space="preserve"> </w:t>
-            </w:r>
+              <w:t xml:space="preserve">run.test.ts</w:t>
+            </w:r>
+          </w:p>
+        </w:tc>
+      </w:tr>
+      <w:tr>
+        <w:trPr>
+          <w:cantSplit/>
+        </w:trPr>
+        <w:tc>
+          <w:tcPr>
+            <w:tcW w:w="1295" w:type="dxa"/>
+          </w:tcPr>
+          <w:p>
+            <w:pPr>
+              <w:pStyle w:val="Compact"/>
+              <w:jc w:val="left"/>
+            </w:pPr>
+            <w:r>
+              <w:t xml:space="preserve">FR-CAT-16</w:t>
+            </w:r>
+          </w:p>
+        </w:tc>
+        <w:tc>
+          <w:tcPr>
+            <w:tcW w:w="5120" w:type="dxa"/>
+          </w:tcPr>
+          <w:p>
+            <w:pPr>
+              <w:pStyle w:val="Compact"/>
+              <w:jc w:val="left"/>
+            </w:pPr>
+            <w:r>
+              <w:t xml:space="preserve">Only prices in pounds shall be accepted.</w:t>
+            </w:r>
+          </w:p>
+        </w:tc>
+        <w:tc>
+          <w:tcPr>
+            <w:tcW w:w="605" w:type="dxa"/>
+          </w:tcPr>
+          <w:p>
+            <w:pPr>
+              <w:pStyle w:val="Compact"/>
+              <w:jc w:val="left"/>
+            </w:pPr>
+            <w:r>
+              <w:t xml:space="preserve">M</w:t>
+            </w:r>
+          </w:p>
+        </w:tc>
+        <w:tc>
+          <w:tcPr>
+            <w:tcW w:w="2340" w:type="dxa"/>
+          </w:tcPr>
+          <w:p>
+            <w:pPr>
+              <w:pStyle w:val="Compact"/>
+              <w:jc w:val="left"/>
+            </w:pPr>
             <w:r>
               <w:rPr>
                 <w:rStyle w:val="VerbatimChar"/>
                 <w:sz w:val="16"/>
                 <w:szCs w:val="16"/>
               </w:rPr>
-              <w:t xml:space="preserve">shopify.test.ts</w:t>
-            </w:r>
-          </w:p>
-        </w:tc>
-      </w:tr>
-      <w:tr>
-        <w:trPr>
-          <w:cantSplit/>
-        </w:trPr>
-        <w:tc>
-          <w:tcPr>
-            <w:tcW w:w="1295" w:type="dxa"/>
-          </w:tcPr>
-          <w:p>
-            <w:pPr>
-              <w:pStyle w:val="Compact"/>
-              <w:jc w:val="left"/>
-            </w:pPr>
-            <w:r>
-              <w:t xml:space="preserve">FR-CAT-17</w:t>
-            </w:r>
-          </w:p>
-        </w:tc>
-        <w:tc>
-          <w:tcPr>
-            <w:tcW w:w="5221" w:type="dxa"/>
-          </w:tcPr>
-          <w:p>
-            <w:pPr>
-              <w:pStyle w:val="Compact"/>
-              <w:jc w:val="left"/>
-            </w:pPr>
-            <w:r>
-              <w:t xml:space="preserve">Feed addresses (which often hold keys) shall be stored encrypted and shown truncated.</w:t>
-            </w:r>
-          </w:p>
-        </w:tc>
-        <w:tc>
-          <w:tcPr>
-            <w:tcW w:w="605" w:type="dxa"/>
-          </w:tcPr>
-          <w:p>
-            <w:pPr>
-              <w:pStyle w:val="Compact"/>
-              <w:jc w:val="left"/>
-            </w:pPr>
-            <w:r>
-              <w:t xml:space="preserve">M</w:t>
-            </w:r>
-          </w:p>
-        </w:tc>
-        <w:tc>
-          <w:tcPr>
-            <w:tcW w:w="2239" w:type="dxa"/>
-          </w:tcPr>
-          <w:p>
-            <w:pPr>
-              <w:pStyle w:val="Compact"/>
-              <w:jc w:val="left"/>
-            </w:pPr>
+              <w:t xml:space="preserve">parse.test.ts</w:t>
+            </w:r>
+            <w:r>
+              <w:t xml:space="preserve">;</w:t>
+            </w:r>
+            <w:r>
+              <w:t xml:space="preserve"> </w:t>
+            </w:r>
             <w:r>
               <w:rPr>
                 <w:rStyle w:val="VerbatimChar"/>
                 <w:sz w:val="16"/>
                 <w:szCs w:val="16"/>
               </w:rPr>
-              <w:t xml:space="preserve">run.test.ts</w:t>
-            </w:r>
-            <w:r>
-              <w:t xml:space="preserve">;</w:t>
-            </w:r>
-            <w:r>
-              <w:t xml:space="preserve"> </w:t>
-            </w:r>
+              <w:t xml:space="preserve">shopify.test.ts</w:t>
+            </w:r>
+          </w:p>
+        </w:tc>
+      </w:tr>
+      <w:tr>
+        <w:trPr>
+          <w:cantSplit/>
+        </w:trPr>
+        <w:tc>
+          <w:tcPr>
+            <w:tcW w:w="1295" w:type="dxa"/>
+          </w:tcPr>
+          <w:p>
+            <w:pPr>
+              <w:pStyle w:val="Compact"/>
+              <w:jc w:val="left"/>
+            </w:pPr>
+            <w:r>
+              <w:t xml:space="preserve">FR-CAT-17</w:t>
+            </w:r>
+          </w:p>
+        </w:tc>
+        <w:tc>
+          <w:tcPr>
+            <w:tcW w:w="5120" w:type="dxa"/>
+          </w:tcPr>
+          <w:p>
+            <w:pPr>
+              <w:pStyle w:val="Compact"/>
+              <w:jc w:val="left"/>
+            </w:pPr>
+            <w:r>
+              <w:t xml:space="preserve">Feed addresses (which often hold keys) shall be stored encrypted and shown truncated.</w:t>
+            </w:r>
+          </w:p>
+        </w:tc>
+        <w:tc>
+          <w:tcPr>
+            <w:tcW w:w="605" w:type="dxa"/>
+          </w:tcPr>
+          <w:p>
+            <w:pPr>
+              <w:pStyle w:val="Compact"/>
+              <w:jc w:val="left"/>
+            </w:pPr>
+            <w:r>
+              <w:t xml:space="preserve">M</w:t>
+            </w:r>
+          </w:p>
+        </w:tc>
+        <w:tc>
+          <w:tcPr>
+            <w:tcW w:w="2340" w:type="dxa"/>
+          </w:tcPr>
+          <w:p>
+            <w:pPr>
+              <w:pStyle w:val="Compact"/>
+              <w:jc w:val="left"/>
+            </w:pPr>
             <w:r>
               <w:rPr>
                 <w:rStyle w:val="VerbatimChar"/>
                 <w:sz w:val="16"/>
                 <w:szCs w:val="16"/>
               </w:rPr>
-              <w:t xml:space="preserve">secrets.test.ts</w:t>
-            </w:r>
-          </w:p>
-        </w:tc>
-      </w:tr>
-      <w:tr>
-        <w:trPr>
-          <w:cantSplit/>
-        </w:trPr>
-        <w:tc>
-          <w:tcPr>
-            <w:tcW w:w="1295" w:type="dxa"/>
-          </w:tcPr>
-          <w:p>
-            <w:pPr>
-              <w:pStyle w:val="Compact"/>
-              <w:jc w:val="left"/>
-            </w:pPr>
-            <w:r>
-              <w:t xml:space="preserve">FR-CAT-18</w:t>
-            </w:r>
-          </w:p>
-        </w:tc>
-        <w:tc>
-          <w:tcPr>
-            <w:tcW w:w="5221" w:type="dxa"/>
-          </w:tcPr>
-          <w:p>
-            <w:pPr>
-              <w:pStyle w:val="Compact"/>
-              <w:jc w:val="left"/>
-            </w:pPr>
-            <w:r>
-              <w:t xml:space="preserve">A Shopify source shall read the shop's public product list only if</w:t>
+              <w:t xml:space="preserve">run.test.ts</w:t>
+            </w:r>
+            <w:r>
+              <w:t xml:space="preserve">;</w:t>
             </w:r>
             <w:r>
               <w:t xml:space="preserve"> </w:t>
@@ -12085,79 +12917,57 @@
                 <w:sz w:val="16"/>
                 <w:szCs w:val="16"/>
               </w:rPr>
-              <w:t xml:space="preserve">robots.txt</w:t>
+              <w:t xml:space="preserve">secrets.test.ts</w:t>
+            </w:r>
+          </w:p>
+        </w:tc>
+      </w:tr>
+      <w:tr>
+        <w:trPr>
+          <w:cantSplit/>
+        </w:trPr>
+        <w:tc>
+          <w:tcPr>
+            <w:tcW w:w="1295" w:type="dxa"/>
+          </w:tcPr>
+          <w:p>
+            <w:pPr>
+              <w:pStyle w:val="Compact"/>
+              <w:jc w:val="left"/>
+            </w:pPr>
+            <w:r>
+              <w:t xml:space="preserve">FR-CAT-18</w:t>
+            </w:r>
+          </w:p>
+        </w:tc>
+        <w:tc>
+          <w:tcPr>
+            <w:tcW w:w="5120" w:type="dxa"/>
+          </w:tcPr>
+          <w:p>
+            <w:pPr>
+              <w:pStyle w:val="Compact"/>
+              <w:jc w:val="left"/>
+            </w:pPr>
+            <w:r>
+              <w:t xml:space="preserve">A Shopify or WooCommerce source shall read the shop's public product list only if</w:t>
             </w:r>
             <w:r>
               <w:t xml:space="preserve"> </w:t>
             </w:r>
-            <w:r>
-              <w:t xml:space="preserve">allows, the shop's currency is GBP, and the shop is a Shopify shop; sizes and colours shall become item options; products whose variants differ in price shall be skipped.</w:t>
-            </w:r>
-          </w:p>
-        </w:tc>
-        <w:tc>
-          <w:tcPr>
-            <w:tcW w:w="605" w:type="dxa"/>
-          </w:tcPr>
-          <w:p>
-            <w:pPr>
-              <w:pStyle w:val="Compact"/>
-              <w:jc w:val="left"/>
-            </w:pPr>
-            <w:r>
-              <w:t xml:space="preserve">M</w:t>
-            </w:r>
-          </w:p>
-        </w:tc>
-        <w:tc>
-          <w:tcPr>
-            <w:tcW w:w="2239" w:type="dxa"/>
-          </w:tcPr>
-          <w:p>
-            <w:pPr>
-              <w:pStyle w:val="Compact"/>
-              <w:jc w:val="left"/>
-            </w:pPr>
             <w:r>
               <w:rPr>
                 <w:rStyle w:val="VerbatimChar"/>
                 <w:sz w:val="16"/>
                 <w:szCs w:val="16"/>
               </w:rPr>
-              <w:t xml:space="preserve">shopify.test.ts</w:t>
-            </w:r>
-          </w:p>
-        </w:tc>
-      </w:tr>
-      <w:tr>
-        <w:trPr>
-          <w:cantSplit/>
-        </w:trPr>
-        <w:tc>
-          <w:tcPr>
-            <w:tcW w:w="1295" w:type="dxa"/>
-          </w:tcPr>
-          <w:p>
-            <w:pPr>
-              <w:pStyle w:val="Compact"/>
-              <w:jc w:val="left"/>
-            </w:pPr>
-            <w:r>
-              <w:t xml:space="preserve">FR-CAT-19</w:t>
-            </w:r>
-          </w:p>
-        </w:tc>
-        <w:tc>
-          <w:tcPr>
-            <w:tcW w:w="5221" w:type="dxa"/>
-          </w:tcPr>
-          <w:p>
-            <w:pPr>
-              <w:pStyle w:val="Compact"/>
-              <w:jc w:val="left"/>
-            </w:pPr>
-            <w:r>
-              <w:t xml:space="preserve">A file-import source shall accept an uploaded CSV or JSON, apply the same checks as a feed, update on re-upload, and never remove products.</w:t>
+              <w:t xml:space="preserve">robots.txt</w:t>
+            </w:r>
+            <w:r>
+              <w:t xml:space="preserve"> </w:t>
+            </w:r>
+            <w:r>
+              <w:t xml:space="preserve">allows, the shop's currency is GBP, and the shop is a Shopify (or, for WooCommerce, a Store API) shop; sizes and colours shall become item options; products whose variants differ in price shall be skipped.</w:t>
             </w:r>
           </w:p>
         </w:tc>
@@ -12171,13 +12981,13 @@
               <w:jc w:val="left"/>
             </w:pPr>
             <w:r>
-              <w:t xml:space="preserve">S</w:t>
-            </w:r>
-          </w:p>
-        </w:tc>
-        <w:tc>
-          <w:tcPr>
-            <w:tcW w:w="2239" w:type="dxa"/>
+              <w:t xml:space="preserve">M</w:t>
+            </w:r>
+          </w:p>
+        </w:tc>
+        <w:tc>
+          <w:tcPr>
+            <w:tcW w:w="2340" w:type="dxa"/>
           </w:tcPr>
           <w:p>
             <w:pPr>
@@ -12190,76 +13000,21 @@
                 <w:sz w:val="16"/>
                 <w:szCs w:val="16"/>
               </w:rPr>
-              <w:t xml:space="preserve">file-import.test.ts</w:t>
-            </w:r>
-            <w:r>
-              <w:t xml:space="preserve">; E2E</w:t>
-            </w:r>
-          </w:p>
-        </w:tc>
-      </w:tr>
-      <w:tr>
-        <w:trPr>
-          <w:cantSplit/>
-        </w:trPr>
-        <w:tc>
-          <w:tcPr>
-            <w:tcW w:w="1295" w:type="dxa"/>
-          </w:tcPr>
-          <w:p>
-            <w:pPr>
-              <w:pStyle w:val="Compact"/>
-              <w:jc w:val="left"/>
-            </w:pPr>
-            <w:r>
-              <w:t xml:space="preserve">FR-CAT-20</w:t>
-            </w:r>
-          </w:p>
-        </w:tc>
-        <w:tc>
-          <w:tcPr>
-            <w:tcW w:w="5221" w:type="dxa"/>
-          </w:tcPr>
-          <w:p>
-            <w:pPr>
-              <w:pStyle w:val="Compact"/>
-              <w:jc w:val="left"/>
-            </w:pPr>
-            <w:r>
-              <w:t xml:space="preserve">An eBay source shall sign in with the admin's keys, search each listed query, accept only new, fixed-price, UK-located GBP listings, and never treat a missing result as removal.</w:t>
-            </w:r>
-          </w:p>
-        </w:tc>
-        <w:tc>
-          <w:tcPr>
-            <w:tcW w:w="605" w:type="dxa"/>
-          </w:tcPr>
-          <w:p>
-            <w:pPr>
-              <w:pStyle w:val="Compact"/>
-              <w:jc w:val="left"/>
-            </w:pPr>
-            <w:r>
-              <w:t xml:space="preserve">M</w:t>
-            </w:r>
-          </w:p>
-        </w:tc>
-        <w:tc>
-          <w:tcPr>
-            <w:tcW w:w="2239" w:type="dxa"/>
-          </w:tcPr>
-          <w:p>
-            <w:pPr>
-              <w:pStyle w:val="Compact"/>
-              <w:jc w:val="left"/>
-            </w:pPr>
+              <w:t xml:space="preserve">shopify.test.ts</w:t>
+            </w:r>
+            <w:r>
+              <w:t xml:space="preserve">,</w:t>
+            </w:r>
+            <w:r>
+              <w:t xml:space="preserve"> </w:t>
+            </w:r>
             <w:r>
               <w:rPr>
                 <w:rStyle w:val="VerbatimChar"/>
                 <w:sz w:val="16"/>
                 <w:szCs w:val="16"/>
               </w:rPr>
-              <w:t xml:space="preserve">ebay.test.ts</w:t>
+              <w:t xml:space="preserve">woocommerce.test.ts</w:t>
             </w:r>
           </w:p>
         </w:tc>
@@ -12278,49 +13033,156 @@
               <w:jc w:val="left"/>
             </w:pPr>
             <w:r>
-              <w:t xml:space="preserve">FR-CAT-30</w:t>
-            </w:r>
-          </w:p>
-        </w:tc>
-        <w:tc>
-          <w:tcPr>
-            <w:tcW w:w="5221" w:type="dxa"/>
-          </w:tcPr>
-          <w:p>
-            <w:pPr>
-              <w:pStyle w:val="Compact"/>
-              <w:jc w:val="left"/>
-            </w:pPr>
-            <w:r>
-              <w:t xml:space="preserve">The importer shall identify itself honestly (</w:t>
-            </w:r>
+              <w:t xml:space="preserve">FR-CAT-19</w:t>
+            </w:r>
+          </w:p>
+        </w:tc>
+        <w:tc>
+          <w:tcPr>
+            <w:tcW w:w="5120" w:type="dxa"/>
+          </w:tcPr>
+          <w:p>
+            <w:pPr>
+              <w:pStyle w:val="Compact"/>
+              <w:jc w:val="left"/>
+            </w:pPr>
+            <w:r>
+              <w:t xml:space="preserve">A file-import source shall accept an uploaded CSV or JSON, apply the same checks as a feed, update on re-upload, and never remove products.</w:t>
+            </w:r>
+          </w:p>
+        </w:tc>
+        <w:tc>
+          <w:tcPr>
+            <w:tcW w:w="605" w:type="dxa"/>
+          </w:tcPr>
+          <w:p>
+            <w:pPr>
+              <w:pStyle w:val="Compact"/>
+              <w:jc w:val="left"/>
+            </w:pPr>
+            <w:r>
+              <w:t xml:space="preserve">S</w:t>
+            </w:r>
+          </w:p>
+        </w:tc>
+        <w:tc>
+          <w:tcPr>
+            <w:tcW w:w="2340" w:type="dxa"/>
+          </w:tcPr>
+          <w:p>
+            <w:pPr>
+              <w:pStyle w:val="Compact"/>
+              <w:jc w:val="left"/>
+            </w:pPr>
             <w:r>
               <w:rPr>
                 <w:rStyle w:val="VerbatimChar"/>
                 <w:sz w:val="16"/>
                 <w:szCs w:val="16"/>
               </w:rPr>
-              <w:t xml:space="preserve">ShopCatalogBot</w:t>
-            </w:r>
-            <w:r>
-              <w:t xml:space="preserve">, with a public explanation page) and obey</w:t>
-            </w:r>
-            <w:r>
-              <w:t xml:space="preserve"> </w:t>
-            </w:r>
+              <w:t xml:space="preserve">file-import.test.ts</w:t>
+            </w:r>
+            <w:r>
+              <w:t xml:space="preserve">; E2E</w:t>
+            </w:r>
+          </w:p>
+        </w:tc>
+      </w:tr>
+      <w:tr>
+        <w:trPr>
+          <w:cantSplit/>
+        </w:trPr>
+        <w:tc>
+          <w:tcPr>
+            <w:tcW w:w="1295" w:type="dxa"/>
+          </w:tcPr>
+          <w:p>
+            <w:pPr>
+              <w:pStyle w:val="Compact"/>
+              <w:jc w:val="left"/>
+            </w:pPr>
+            <w:r>
+              <w:t xml:space="preserve">FR-CAT-20</w:t>
+            </w:r>
+          </w:p>
+        </w:tc>
+        <w:tc>
+          <w:tcPr>
+            <w:tcW w:w="5120" w:type="dxa"/>
+          </w:tcPr>
+          <w:p>
+            <w:pPr>
+              <w:pStyle w:val="Compact"/>
+              <w:jc w:val="left"/>
+            </w:pPr>
+            <w:r>
+              <w:t xml:space="preserve">An eBay source shall sign in with the admin's keys, search each listed query, accept only new, fixed-price, UK-located GBP listings, and never treat a missing result as removal.</w:t>
+            </w:r>
+          </w:p>
+        </w:tc>
+        <w:tc>
+          <w:tcPr>
+            <w:tcW w:w="605" w:type="dxa"/>
+          </w:tcPr>
+          <w:p>
+            <w:pPr>
+              <w:pStyle w:val="Compact"/>
+              <w:jc w:val="left"/>
+            </w:pPr>
+            <w:r>
+              <w:t xml:space="preserve">M</w:t>
+            </w:r>
+          </w:p>
+        </w:tc>
+        <w:tc>
+          <w:tcPr>
+            <w:tcW w:w="2340" w:type="dxa"/>
+          </w:tcPr>
+          <w:p>
+            <w:pPr>
+              <w:pStyle w:val="Compact"/>
+              <w:jc w:val="left"/>
+            </w:pPr>
             <w:r>
               <w:rPr>
                 <w:rStyle w:val="VerbatimChar"/>
                 <w:sz w:val="16"/>
                 <w:szCs w:val="16"/>
               </w:rPr>
-              <w:t xml:space="preserve">robots.txt</w:t>
-            </w:r>
-            <w:r>
-              <w:t xml:space="preserve"> </w:t>
-            </w:r>
-            <w:r>
-              <w:t xml:space="preserve">and any</w:t>
+              <w:t xml:space="preserve">ebay.test.ts</w:t>
+            </w:r>
+          </w:p>
+        </w:tc>
+      </w:tr>
+      <w:tr>
+        <w:trPr>
+          <w:cantSplit/>
+        </w:trPr>
+        <w:tc>
+          <w:tcPr>
+            <w:tcW w:w="1295" w:type="dxa"/>
+          </w:tcPr>
+          <w:p>
+            <w:pPr>
+              <w:pStyle w:val="Compact"/>
+              <w:jc w:val="left"/>
+            </w:pPr>
+            <w:r>
+              <w:t xml:space="preserve">FR-CAT-21</w:t>
+            </w:r>
+          </w:p>
+        </w:tc>
+        <w:tc>
+          <w:tcPr>
+            <w:tcW w:w="5120" w:type="dxa"/>
+          </w:tcPr>
+          <w:p>
+            <w:pPr>
+              <w:pStyle w:val="Compact"/>
+              <w:jc w:val="left"/>
+            </w:pPr>
+            <w:r>
+              <w:t xml:space="preserve">A Diffbot source shall read each listed product page through Diffbot's Product API using the admin's token, check the shop's</w:t>
             </w:r>
             <w:r>
               <w:t xml:space="preserve"> </w:t>
@@ -12331,10 +13193,13 @@
                 <w:sz w:val="16"/>
                 <w:szCs w:val="16"/>
               </w:rPr>
-              <w:t xml:space="preserve">Crawl-delay</w:t>
-            </w:r>
-            <w:r>
-              <w:t xml:space="preserve">, with at least 2 seconds between requests to one shop.</w:t>
+              <w:t xml:space="preserve">robots.txt</w:t>
+            </w:r>
+            <w:r>
+              <w:t xml:space="preserve"> </w:t>
+            </w:r>
+            <w:r>
+              <w:t xml:space="preserve">first and send nothing for a disallowed page, accept only prices in GBP, stop on a bad token, exhausted credits or rate limit, and never treat the list as complete.</w:t>
             </w:r>
           </w:p>
         </w:tc>
@@ -12354,7 +13219,7 @@
         </w:tc>
         <w:tc>
           <w:tcPr>
-            <w:tcW w:w="2239" w:type="dxa"/>
+            <w:tcW w:w="2340" w:type="dxa"/>
           </w:tcPr>
           <w:p>
             <w:pPr>
@@ -12367,7 +13232,7 @@
                 <w:sz w:val="16"/>
                 <w:szCs w:val="16"/>
               </w:rPr>
-              <w:t xml:space="preserve">net.test.ts</w:t>
+              <w:t xml:space="preserve">diffbot.test.ts</w:t>
             </w:r>
           </w:p>
         </w:tc>
@@ -12386,123 +13251,49 @@
               <w:jc w:val="left"/>
             </w:pPr>
             <w:r>
-              <w:t xml:space="preserve">FR-CAT-31</w:t>
-            </w:r>
-          </w:p>
-        </w:tc>
-        <w:tc>
-          <w:tcPr>
-            <w:tcW w:w="5221" w:type="dxa"/>
-          </w:tcPr>
-          <w:p>
-            <w:pPr>
-              <w:pStyle w:val="Compact"/>
-              <w:jc w:val="left"/>
-            </w:pPr>
-            <w:r>
-              <w:t xml:space="preserve">The importer shall fetch only http/https on ports 80 and 443, never reach private or internal addresses (also checked at name resolution), follow at most three redirects (each re-validated), and enforce size and time limits.</w:t>
-            </w:r>
-          </w:p>
-        </w:tc>
-        <w:tc>
-          <w:tcPr>
-            <w:tcW w:w="605" w:type="dxa"/>
-          </w:tcPr>
-          <w:p>
-            <w:pPr>
-              <w:pStyle w:val="Compact"/>
-              <w:jc w:val="left"/>
-            </w:pPr>
-            <w:r>
-              <w:t xml:space="preserve">M</w:t>
-            </w:r>
-          </w:p>
-        </w:tc>
-        <w:tc>
-          <w:tcPr>
-            <w:tcW w:w="2239" w:type="dxa"/>
-          </w:tcPr>
-          <w:p>
-            <w:pPr>
-              <w:pStyle w:val="Compact"/>
-              <w:jc w:val="left"/>
-            </w:pPr>
+              <w:t xml:space="preserve">FR-CAT-30</w:t>
+            </w:r>
+          </w:p>
+        </w:tc>
+        <w:tc>
+          <w:tcPr>
+            <w:tcW w:w="5120" w:type="dxa"/>
+          </w:tcPr>
+          <w:p>
+            <w:pPr>
+              <w:pStyle w:val="Compact"/>
+              <w:jc w:val="left"/>
+            </w:pPr>
+            <w:r>
+              <w:t xml:space="preserve">The importer shall identify itself honestly (</w:t>
+            </w:r>
             <w:r>
               <w:rPr>
                 <w:rStyle w:val="VerbatimChar"/>
                 <w:sz w:val="16"/>
                 <w:szCs w:val="16"/>
               </w:rPr>
-              <w:t xml:space="preserve">net.test.ts</w:t>
-            </w:r>
-          </w:p>
-        </w:tc>
-      </w:tr>
-      <w:tr>
-        <w:trPr>
-          <w:cantSplit/>
-        </w:trPr>
-        <w:tc>
-          <w:tcPr>
-            <w:tcW w:w="1295" w:type="dxa"/>
-          </w:tcPr>
-          <w:p>
-            <w:pPr>
-              <w:pStyle w:val="Compact"/>
-              <w:jc w:val="left"/>
-            </w:pPr>
-            <w:r>
-              <w:t xml:space="preserve">FR-CAT-32</w:t>
-            </w:r>
-          </w:p>
-        </w:tc>
-        <w:tc>
-          <w:tcPr>
-            <w:tcW w:w="5221" w:type="dxa"/>
-          </w:tcPr>
-          <w:p>
-            <w:pPr>
-              <w:pStyle w:val="Compact"/>
-              <w:jc w:val="left"/>
-            </w:pPr>
-            <w:r>
-              <w:t xml:space="preserve">When a shop answers 401, 403, 429 or 451, or shows a verification page, the importer shall stop, pause that source for 24 hours and tell staff.</w:t>
-            </w:r>
-          </w:p>
-        </w:tc>
-        <w:tc>
-          <w:tcPr>
-            <w:tcW w:w="605" w:type="dxa"/>
-          </w:tcPr>
-          <w:p>
-            <w:pPr>
-              <w:pStyle w:val="Compact"/>
-              <w:jc w:val="left"/>
-            </w:pPr>
-            <w:r>
-              <w:t xml:space="preserve">M</w:t>
-            </w:r>
-          </w:p>
-        </w:tc>
-        <w:tc>
-          <w:tcPr>
-            <w:tcW w:w="2239" w:type="dxa"/>
-          </w:tcPr>
-          <w:p>
-            <w:pPr>
-              <w:pStyle w:val="Compact"/>
-              <w:jc w:val="left"/>
-            </w:pPr>
+              <w:t xml:space="preserve">ShopCatalogBot</w:t>
+            </w:r>
+            <w:r>
+              <w:t xml:space="preserve">, with this site's address in its user agent) and obey</w:t>
+            </w:r>
+            <w:r>
+              <w:t xml:space="preserve"> </w:t>
+            </w:r>
             <w:r>
               <w:rPr>
                 <w:rStyle w:val="VerbatimChar"/>
                 <w:sz w:val="16"/>
                 <w:szCs w:val="16"/>
               </w:rPr>
-              <w:t xml:space="preserve">net.test.ts</w:t>
-            </w:r>
-            <w:r>
-              <w:t xml:space="preserve">;</w:t>
+              <w:t xml:space="preserve">robots.txt</w:t>
+            </w:r>
+            <w:r>
+              <w:t xml:space="preserve"> </w:t>
+            </w:r>
+            <w:r>
+              <w:t xml:space="preserve">and any</w:t>
             </w:r>
             <w:r>
               <w:t xml:space="preserve"> </w:t>
@@ -12513,40 +13304,10 @@
                 <w:sz w:val="16"/>
                 <w:szCs w:val="16"/>
               </w:rPr>
-              <w:t xml:space="preserve">run.test.ts</w:t>
-            </w:r>
-          </w:p>
-        </w:tc>
-      </w:tr>
-      <w:tr>
-        <w:trPr>
-          <w:cantSplit/>
-        </w:trPr>
-        <w:tc>
-          <w:tcPr>
-            <w:tcW w:w="1295" w:type="dxa"/>
-          </w:tcPr>
-          <w:p>
-            <w:pPr>
-              <w:pStyle w:val="Compact"/>
-              <w:jc w:val="left"/>
-            </w:pPr>
-            <w:r>
-              <w:t xml:space="preserve">FR-CAT-33</w:t>
-            </w:r>
-          </w:p>
-        </w:tc>
-        <w:tc>
-          <w:tcPr>
-            <w:tcW w:w="5221" w:type="dxa"/>
-          </w:tcPr>
-          <w:p>
-            <w:pPr>
-              <w:pStyle w:val="Compact"/>
-              <w:jc w:val="left"/>
-            </w:pPr>
-            <w:r>
-              <w:t xml:space="preserve">The importer shall never evade a block: no changed identity, rotating addresses, or CAPTCHA solving.</w:t>
+              <w:t xml:space="preserve">Crawl-delay</w:t>
+            </w:r>
+            <w:r>
+              <w:t xml:space="preserve">, with at least 2 seconds between requests to one shop.</w:t>
             </w:r>
           </w:p>
         </w:tc>
@@ -12566,19 +13327,13 @@
         </w:tc>
         <w:tc>
           <w:tcPr>
-            <w:tcW w:w="2239" w:type="dxa"/>
-          </w:tcPr>
-          <w:p>
-            <w:pPr>
-              <w:pStyle w:val="Compact"/>
-              <w:jc w:val="left"/>
-            </w:pPr>
-            <w:r>
-              <w:t xml:space="preserve">Inspection;</w:t>
-            </w:r>
-            <w:r>
-              <w:t xml:space="preserve"> </w:t>
-            </w:r>
+            <w:tcW w:w="2340" w:type="dxa"/>
+          </w:tcPr>
+          <w:p>
+            <w:pPr>
+              <w:pStyle w:val="Compact"/>
+              <w:jc w:val="left"/>
+            </w:pPr>
             <w:r>
               <w:rPr>
                 <w:rStyle w:val="VerbatimChar"/>
@@ -12604,13 +13359,231 @@
               <w:jc w:val="left"/>
             </w:pPr>
             <w:r>
+              <w:t xml:space="preserve">FR-CAT-31</w:t>
+            </w:r>
+          </w:p>
+        </w:tc>
+        <w:tc>
+          <w:tcPr>
+            <w:tcW w:w="5120" w:type="dxa"/>
+          </w:tcPr>
+          <w:p>
+            <w:pPr>
+              <w:pStyle w:val="Compact"/>
+              <w:jc w:val="left"/>
+            </w:pPr>
+            <w:r>
+              <w:t xml:space="preserve">The importer shall fetch only http/https on ports 80 and 443, never reach private or internal addresses (also checked at name resolution), follow at most three redirects (each re-validated), and enforce size and time limits.</w:t>
+            </w:r>
+          </w:p>
+        </w:tc>
+        <w:tc>
+          <w:tcPr>
+            <w:tcW w:w="605" w:type="dxa"/>
+          </w:tcPr>
+          <w:p>
+            <w:pPr>
+              <w:pStyle w:val="Compact"/>
+              <w:jc w:val="left"/>
+            </w:pPr>
+            <w:r>
+              <w:t xml:space="preserve">M</w:t>
+            </w:r>
+          </w:p>
+        </w:tc>
+        <w:tc>
+          <w:tcPr>
+            <w:tcW w:w="2340" w:type="dxa"/>
+          </w:tcPr>
+          <w:p>
+            <w:pPr>
+              <w:pStyle w:val="Compact"/>
+              <w:jc w:val="left"/>
+            </w:pPr>
+            <w:r>
+              <w:rPr>
+                <w:rStyle w:val="VerbatimChar"/>
+                <w:sz w:val="16"/>
+                <w:szCs w:val="16"/>
+              </w:rPr>
+              <w:t xml:space="preserve">net.test.ts</w:t>
+            </w:r>
+          </w:p>
+        </w:tc>
+      </w:tr>
+      <w:tr>
+        <w:trPr>
+          <w:cantSplit/>
+        </w:trPr>
+        <w:tc>
+          <w:tcPr>
+            <w:tcW w:w="1295" w:type="dxa"/>
+          </w:tcPr>
+          <w:p>
+            <w:pPr>
+              <w:pStyle w:val="Compact"/>
+              <w:jc w:val="left"/>
+            </w:pPr>
+            <w:r>
+              <w:t xml:space="preserve">FR-CAT-32</w:t>
+            </w:r>
+          </w:p>
+        </w:tc>
+        <w:tc>
+          <w:tcPr>
+            <w:tcW w:w="5120" w:type="dxa"/>
+          </w:tcPr>
+          <w:p>
+            <w:pPr>
+              <w:pStyle w:val="Compact"/>
+              <w:jc w:val="left"/>
+            </w:pPr>
+            <w:r>
+              <w:t xml:space="preserve">When a shop answers 401, 403, 429 or 451, or shows a verification page, the importer shall stop, pause that source for 24 hours and tell staff.</w:t>
+            </w:r>
+          </w:p>
+        </w:tc>
+        <w:tc>
+          <w:tcPr>
+            <w:tcW w:w="605" w:type="dxa"/>
+          </w:tcPr>
+          <w:p>
+            <w:pPr>
+              <w:pStyle w:val="Compact"/>
+              <w:jc w:val="left"/>
+            </w:pPr>
+            <w:r>
+              <w:t xml:space="preserve">M</w:t>
+            </w:r>
+          </w:p>
+        </w:tc>
+        <w:tc>
+          <w:tcPr>
+            <w:tcW w:w="2340" w:type="dxa"/>
+          </w:tcPr>
+          <w:p>
+            <w:pPr>
+              <w:pStyle w:val="Compact"/>
+              <w:jc w:val="left"/>
+            </w:pPr>
+            <w:r>
+              <w:rPr>
+                <w:rStyle w:val="VerbatimChar"/>
+                <w:sz w:val="16"/>
+                <w:szCs w:val="16"/>
+              </w:rPr>
+              <w:t xml:space="preserve">net.test.ts</w:t>
+            </w:r>
+            <w:r>
+              <w:t xml:space="preserve">;</w:t>
+            </w:r>
+            <w:r>
+              <w:t xml:space="preserve"> </w:t>
+            </w:r>
+            <w:r>
+              <w:rPr>
+                <w:rStyle w:val="VerbatimChar"/>
+                <w:sz w:val="16"/>
+                <w:szCs w:val="16"/>
+              </w:rPr>
+              <w:t xml:space="preserve">run.test.ts</w:t>
+            </w:r>
+          </w:p>
+        </w:tc>
+      </w:tr>
+      <w:tr>
+        <w:trPr>
+          <w:cantSplit/>
+        </w:trPr>
+        <w:tc>
+          <w:tcPr>
+            <w:tcW w:w="1295" w:type="dxa"/>
+          </w:tcPr>
+          <w:p>
+            <w:pPr>
+              <w:pStyle w:val="Compact"/>
+              <w:jc w:val="left"/>
+            </w:pPr>
+            <w:r>
+              <w:t xml:space="preserve">FR-CAT-33</w:t>
+            </w:r>
+          </w:p>
+        </w:tc>
+        <w:tc>
+          <w:tcPr>
+            <w:tcW w:w="5120" w:type="dxa"/>
+          </w:tcPr>
+          <w:p>
+            <w:pPr>
+              <w:pStyle w:val="Compact"/>
+              <w:jc w:val="left"/>
+            </w:pPr>
+            <w:r>
+              <w:t xml:space="preserve">The importer shall never evade a block: no changed identity, rotating addresses, or CAPTCHA solving.</w:t>
+            </w:r>
+          </w:p>
+        </w:tc>
+        <w:tc>
+          <w:tcPr>
+            <w:tcW w:w="605" w:type="dxa"/>
+          </w:tcPr>
+          <w:p>
+            <w:pPr>
+              <w:pStyle w:val="Compact"/>
+              <w:jc w:val="left"/>
+            </w:pPr>
+            <w:r>
+              <w:t xml:space="preserve">M</w:t>
+            </w:r>
+          </w:p>
+        </w:tc>
+        <w:tc>
+          <w:tcPr>
+            <w:tcW w:w="2340" w:type="dxa"/>
+          </w:tcPr>
+          <w:p>
+            <w:pPr>
+              <w:pStyle w:val="Compact"/>
+              <w:jc w:val="left"/>
+            </w:pPr>
+            <w:r>
+              <w:t xml:space="preserve">Inspection;</w:t>
+            </w:r>
+            <w:r>
+              <w:t xml:space="preserve"> </w:t>
+            </w:r>
+            <w:r>
+              <w:rPr>
+                <w:rStyle w:val="VerbatimChar"/>
+                <w:sz w:val="16"/>
+                <w:szCs w:val="16"/>
+              </w:rPr>
+              <w:t xml:space="preserve">net.test.ts</w:t>
+            </w:r>
+          </w:p>
+        </w:tc>
+      </w:tr>
+      <w:tr>
+        <w:trPr>
+          <w:cantSplit/>
+        </w:trPr>
+        <w:tc>
+          <w:tcPr>
+            <w:tcW w:w="1295" w:type="dxa"/>
+          </w:tcPr>
+          <w:p>
+            <w:pPr>
+              <w:pStyle w:val="Compact"/>
+              <w:jc w:val="left"/>
+            </w:pPr>
+            <w:r>
               <w:t xml:space="preserve">FR-CAT-34</w:t>
             </w:r>
           </w:p>
         </w:tc>
         <w:tc>
           <w:tcPr>
-            <w:tcW w:w="5221" w:type="dxa"/>
+            <w:tcW w:w="5120" w:type="dxa"/>
           </w:tcPr>
           <w:p>
             <w:pPr>
@@ -12638,7 +13611,7 @@
         </w:tc>
         <w:tc>
           <w:tcPr>
-            <w:tcW w:w="2239" w:type="dxa"/>
+            <w:tcW w:w="2340" w:type="dxa"/>
           </w:tcPr>
           <w:p>
             <w:pPr>
@@ -14501,9 +15474,9 @@
       </w:tblPr>
       <w:tblGrid>
         <w:gridCol w:w="1295"/>
-        <w:gridCol w:w="5092"/>
+        <w:gridCol w:w="4942"/>
         <w:gridCol w:w="605"/>
-        <w:gridCol w:w="2368"/>
+        <w:gridCol w:w="2518"/>
       </w:tblGrid>
       <w:tr>
         <w:trPr>
@@ -14528,7 +15501,7 @@
         </w:tc>
         <w:tc>
           <w:tcPr>
-            <w:tcW w:w="5092" w:type="dxa"/>
+            <w:tcW w:w="4942" w:type="dxa"/>
           </w:tcPr>
           <w:p>
             <w:pPr>
@@ -14556,7 +15529,7 @@
         </w:tc>
         <w:tc>
           <w:tcPr>
-            <w:tcW w:w="2368" w:type="dxa"/>
+            <w:tcW w:w="2518" w:type="dxa"/>
           </w:tcPr>
           <w:p>
             <w:pPr>
@@ -14589,7 +15562,7 @@
         </w:tc>
         <w:tc>
           <w:tcPr>
-            <w:tcW w:w="5092" w:type="dxa"/>
+            <w:tcW w:w="4942" w:type="dxa"/>
           </w:tcPr>
           <w:p>
             <w:pPr>
@@ -14642,7 +15615,7 @@
         </w:tc>
         <w:tc>
           <w:tcPr>
-            <w:tcW w:w="2368" w:type="dxa"/>
+            <w:tcW w:w="2518" w:type="dxa"/>
           </w:tcPr>
           <w:p>
             <w:pPr>
@@ -14675,7 +15648,7 @@
         </w:tc>
         <w:tc>
           <w:tcPr>
-            <w:tcW w:w="5092" w:type="dxa"/>
+            <w:tcW w:w="4942" w:type="dxa"/>
           </w:tcPr>
           <w:p>
             <w:pPr>
@@ -14742,7 +15715,7 @@
         </w:tc>
         <w:tc>
           <w:tcPr>
-            <w:tcW w:w="2368" w:type="dxa"/>
+            <w:tcW w:w="2518" w:type="dxa"/>
           </w:tcPr>
           <w:p>
             <w:pPr>
@@ -14775,7 +15748,7 @@
         </w:tc>
         <w:tc>
           <w:tcPr>
-            <w:tcW w:w="5092" w:type="dxa"/>
+            <w:tcW w:w="4942" w:type="dxa"/>
           </w:tcPr>
           <w:p>
             <w:pPr>
@@ -14803,7 +15776,7 @@
         </w:tc>
         <w:tc>
           <w:tcPr>
-            <w:tcW w:w="2368" w:type="dxa"/>
+            <w:tcW w:w="2518" w:type="dxa"/>
           </w:tcPr>
           <w:p>
             <w:pPr>
@@ -14869,7 +15842,7 @@
         </w:tc>
         <w:tc>
           <w:tcPr>
-            <w:tcW w:w="5092" w:type="dxa"/>
+            <w:tcW w:w="4942" w:type="dxa"/>
           </w:tcPr>
           <w:p>
             <w:pPr>
@@ -14897,7 +15870,7 @@
         </w:tc>
         <w:tc>
           <w:tcPr>
-            <w:tcW w:w="2368" w:type="dxa"/>
+            <w:tcW w:w="2518" w:type="dxa"/>
           </w:tcPr>
           <w:p>
             <w:pPr>
@@ -14935,7 +15908,7 @@
         </w:tc>
         <w:tc>
           <w:tcPr>
-            <w:tcW w:w="5092" w:type="dxa"/>
+            <w:tcW w:w="4942" w:type="dxa"/>
           </w:tcPr>
           <w:p>
             <w:pPr>
@@ -14980,7 +15953,7 @@
         </w:tc>
         <w:tc>
           <w:tcPr>
-            <w:tcW w:w="2368" w:type="dxa"/>
+            <w:tcW w:w="2518" w:type="dxa"/>
           </w:tcPr>
           <w:p>
             <w:pPr>
@@ -15013,7 +15986,7 @@
         </w:tc>
         <w:tc>
           <w:tcPr>
-            <w:tcW w:w="5092" w:type="dxa"/>
+            <w:tcW w:w="4942" w:type="dxa"/>
           </w:tcPr>
           <w:p>
             <w:pPr>
@@ -15041,7 +16014,7 @@
         </w:tc>
         <w:tc>
           <w:tcPr>
-            <w:tcW w:w="2368" w:type="dxa"/>
+            <w:tcW w:w="2518" w:type="dxa"/>
           </w:tcPr>
           <w:p>
             <w:pPr>
@@ -15085,7 +16058,7 @@
         </w:tc>
         <w:tc>
           <w:tcPr>
-            <w:tcW w:w="5092" w:type="dxa"/>
+            <w:tcW w:w="4942" w:type="dxa"/>
           </w:tcPr>
           <w:p>
             <w:pPr>
@@ -15113,7 +16086,7 @@
         </w:tc>
         <w:tc>
           <w:tcPr>
-            <w:tcW w:w="2368" w:type="dxa"/>
+            <w:tcW w:w="2518" w:type="dxa"/>
           </w:tcPr>
           <w:p>
             <w:pPr>
@@ -15154,7 +16127,7 @@
         </w:tc>
         <w:tc>
           <w:tcPr>
-            <w:tcW w:w="5092" w:type="dxa"/>
+            <w:tcW w:w="4942" w:type="dxa"/>
           </w:tcPr>
           <w:p>
             <w:pPr>
@@ -15193,15 +16166,15 @@
         </w:tc>
         <w:tc>
           <w:tcPr>
-            <w:tcW w:w="2368" w:type="dxa"/>
-          </w:tcPr>
-          <w:p>
-            <w:pPr>
-              <w:pStyle w:val="Compact"/>
-              <w:jc w:val="left"/>
-            </w:pPr>
-            <w:r>
-              <w:t xml:space="preserve">E2E</w:t>
+            <w:tcW w:w="2518" w:type="dxa"/>
+          </w:tcPr>
+          <w:p>
+            <w:pPr>
+              <w:pStyle w:val="Compact"/>
+              <w:jc w:val="left"/>
+            </w:pPr>
+            <w:r>
+              <w:t xml:space="preserve">E2E checks the page is gone</w:t>
             </w:r>
           </w:p>
         </w:tc>
@@ -16315,7 +17288,35 @@
                 <w:sz w:val="16"/>
                 <w:szCs w:val="16"/>
               </w:rPr>
+              <w:t xml:space="preserve">diffbot.test.ts</w:t>
+            </w:r>
+            <w:r>
+              <w:t xml:space="preserve">,</w:t>
+            </w:r>
+            <w:r>
+              <w:t xml:space="preserve"> </w:t>
+            </w:r>
+            <w:r>
+              <w:rPr>
+                <w:rStyle w:val="VerbatimChar"/>
+                <w:sz w:val="16"/>
+                <w:szCs w:val="16"/>
+              </w:rPr>
               <w:t xml:space="preserve">shopify.test.ts</w:t>
+            </w:r>
+            <w:r>
+              <w:t xml:space="preserve">,</w:t>
+            </w:r>
+            <w:r>
+              <w:t xml:space="preserve"> </w:t>
+            </w:r>
+            <w:r>
+              <w:rPr>
+                <w:rStyle w:val="VerbatimChar"/>
+                <w:sz w:val="16"/>
+                <w:szCs w:val="16"/>
+              </w:rPr>
+              <w:t xml:space="preserve">woocommerce.test.ts</w:t>
             </w:r>
             <w:r>
               <w:t xml:space="preserve">,</w:t>
@@ -16872,7 +17873,7 @@
         <w:pStyle w:val="Compact"/>
       </w:pPr>
       <w:r>
-        <w:t xml:space="preserve">Catalogue sources need permission and refuse internal addresses; a source can be created and removed; the eBay, Shopify and file-import forms work.</w:t>
+        <w:t xml:space="preserve">Catalogue sources need permission and refuse internal addresses; a source can be created and removed; the eBay, Diffbot, Shopify and file-import forms work.</w:t>
       </w:r>
     </w:p>
     <w:p>
@@ -25083,8 +26084,8 @@
       </w:tblPr>
       <w:tblGrid>
         <w:gridCol w:w="1065"/>
-        <w:gridCol w:w="1097"/>
-        <w:gridCol w:w="7198"/>
+        <w:gridCol w:w="1252"/>
+        <w:gridCol w:w="7043"/>
       </w:tblGrid>
       <w:tr>
         <w:trPr>
@@ -25109,7 +26110,7 @@
         </w:tc>
         <w:tc>
           <w:tcPr>
-            <w:tcW w:w="1097" w:type="dxa"/>
+            <w:tcW w:w="1252" w:type="dxa"/>
           </w:tcPr>
           <w:p>
             <w:pPr>
@@ -25123,7 +26124,7 @@
         </w:tc>
         <w:tc>
           <w:tcPr>
-            <w:tcW w:w="7198" w:type="dxa"/>
+            <w:tcW w:w="7043" w:type="dxa"/>
           </w:tcPr>
           <w:p>
             <w:pPr>
@@ -25156,7 +26157,7 @@
         </w:tc>
         <w:tc>
           <w:tcPr>
-            <w:tcW w:w="1097" w:type="dxa"/>
+            <w:tcW w:w="1252" w:type="dxa"/>
           </w:tcPr>
           <w:p>
             <w:pPr>
@@ -25170,7 +26171,7 @@
         </w:tc>
         <w:tc>
           <w:tcPr>
-            <w:tcW w:w="7198" w:type="dxa"/>
+            <w:tcW w:w="7043" w:type="dxa"/>
           </w:tcPr>
           <w:p>
             <w:pPr>
@@ -25179,6 +26180,53 @@
             </w:pPr>
             <w:r>
               <w:t xml:space="preserve">First complete issue of the SRS, with every requirement numbered, prioritised and given a means of verification.</w:t>
+            </w:r>
+          </w:p>
+        </w:tc>
+      </w:tr>
+      <w:tr>
+        <w:trPr>
+          <w:cantSplit/>
+        </w:trPr>
+        <w:tc>
+          <w:tcPr>
+            <w:tcW w:w="1065" w:type="dxa"/>
+          </w:tcPr>
+          <w:p>
+            <w:pPr>
+              <w:pStyle w:val="Compact"/>
+              <w:jc w:val="left"/>
+            </w:pPr>
+            <w:r>
+              <w:t xml:space="preserve">1.1</w:t>
+            </w:r>
+          </w:p>
+        </w:tc>
+        <w:tc>
+          <w:tcPr>
+            <w:tcW w:w="1252" w:type="dxa"/>
+          </w:tcPr>
+          <w:p>
+            <w:pPr>
+              <w:pStyle w:val="Compact"/>
+              <w:jc w:val="left"/>
+            </w:pPr>
+            <w:r>
+              <w:t xml:space="preserve">9 October 2026</w:t>
+            </w:r>
+          </w:p>
+        </w:tc>
+        <w:tc>
+          <w:tcPr>
+            <w:tcW w:w="7043" w:type="dxa"/>
+          </w:tcPr>
+          <w:p>
+            <w:pPr>
+              <w:pStyle w:val="Compact"/>
+              <w:jc w:val="left"/>
+            </w:pPr>
+            <w:r>
+              <w:t xml:space="preserve">Added FR-LNK-12 to -15 (ordering from Amazon UK by link, hand-off search, bookmarklet, phone Share menu, requests described in words).</w:t>
             </w:r>
           </w:p>
         </w:tc>

--- a/docs/pdf/SRS-Anknovate.docx
+++ b/docs/pdf/SRS-Anknovate.docx
@@ -4443,9 +4443,9 @@
       </w:tblPr>
       <w:tblGrid>
         <w:gridCol w:w="1295"/>
-        <w:gridCol w:w="5117"/>
+        <w:gridCol w:w="4994"/>
         <w:gridCol w:w="605"/>
-        <w:gridCol w:w="2343"/>
+        <w:gridCol w:w="2466"/>
       </w:tblGrid>
       <w:tr>
         <w:trPr>
@@ -4470,7 +4470,7 @@
         </w:tc>
         <w:tc>
           <w:tcPr>
-            <w:tcW w:w="5117" w:type="dxa"/>
+            <w:tcW w:w="4994" w:type="dxa"/>
           </w:tcPr>
           <w:p>
             <w:pPr>
@@ -4498,7 +4498,7 @@
         </w:tc>
         <w:tc>
           <w:tcPr>
-            <w:tcW w:w="2343" w:type="dxa"/>
+            <w:tcW w:w="2466" w:type="dxa"/>
           </w:tcPr>
           <w:p>
             <w:pPr>
@@ -4531,15 +4531,15 @@
         </w:tc>
         <w:tc>
           <w:tcPr>
-            <w:tcW w:w="5117" w:type="dxa"/>
-          </w:tcPr>
-          <w:p>
-            <w:pPr>
-              <w:pStyle w:val="Compact"/>
-              <w:jc w:val="left"/>
-            </w:pPr>
-            <w:r>
-              <w:t xml:space="preserve">The system shall show a home page with featured offers, a paste-a-link entry, departments, today's deals, new arrivals, best sellers, and recently viewed items.</w:t>
+            <w:tcW w:w="4994" w:type="dxa"/>
+          </w:tcPr>
+          <w:p>
+            <w:pPr>
+              <w:pStyle w:val="Compact"/>
+              <w:jc w:val="left"/>
+            </w:pPr>
+            <w:r>
+              <w:t xml:space="preserve">The system shall show a home page with featured banners, a paste-a-link entry, departments, new arrivals, best sellers, and recently viewed items.</w:t>
             </w:r>
           </w:p>
         </w:tc>
@@ -4559,7 +4559,7 @@
         </w:tc>
         <w:tc>
           <w:tcPr>
-            <w:tcW w:w="2343" w:type="dxa"/>
+            <w:tcW w:w="2466" w:type="dxa"/>
           </w:tcPr>
           <w:p>
             <w:pPr>
@@ -4592,7 +4592,7 @@
         </w:tc>
         <w:tc>
           <w:tcPr>
-            <w:tcW w:w="5117" w:type="dxa"/>
+            <w:tcW w:w="4994" w:type="dxa"/>
           </w:tcPr>
           <w:p>
             <w:pPr>
@@ -4620,7 +4620,7 @@
         </w:tc>
         <w:tc>
           <w:tcPr>
-            <w:tcW w:w="2343" w:type="dxa"/>
+            <w:tcW w:w="2466" w:type="dxa"/>
           </w:tcPr>
           <w:p>
             <w:pPr>
@@ -4664,7 +4664,7 @@
         </w:tc>
         <w:tc>
           <w:tcPr>
-            <w:tcW w:w="5117" w:type="dxa"/>
+            <w:tcW w:w="4994" w:type="dxa"/>
           </w:tcPr>
           <w:p>
             <w:pPr>
@@ -4692,7 +4692,7 @@
         </w:tc>
         <w:tc>
           <w:tcPr>
-            <w:tcW w:w="2343" w:type="dxa"/>
+            <w:tcW w:w="2466" w:type="dxa"/>
           </w:tcPr>
           <w:p>
             <w:pPr>
@@ -4730,7 +4730,7 @@
         </w:tc>
         <w:tc>
           <w:tcPr>
-            <w:tcW w:w="5117" w:type="dxa"/>
+            <w:tcW w:w="4994" w:type="dxa"/>
           </w:tcPr>
           <w:p>
             <w:pPr>
@@ -4758,7 +4758,7 @@
         </w:tc>
         <w:tc>
           <w:tcPr>
-            <w:tcW w:w="2343" w:type="dxa"/>
+            <w:tcW w:w="2466" w:type="dxa"/>
           </w:tcPr>
           <w:p>
             <w:pPr>
@@ -4802,7 +4802,7 @@
         </w:tc>
         <w:tc>
           <w:tcPr>
-            <w:tcW w:w="5117" w:type="dxa"/>
+            <w:tcW w:w="4994" w:type="dxa"/>
           </w:tcPr>
           <w:p>
             <w:pPr>
@@ -4830,7 +4830,7 @@
         </w:tc>
         <w:tc>
           <w:tcPr>
-            <w:tcW w:w="2343" w:type="dxa"/>
+            <w:tcW w:w="2466" w:type="dxa"/>
           </w:tcPr>
           <w:p>
             <w:pPr>
@@ -4863,15 +4863,15 @@
         </w:tc>
         <w:tc>
           <w:tcPr>
-            <w:tcW w:w="5117" w:type="dxa"/>
-          </w:tcPr>
-          <w:p>
-            <w:pPr>
-              <w:pStyle w:val="Compact"/>
-              <w:jc w:val="left"/>
-            </w:pPr>
-            <w:r>
-              <w:t xml:space="preserve">Results shall be filterable by department, shop, item category, price range (typed in cedis), and deals only, and sortable by featured, price low-to-high, price high-to-low, best rated, newest and biggest discount, 24 per page.</w:t>
+            <w:tcW w:w="4994" w:type="dxa"/>
+          </w:tcPr>
+          <w:p>
+            <w:pPr>
+              <w:pStyle w:val="Compact"/>
+              <w:jc w:val="left"/>
+            </w:pPr>
+            <w:r>
+              <w:t xml:space="preserve">Results shall be filterable by department, shop, item category, price range (typed in cedis), and sortable by featured, price low-to-high, price high-to-low, best rated and newest, 24 per page.</w:t>
             </w:r>
           </w:p>
         </w:tc>
@@ -4891,7 +4891,7 @@
         </w:tc>
         <w:tc>
           <w:tcPr>
-            <w:tcW w:w="2343" w:type="dxa"/>
+            <w:tcW w:w="2466" w:type="dxa"/>
           </w:tcPr>
           <w:p>
             <w:pPr>
@@ -4929,7 +4929,7 @@
         </w:tc>
         <w:tc>
           <w:tcPr>
-            <w:tcW w:w="5117" w:type="dxa"/>
+            <w:tcW w:w="4994" w:type="dxa"/>
           </w:tcPr>
           <w:p>
             <w:pPr>
@@ -4957,7 +4957,7 @@
         </w:tc>
         <w:tc>
           <w:tcPr>
-            <w:tcW w:w="2343" w:type="dxa"/>
+            <w:tcW w:w="2466" w:type="dxa"/>
           </w:tcPr>
           <w:p>
             <w:pPr>
@@ -4995,15 +4995,15 @@
         </w:tc>
         <w:tc>
           <w:tcPr>
-            <w:tcW w:w="5117" w:type="dxa"/>
-          </w:tcPr>
-          <w:p>
-            <w:pPr>
-              <w:pStyle w:val="Compact"/>
-              <w:jc w:val="left"/>
-            </w:pPr>
-            <w:r>
-              <w:t xml:space="preserve">The product page shall show photos (or a fallback), price in pounds and cedis, was-price and deal percentage, size/colour options, quantity, the shop, a link to the item on the shop's own website, reviews and rating, related items from the same shop, a wishlist button and a share-on-WhatsApp link.</w:t>
+            <w:tcW w:w="4994" w:type="dxa"/>
+          </w:tcPr>
+          <w:p>
+            <w:pPr>
+              <w:pStyle w:val="Compact"/>
+              <w:jc w:val="left"/>
+            </w:pPr>
+            <w:r>
+              <w:t xml:space="preserve">The product page shall show photos (or a fallback), price in pounds and cedis, size/colour options, quantity, the shop, a link to the item on the shop's own website, reviews and rating, related items from the same shop, a wishlist button and a share-on-WhatsApp link.</w:t>
             </w:r>
           </w:p>
         </w:tc>
@@ -5023,7 +5023,7 @@
         </w:tc>
         <w:tc>
           <w:tcPr>
-            <w:tcW w:w="2343" w:type="dxa"/>
+            <w:tcW w:w="2466" w:type="dxa"/>
           </w:tcPr>
           <w:p>
             <w:pPr>
@@ -5056,7 +5056,7 @@
         </w:tc>
         <w:tc>
           <w:tcPr>
-            <w:tcW w:w="5117" w:type="dxa"/>
+            <w:tcW w:w="4994" w:type="dxa"/>
           </w:tcPr>
           <w:p>
             <w:pPr>
@@ -5084,7 +5084,7 @@
         </w:tc>
         <w:tc>
           <w:tcPr>
-            <w:tcW w:w="2343" w:type="dxa"/>
+            <w:tcW w:w="2466" w:type="dxa"/>
           </w:tcPr>
           <w:p>
             <w:pPr>
@@ -5125,7 +5125,7 @@
         </w:tc>
         <w:tc>
           <w:tcPr>
-            <w:tcW w:w="5117" w:type="dxa"/>
+            <w:tcW w:w="4994" w:type="dxa"/>
           </w:tcPr>
           <w:p>
             <w:pPr>
@@ -5153,7 +5153,7 @@
         </w:tc>
         <w:tc>
           <w:tcPr>
-            <w:tcW w:w="2343" w:type="dxa"/>
+            <w:tcW w:w="2466" w:type="dxa"/>
           </w:tcPr>
           <w:p>
             <w:pPr>
@@ -5186,7 +5186,7 @@
         </w:tc>
         <w:tc>
           <w:tcPr>
-            <w:tcW w:w="5117" w:type="dxa"/>
+            <w:tcW w:w="4994" w:type="dxa"/>
           </w:tcPr>
           <w:p>
             <w:pPr>
@@ -5214,7 +5214,7 @@
         </w:tc>
         <w:tc>
           <w:tcPr>
-            <w:tcW w:w="2343" w:type="dxa"/>
+            <w:tcW w:w="2466" w:type="dxa"/>
           </w:tcPr>
           <w:p>
             <w:pPr>
@@ -5258,15 +5258,15 @@
         </w:tc>
         <w:tc>
           <w:tcPr>
-            <w:tcW w:w="5117" w:type="dxa"/>
-          </w:tcPr>
-          <w:p>
-            <w:pPr>
-              <w:pStyle w:val="Compact"/>
-              <w:jc w:val="left"/>
-            </w:pPr>
-            <w:r>
-              <w:t xml:space="preserve">Deals shall be shown only while the was-price is higher than the price and the deal end time, if set, has not passed; a live countdown shall be shown.</w:t>
+            <w:tcW w:w="4994" w:type="dxa"/>
+          </w:tcPr>
+          <w:p>
+            <w:pPr>
+              <w:pStyle w:val="Compact"/>
+              <w:jc w:val="left"/>
+            </w:pPr>
+            <w:r>
+              <w:t xml:space="preserve">The system shall make no discount claims: no percentage-off tags, "was" prices, savings amounts, "deal" labels or countdowns. Prices a source reports as a "was" or list price shall not be stored on items or shown.</w:t>
             </w:r>
           </w:p>
         </w:tc>
@@ -5280,13 +5280,13 @@
               <w:jc w:val="left"/>
             </w:pPr>
             <w:r>
-              <w:t xml:space="preserve">S</w:t>
-            </w:r>
-          </w:p>
-        </w:tc>
-        <w:tc>
-          <w:tcPr>
-            <w:tcW w:w="2343" w:type="dxa"/>
+              <w:t xml:space="preserve">M</w:t>
+            </w:r>
+          </w:p>
+        </w:tc>
+        <w:tc>
+          <w:tcPr>
+            <w:tcW w:w="2466" w:type="dxa"/>
           </w:tcPr>
           <w:p>
             <w:pPr>
@@ -5305,7 +5305,18 @@
               <w:t xml:space="preserve"> </w:t>
             </w:r>
             <w:r>
-              <w:t xml:space="preserve">("deals")</w:t>
+              <w:t xml:space="preserve">("no discount claims");</w:t>
+            </w:r>
+            <w:r>
+              <w:t xml:space="preserve"> </w:t>
+            </w:r>
+            <w:r>
+              <w:rPr>
+                <w:rStyle w:val="VerbatimChar"/>
+                <w:sz w:val="16"/>
+                <w:szCs w:val="16"/>
+              </w:rPr>
+              <w:t xml:space="preserve">run.test.ts</w:t>
             </w:r>
           </w:p>
         </w:tc>
@@ -12092,7 +12103,7 @@
               <w:jc w:val="left"/>
             </w:pPr>
             <w:r>
-              <w:t xml:space="preserve">Staff shall be able to create and edit items (name, brand, category, description, UK price, was-price and deal end, weight, size/colour options, source link, photo upload or link, shown/hidden).</w:t>
+              <w:t xml:space="preserve">Staff shall be able to create and edit items (name, brand, category, description, UK price, weight, size/colour options, source link, photo upload or link, shown/hidden).</w:t>
             </w:r>
           </w:p>
         </w:tc>
@@ -12658,7 +12669,7 @@
               <w:jc w:val="left"/>
             </w:pPr>
             <w:r>
-              <w:t xml:space="preserve">New items shall be published automatically unless held; changes of price, was-price, stock or photo shall update live items; items missing from a complete feed shall be hidden only if at least half remain; items not refreshed within the source's stale window (default 14 days) shall be hidden.</w:t>
+              <w:t xml:space="preserve">New items shall be published automatically unless held; changes of price, stock or photo shall update live items; items missing from a complete feed shall be hidden only if at least half remain; items not refreshed within the source's stale window (default 14 days) shall be hidden.</w:t>
             </w:r>
           </w:p>
         </w:tc>
@@ -21255,23 +21266,14 @@
               <w:jc w:val="left"/>
             </w:pPr>
             <w:r>
-              <w:t xml:space="preserve">A</w:t>
-            </w:r>
-            <w:r>
-              <w:t xml:space="preserve"> </w:t>
-            </w:r>
-            <w:r>
               <w:rPr>
                 <w:bCs/>
                 <w:b/>
               </w:rPr>
-              <w:t xml:space="preserve">deal</w:t>
-            </w:r>
-            <w:r>
-              <w:t xml:space="preserve"> </w:t>
-            </w:r>
-            <w:r>
-              <w:t xml:space="preserve">is live only while the was-price is higher than the price and the end time (if any) has not passed.</w:t>
+              <w:t xml:space="preserve">No discount claims</w:t>
+            </w:r>
+            <w:r>
+              <w:t xml:space="preserve">: customers see only the shop's current price (in pounds and cedis). The shop never shows a "was" price, a percentage off, or a saving.</w:t>
             </w:r>
           </w:p>
         </w:tc>
@@ -21878,7 +21880,7 @@
         <w:t xml:space="preserve"> </w:t>
       </w:r>
       <w:r>
-        <w:t xml:space="preserve">1. Customer finds an item (browse, search, deals). 2. Chooses options and quantity,</w:t>
+        <w:t xml:space="preserve">1. Customer finds an item (browse or search). 2. Chooses options and quantity,</w:t>
       </w:r>
       <w:r>
         <w:t xml:space="preserve"> </w:t>

--- a/docs/pdf/SRS-Anknovate.docx
+++ b/docs/pdf/SRS-Anknovate.docx
@@ -12735,7 +12735,7 @@
               <w:jc w:val="left"/>
             </w:pPr>
             <w:r>
-              <w:t xml:space="preserve">Items with a price under 50p or over £10,000, a name under 3 characters, no link back, or a price move above the source's limit (default 40%) shall be held for staff review; staff shall be able to approve or reject singly or in bulk.</w:t>
+              <w:t xml:space="preserve">Items with a price under 50p or over £10,000, a name under 3 characters, a name that looks like a warranty, protection plan or fee rather than a product, no link back, or a price move above the source's limit (default 40%) shall be held for staff review; staff shall be able to approve or reject singly or in bulk.</w:t>
             </w:r>
           </w:p>
         </w:tc>

--- a/docs/pdf/SRS-Anknovate.docx
+++ b/docs/pdf/SRS-Anknovate.docx
@@ -600,7 +600,7 @@
         <w:tab/>
       </w:r>
       <w:r>
-        <w:t>25</w:t>
+        <w:t>26</w:t>
       </w:r>
     </w:p>
     <w:p>
@@ -11924,9 +11924,9 @@
       </w:tblPr>
       <w:tblGrid>
         <w:gridCol w:w="1295"/>
-        <w:gridCol w:w="5120"/>
+        <w:gridCol w:w="5029"/>
         <w:gridCol w:w="605"/>
-        <w:gridCol w:w="2340"/>
+        <w:gridCol w:w="2431"/>
       </w:tblGrid>
       <w:tr>
         <w:trPr>
@@ -11951,7 +11951,7 @@
         </w:tc>
         <w:tc>
           <w:tcPr>
-            <w:tcW w:w="5120" w:type="dxa"/>
+            <w:tcW w:w="5029" w:type="dxa"/>
           </w:tcPr>
           <w:p>
             <w:pPr>
@@ -11979,7 +11979,7 @@
         </w:tc>
         <w:tc>
           <w:tcPr>
-            <w:tcW w:w="2340" w:type="dxa"/>
+            <w:tcW w:w="2431" w:type="dxa"/>
           </w:tcPr>
           <w:p>
             <w:pPr>
@@ -12012,7 +12012,7 @@
         </w:tc>
         <w:tc>
           <w:tcPr>
-            <w:tcW w:w="5120" w:type="dxa"/>
+            <w:tcW w:w="5029" w:type="dxa"/>
           </w:tcPr>
           <w:p>
             <w:pPr>
@@ -12040,7 +12040,7 @@
         </w:tc>
         <w:tc>
           <w:tcPr>
-            <w:tcW w:w="2340" w:type="dxa"/>
+            <w:tcW w:w="2431" w:type="dxa"/>
           </w:tcPr>
           <w:p>
             <w:pPr>
@@ -12095,7 +12095,7 @@
         </w:tc>
         <w:tc>
           <w:tcPr>
-            <w:tcW w:w="5120" w:type="dxa"/>
+            <w:tcW w:w="5029" w:type="dxa"/>
           </w:tcPr>
           <w:p>
             <w:pPr>
@@ -12123,7 +12123,7 @@
         </w:tc>
         <w:tc>
           <w:tcPr>
-            <w:tcW w:w="2340" w:type="dxa"/>
+            <w:tcW w:w="2431" w:type="dxa"/>
           </w:tcPr>
           <w:p>
             <w:pPr>
@@ -12164,7 +12164,7 @@
         </w:tc>
         <w:tc>
           <w:tcPr>
-            <w:tcW w:w="5120" w:type="dxa"/>
+            <w:tcW w:w="5029" w:type="dxa"/>
           </w:tcPr>
           <w:p>
             <w:pPr>
@@ -12209,7 +12209,7 @@
         </w:tc>
         <w:tc>
           <w:tcPr>
-            <w:tcW w:w="2340" w:type="dxa"/>
+            <w:tcW w:w="2431" w:type="dxa"/>
           </w:tcPr>
           <w:p>
             <w:pPr>
@@ -12250,7 +12250,7 @@
         </w:tc>
         <w:tc>
           <w:tcPr>
-            <w:tcW w:w="5120" w:type="dxa"/>
+            <w:tcW w:w="5029" w:type="dxa"/>
           </w:tcPr>
           <w:p>
             <w:pPr>
@@ -12291,7 +12291,7 @@
         </w:tc>
         <w:tc>
           <w:tcPr>
-            <w:tcW w:w="2340" w:type="dxa"/>
+            <w:tcW w:w="2431" w:type="dxa"/>
           </w:tcPr>
           <w:p>
             <w:pPr>
@@ -12329,7 +12329,7 @@
         </w:tc>
         <w:tc>
           <w:tcPr>
-            <w:tcW w:w="5120" w:type="dxa"/>
+            <w:tcW w:w="5029" w:type="dxa"/>
           </w:tcPr>
           <w:p>
             <w:pPr>
@@ -12357,7 +12357,7 @@
         </w:tc>
         <w:tc>
           <w:tcPr>
-            <w:tcW w:w="2340" w:type="dxa"/>
+            <w:tcW w:w="2431" w:type="dxa"/>
           </w:tcPr>
           <w:p>
             <w:pPr>
@@ -12451,7 +12451,7 @@
         </w:tc>
         <w:tc>
           <w:tcPr>
-            <w:tcW w:w="5120" w:type="dxa"/>
+            <w:tcW w:w="5029" w:type="dxa"/>
           </w:tcPr>
           <w:p>
             <w:pPr>
@@ -12479,7 +12479,7 @@
         </w:tc>
         <w:tc>
           <w:tcPr>
-            <w:tcW w:w="2340" w:type="dxa"/>
+            <w:tcW w:w="2431" w:type="dxa"/>
           </w:tcPr>
           <w:p>
             <w:pPr>
@@ -12520,7 +12520,7 @@
         </w:tc>
         <w:tc>
           <w:tcPr>
-            <w:tcW w:w="5120" w:type="dxa"/>
+            <w:tcW w:w="5029" w:type="dxa"/>
           </w:tcPr>
           <w:p>
             <w:pPr>
@@ -12548,7 +12548,7 @@
         </w:tc>
         <w:tc>
           <w:tcPr>
-            <w:tcW w:w="2340" w:type="dxa"/>
+            <w:tcW w:w="2431" w:type="dxa"/>
           </w:tcPr>
           <w:p>
             <w:pPr>
@@ -12589,7 +12589,7 @@
         </w:tc>
         <w:tc>
           <w:tcPr>
-            <w:tcW w:w="5120" w:type="dxa"/>
+            <w:tcW w:w="5029" w:type="dxa"/>
           </w:tcPr>
           <w:p>
             <w:pPr>
@@ -12617,7 +12617,7 @@
         </w:tc>
         <w:tc>
           <w:tcPr>
-            <w:tcW w:w="2340" w:type="dxa"/>
+            <w:tcW w:w="2431" w:type="dxa"/>
           </w:tcPr>
           <w:p>
             <w:pPr>
@@ -12661,7 +12661,7 @@
         </w:tc>
         <w:tc>
           <w:tcPr>
-            <w:tcW w:w="5120" w:type="dxa"/>
+            <w:tcW w:w="5029" w:type="dxa"/>
           </w:tcPr>
           <w:p>
             <w:pPr>
@@ -12689,7 +12689,7 @@
         </w:tc>
         <w:tc>
           <w:tcPr>
-            <w:tcW w:w="2340" w:type="dxa"/>
+            <w:tcW w:w="2431" w:type="dxa"/>
           </w:tcPr>
           <w:p>
             <w:pPr>
@@ -12727,7 +12727,7 @@
         </w:tc>
         <w:tc>
           <w:tcPr>
-            <w:tcW w:w="5120" w:type="dxa"/>
+            <w:tcW w:w="5029" w:type="dxa"/>
           </w:tcPr>
           <w:p>
             <w:pPr>
@@ -12755,7 +12755,7 @@
         </w:tc>
         <w:tc>
           <w:tcPr>
-            <w:tcW w:w="2340" w:type="dxa"/>
+            <w:tcW w:w="2431" w:type="dxa"/>
           </w:tcPr>
           <w:p>
             <w:pPr>
@@ -12793,7 +12793,7 @@
         </w:tc>
         <w:tc>
           <w:tcPr>
-            <w:tcW w:w="5120" w:type="dxa"/>
+            <w:tcW w:w="5029" w:type="dxa"/>
           </w:tcPr>
           <w:p>
             <w:pPr>
@@ -12821,7 +12821,7 @@
         </w:tc>
         <w:tc>
           <w:tcPr>
-            <w:tcW w:w="2340" w:type="dxa"/>
+            <w:tcW w:w="2431" w:type="dxa"/>
           </w:tcPr>
           <w:p>
             <w:pPr>
@@ -12873,7 +12873,7 @@
         </w:tc>
         <w:tc>
           <w:tcPr>
-            <w:tcW w:w="5120" w:type="dxa"/>
+            <w:tcW w:w="5029" w:type="dxa"/>
           </w:tcPr>
           <w:p>
             <w:pPr>
@@ -12901,7 +12901,7 @@
         </w:tc>
         <w:tc>
           <w:tcPr>
-            <w:tcW w:w="2340" w:type="dxa"/>
+            <w:tcW w:w="2431" w:type="dxa"/>
           </w:tcPr>
           <w:p>
             <w:pPr>
@@ -12953,7 +12953,7 @@
         </w:tc>
         <w:tc>
           <w:tcPr>
-            <w:tcW w:w="5120" w:type="dxa"/>
+            <w:tcW w:w="5029" w:type="dxa"/>
           </w:tcPr>
           <w:p>
             <w:pPr>
@@ -12998,7 +12998,7 @@
         </w:tc>
         <w:tc>
           <w:tcPr>
-            <w:tcW w:w="2340" w:type="dxa"/>
+            <w:tcW w:w="2431" w:type="dxa"/>
           </w:tcPr>
           <w:p>
             <w:pPr>
@@ -13050,7 +13050,7 @@
         </w:tc>
         <w:tc>
           <w:tcPr>
-            <w:tcW w:w="5120" w:type="dxa"/>
+            <w:tcW w:w="5029" w:type="dxa"/>
           </w:tcPr>
           <w:p>
             <w:pPr>
@@ -13078,7 +13078,7 @@
         </w:tc>
         <w:tc>
           <w:tcPr>
-            <w:tcW w:w="2340" w:type="dxa"/>
+            <w:tcW w:w="2431" w:type="dxa"/>
           </w:tcPr>
           <w:p>
             <w:pPr>
@@ -13119,7 +13119,7 @@
         </w:tc>
         <w:tc>
           <w:tcPr>
-            <w:tcW w:w="5120" w:type="dxa"/>
+            <w:tcW w:w="5029" w:type="dxa"/>
           </w:tcPr>
           <w:p>
             <w:pPr>
@@ -13147,7 +13147,7 @@
         </w:tc>
         <w:tc>
           <w:tcPr>
-            <w:tcW w:w="2340" w:type="dxa"/>
+            <w:tcW w:w="2431" w:type="dxa"/>
           </w:tcPr>
           <w:p>
             <w:pPr>
@@ -13185,7 +13185,7 @@
         </w:tc>
         <w:tc>
           <w:tcPr>
-            <w:tcW w:w="5120" w:type="dxa"/>
+            <w:tcW w:w="5029" w:type="dxa"/>
           </w:tcPr>
           <w:p>
             <w:pPr>
@@ -13230,7 +13230,7 @@
         </w:tc>
         <w:tc>
           <w:tcPr>
-            <w:tcW w:w="2340" w:type="dxa"/>
+            <w:tcW w:w="2431" w:type="dxa"/>
           </w:tcPr>
           <w:p>
             <w:pPr>
@@ -13268,7 +13268,7 @@
         </w:tc>
         <w:tc>
           <w:tcPr>
-            <w:tcW w:w="5120" w:type="dxa"/>
+            <w:tcW w:w="5029" w:type="dxa"/>
           </w:tcPr>
           <w:p>
             <w:pPr>
@@ -13338,7 +13338,7 @@
         </w:tc>
         <w:tc>
           <w:tcPr>
-            <w:tcW w:w="2340" w:type="dxa"/>
+            <w:tcW w:w="2431" w:type="dxa"/>
           </w:tcPr>
           <w:p>
             <w:pPr>
@@ -13376,7 +13376,7 @@
         </w:tc>
         <w:tc>
           <w:tcPr>
-            <w:tcW w:w="5120" w:type="dxa"/>
+            <w:tcW w:w="5029" w:type="dxa"/>
           </w:tcPr>
           <w:p>
             <w:pPr>
@@ -13404,7 +13404,7 @@
         </w:tc>
         <w:tc>
           <w:tcPr>
-            <w:tcW w:w="2340" w:type="dxa"/>
+            <w:tcW w:w="2431" w:type="dxa"/>
           </w:tcPr>
           <w:p>
             <w:pPr>
@@ -13442,7 +13442,7 @@
         </w:tc>
         <w:tc>
           <w:tcPr>
-            <w:tcW w:w="5120" w:type="dxa"/>
+            <w:tcW w:w="5029" w:type="dxa"/>
           </w:tcPr>
           <w:p>
             <w:pPr>
@@ -13470,7 +13470,7 @@
         </w:tc>
         <w:tc>
           <w:tcPr>
-            <w:tcW w:w="2340" w:type="dxa"/>
+            <w:tcW w:w="2431" w:type="dxa"/>
           </w:tcPr>
           <w:p>
             <w:pPr>
@@ -13522,7 +13522,7 @@
         </w:tc>
         <w:tc>
           <w:tcPr>
-            <w:tcW w:w="5120" w:type="dxa"/>
+            <w:tcW w:w="5029" w:type="dxa"/>
           </w:tcPr>
           <w:p>
             <w:pPr>
@@ -13550,7 +13550,7 @@
         </w:tc>
         <w:tc>
           <w:tcPr>
-            <w:tcW w:w="2340" w:type="dxa"/>
+            <w:tcW w:w="2431" w:type="dxa"/>
           </w:tcPr>
           <w:p>
             <w:pPr>
@@ -13594,7 +13594,7 @@
         </w:tc>
         <w:tc>
           <w:tcPr>
-            <w:tcW w:w="5120" w:type="dxa"/>
+            <w:tcW w:w="5029" w:type="dxa"/>
           </w:tcPr>
           <w:p>
             <w:pPr>
@@ -13622,7 +13622,7 @@
         </w:tc>
         <w:tc>
           <w:tcPr>
-            <w:tcW w:w="2340" w:type="dxa"/>
+            <w:tcW w:w="2431" w:type="dxa"/>
           </w:tcPr>
           <w:p>
             <w:pPr>
@@ -13636,6 +13636,103 @@
                 <w:szCs w:val="16"/>
               </w:rPr>
               <w:t xml:space="preserve">run.test.ts</w:t>
+            </w:r>
+          </w:p>
+        </w:tc>
+      </w:tr>
+      <w:tr>
+        <w:trPr>
+          <w:cantSplit/>
+        </w:trPr>
+        <w:tc>
+          <w:tcPr>
+            <w:tcW w:w="1295" w:type="dxa"/>
+          </w:tcPr>
+          <w:p>
+            <w:pPr>
+              <w:pStyle w:val="Compact"/>
+              <w:jc w:val="left"/>
+            </w:pPr>
+            <w:r>
+              <w:t xml:space="preserve">FR-CAT-35</w:t>
+            </w:r>
+          </w:p>
+        </w:tc>
+        <w:tc>
+          <w:tcPr>
+            <w:tcW w:w="5029" w:type="dxa"/>
+          </w:tcPr>
+          <w:p>
+            <w:pPr>
+              <w:pStyle w:val="Compact"/>
+              <w:jc w:val="left"/>
+            </w:pPr>
+            <w:r>
+              <w:t xml:space="preserve">The system shall not sell muscle stimulators (TENS and EMS) or powered massage machines, which are battery-powered medical-type devices subject to medical-device and air-freight battery rules. Imports shall record such items as rejected and never publish them; any already live shall be taken off the site and out of carts; link requests for them shall be refused; staff shall not be able to add them by hand.</w:t>
+            </w:r>
+          </w:p>
+        </w:tc>
+        <w:tc>
+          <w:tcPr>
+            <w:tcW w:w="605" w:type="dxa"/>
+          </w:tcPr>
+          <w:p>
+            <w:pPr>
+              <w:pStyle w:val="Compact"/>
+              <w:jc w:val="left"/>
+            </w:pPr>
+            <w:r>
+              <w:t xml:space="preserve">M</w:t>
+            </w:r>
+          </w:p>
+        </w:tc>
+        <w:tc>
+          <w:tcPr>
+            <w:tcW w:w="2431" w:type="dxa"/>
+          </w:tcPr>
+          <w:p>
+            <w:pPr>
+              <w:pStyle w:val="Compact"/>
+              <w:jc w:val="left"/>
+            </w:pPr>
+            <w:r>
+              <w:rPr>
+                <w:rStyle w:val="VerbatimChar"/>
+                <w:sz w:val="16"/>
+                <w:szCs w:val="16"/>
+              </w:rPr>
+              <w:t xml:space="preserve">restricted.test.ts</w:t>
+            </w:r>
+            <w:r>
+              <w:t xml:space="preserve">;</w:t>
+            </w:r>
+            <w:r>
+              <w:t xml:space="preserve"> </w:t>
+            </w:r>
+            <w:r>
+              <w:rPr>
+                <w:rStyle w:val="VerbatimChar"/>
+                <w:sz w:val="16"/>
+                <w:szCs w:val="16"/>
+              </w:rPr>
+              <w:t xml:space="preserve">run.test.ts</w:t>
+            </w:r>
+            <w:r>
+              <w:t xml:space="preserve">;</w:t>
+            </w:r>
+            <w:r>
+              <w:t xml:space="preserve"> </w:t>
+            </w:r>
+            <w:r>
+              <w:rPr>
+                <w:rStyle w:val="VerbatimChar"/>
+                <w:sz w:val="16"/>
+                <w:szCs w:val="16"/>
+              </w:rPr>
+              <w:t xml:space="preserve">link-submit.test.ts</w:t>
+            </w:r>
+            <w:r>
+              <w:t xml:space="preserve">; E2E</w:t>
             </w:r>
           </w:p>
         </w:tc>
@@ -21783,6 +21880,49 @@
             </w:r>
             <w:r>
               <w:t xml:space="preserve">: the server recomputes every amount at order creation.</w:t>
+            </w:r>
+          </w:p>
+        </w:tc>
+      </w:tr>
+      <w:tr>
+        <w:trPr>
+          <w:cantSplit/>
+        </w:trPr>
+        <w:tc>
+          <w:tcPr>
+            <w:tcW w:w="850" w:type="dxa"/>
+          </w:tcPr>
+          <w:p>
+            <w:pPr>
+              <w:pStyle w:val="Compact"/>
+              <w:jc w:val="left"/>
+            </w:pPr>
+            <w:r>
+              <w:t xml:space="preserve">BR-21</w:t>
+            </w:r>
+          </w:p>
+        </w:tc>
+        <w:tc>
+          <w:tcPr>
+            <w:tcW w:w="8510" w:type="dxa"/>
+          </w:tcPr>
+          <w:p>
+            <w:pPr>
+              <w:pStyle w:val="Compact"/>
+              <w:jc w:val="left"/>
+            </w:pPr>
+            <w:r>
+              <w:rPr>
+                <w:bCs/>
+                <w:b/>
+              </w:rPr>
+              <w:t xml:space="preserve">Restricted items</w:t>
+            </w:r>
+            <w:r>
+              <w:t xml:space="preserve"> </w:t>
+            </w:r>
+            <w:r>
+              <w:t xml:space="preserve">are never sold: TENS and EMS muscle stimulators and battery-powered massage machines are refused whether they arrive by import, link request or by hand.</w:t>
             </w:r>
           </w:p>
         </w:tc>

--- a/docs/pdf/SRS-Anknovate.docx
+++ b/docs/pdf/SRS-Anknovate.docx
@@ -634,7 +634,7 @@
         <w:tab/>
       </w:r>
       <w:r>
-        <w:t>27</w:t>
+        <w:t>28</w:t>
       </w:r>
     </w:p>
     <w:p>
@@ -651,7 +651,7 @@
         <w:tab/>
       </w:r>
       <w:r>
-        <w:t>29</w:t>
+        <w:t>30</w:t>
       </w:r>
     </w:p>
     <w:p>
@@ -668,7 +668,7 @@
         <w:tab/>
       </w:r>
       <w:r>
-        <w:t>31</w:t>
+        <w:t>32</w:t>
       </w:r>
     </w:p>
     <w:p>
@@ -685,7 +685,7 @@
         <w:tab/>
       </w:r>
       <w:r>
-        <w:t>31</w:t>
+        <w:t>32</w:t>
       </w:r>
     </w:p>
     <w:p>
@@ -702,7 +702,7 @@
         <w:tab/>
       </w:r>
       <w:r>
-        <w:t>32</w:t>
+        <w:t>33</w:t>
       </w:r>
     </w:p>
     <w:p>
@@ -719,7 +719,7 @@
         <w:tab/>
       </w:r>
       <w:r>
-        <w:t>33</w:t>
+        <w:t>34</w:t>
       </w:r>
       <w:r>
         <w:fldChar w:fldCharType="end"/>
@@ -15582,9 +15582,9 @@
       </w:tblPr>
       <w:tblGrid>
         <w:gridCol w:w="1295"/>
-        <w:gridCol w:w="4942"/>
+        <w:gridCol w:w="4995"/>
         <w:gridCol w:w="605"/>
-        <w:gridCol w:w="2518"/>
+        <w:gridCol w:w="2465"/>
       </w:tblGrid>
       <w:tr>
         <w:trPr>
@@ -15609,7 +15609,7 @@
         </w:tc>
         <w:tc>
           <w:tcPr>
-            <w:tcW w:w="4942" w:type="dxa"/>
+            <w:tcW w:w="4995" w:type="dxa"/>
           </w:tcPr>
           <w:p>
             <w:pPr>
@@ -15637,7 +15637,7 @@
         </w:tc>
         <w:tc>
           <w:tcPr>
-            <w:tcW w:w="2518" w:type="dxa"/>
+            <w:tcW w:w="2465" w:type="dxa"/>
           </w:tcPr>
           <w:p>
             <w:pPr>
@@ -15670,7 +15670,7 @@
         </w:tc>
         <w:tc>
           <w:tcPr>
-            <w:tcW w:w="4942" w:type="dxa"/>
+            <w:tcW w:w="4995" w:type="dxa"/>
           </w:tcPr>
           <w:p>
             <w:pPr>
@@ -15723,7 +15723,7 @@
         </w:tc>
         <w:tc>
           <w:tcPr>
-            <w:tcW w:w="2518" w:type="dxa"/>
+            <w:tcW w:w="2465" w:type="dxa"/>
           </w:tcPr>
           <w:p>
             <w:pPr>
@@ -15756,7 +15756,7 @@
         </w:tc>
         <w:tc>
           <w:tcPr>
-            <w:tcW w:w="4942" w:type="dxa"/>
+            <w:tcW w:w="4995" w:type="dxa"/>
           </w:tcPr>
           <w:p>
             <w:pPr>
@@ -15823,7 +15823,7 @@
         </w:tc>
         <w:tc>
           <w:tcPr>
-            <w:tcW w:w="2518" w:type="dxa"/>
+            <w:tcW w:w="2465" w:type="dxa"/>
           </w:tcPr>
           <w:p>
             <w:pPr>
@@ -15856,7 +15856,7 @@
         </w:tc>
         <w:tc>
           <w:tcPr>
-            <w:tcW w:w="4942" w:type="dxa"/>
+            <w:tcW w:w="4995" w:type="dxa"/>
           </w:tcPr>
           <w:p>
             <w:pPr>
@@ -15884,7 +15884,7 @@
         </w:tc>
         <w:tc>
           <w:tcPr>
-            <w:tcW w:w="2518" w:type="dxa"/>
+            <w:tcW w:w="2465" w:type="dxa"/>
           </w:tcPr>
           <w:p>
             <w:pPr>
@@ -15950,7 +15950,7 @@
         </w:tc>
         <w:tc>
           <w:tcPr>
-            <w:tcW w:w="4942" w:type="dxa"/>
+            <w:tcW w:w="4995" w:type="dxa"/>
           </w:tcPr>
           <w:p>
             <w:pPr>
@@ -15978,7 +15978,7 @@
         </w:tc>
         <w:tc>
           <w:tcPr>
-            <w:tcW w:w="2518" w:type="dxa"/>
+            <w:tcW w:w="2465" w:type="dxa"/>
           </w:tcPr>
           <w:p>
             <w:pPr>
@@ -16016,7 +16016,7 @@
         </w:tc>
         <w:tc>
           <w:tcPr>
-            <w:tcW w:w="4942" w:type="dxa"/>
+            <w:tcW w:w="4995" w:type="dxa"/>
           </w:tcPr>
           <w:p>
             <w:pPr>
@@ -16061,7 +16061,7 @@
         </w:tc>
         <w:tc>
           <w:tcPr>
-            <w:tcW w:w="2518" w:type="dxa"/>
+            <w:tcW w:w="2465" w:type="dxa"/>
           </w:tcPr>
           <w:p>
             <w:pPr>
@@ -16094,7 +16094,7 @@
         </w:tc>
         <w:tc>
           <w:tcPr>
-            <w:tcW w:w="4942" w:type="dxa"/>
+            <w:tcW w:w="4995" w:type="dxa"/>
           </w:tcPr>
           <w:p>
             <w:pPr>
@@ -16122,7 +16122,7 @@
         </w:tc>
         <w:tc>
           <w:tcPr>
-            <w:tcW w:w="2518" w:type="dxa"/>
+            <w:tcW w:w="2465" w:type="dxa"/>
           </w:tcPr>
           <w:p>
             <w:pPr>
@@ -16166,7 +16166,7 @@
         </w:tc>
         <w:tc>
           <w:tcPr>
-            <w:tcW w:w="4942" w:type="dxa"/>
+            <w:tcW w:w="4995" w:type="dxa"/>
           </w:tcPr>
           <w:p>
             <w:pPr>
@@ -16194,7 +16194,7 @@
         </w:tc>
         <w:tc>
           <w:tcPr>
-            <w:tcW w:w="2518" w:type="dxa"/>
+            <w:tcW w:w="2465" w:type="dxa"/>
           </w:tcPr>
           <w:p>
             <w:pPr>
@@ -16235,7 +16235,7 @@
         </w:tc>
         <w:tc>
           <w:tcPr>
-            <w:tcW w:w="4942" w:type="dxa"/>
+            <w:tcW w:w="4995" w:type="dxa"/>
           </w:tcPr>
           <w:p>
             <w:pPr>
@@ -16274,7 +16274,7 @@
         </w:tc>
         <w:tc>
           <w:tcPr>
-            <w:tcW w:w="2518" w:type="dxa"/>
+            <w:tcW w:w="2465" w:type="dxa"/>
           </w:tcPr>
           <w:p>
             <w:pPr>
@@ -16283,6 +16283,86 @@
             </w:pPr>
             <w:r>
               <w:t xml:space="preserve">E2E checks the page is gone</w:t>
+            </w:r>
+          </w:p>
+        </w:tc>
+      </w:tr>
+      <w:tr>
+        <w:trPr>
+          <w:cantSplit/>
+        </w:trPr>
+        <w:tc>
+          <w:tcPr>
+            <w:tcW w:w="1295" w:type="dxa"/>
+          </w:tcPr>
+          <w:p>
+            <w:pPr>
+              <w:pStyle w:val="Compact"/>
+              <w:jc w:val="left"/>
+            </w:pPr>
+            <w:r>
+              <w:t xml:space="preserve">FR-SYS-09</w:t>
+            </w:r>
+          </w:p>
+        </w:tc>
+        <w:tc>
+          <w:tcPr>
+            <w:tcW w:w="4995" w:type="dxa"/>
+          </w:tcPr>
+          <w:p>
+            <w:pPr>
+              <w:pStyle w:val="Compact"/>
+              <w:jc w:val="left"/>
+            </w:pPr>
+            <w:r>
+              <w:t xml:space="preserve">The shop shall publish a cookie policy (</w:t>
+            </w:r>
+            <w:r>
+              <w:rPr>
+                <w:rStyle w:val="VerbatimChar"/>
+                <w:sz w:val="16"/>
+                <w:szCs w:val="16"/>
+              </w:rPr>
+              <w:t xml:space="preserve">/cookies</w:t>
+            </w:r>
+            <w:r>
+              <w:t xml:space="preserve">) listing every cookie with its purpose and lifetime, and shall ask the visitor once, in a banner, to choose "Accept all" or "Essential only" (equally easy), with a footer control to change the choice later. Only essential cookies shall be set before a choice; the optional "recently viewed" memory shall be saved only after "Accept all" and cleared on "Essential only".</w:t>
+            </w:r>
+          </w:p>
+        </w:tc>
+        <w:tc>
+          <w:tcPr>
+            <w:tcW w:w="605" w:type="dxa"/>
+          </w:tcPr>
+          <w:p>
+            <w:pPr>
+              <w:pStyle w:val="Compact"/>
+              <w:jc w:val="left"/>
+            </w:pPr>
+            <w:r>
+              <w:t xml:space="preserve">M</w:t>
+            </w:r>
+          </w:p>
+        </w:tc>
+        <w:tc>
+          <w:tcPr>
+            <w:tcW w:w="2465" w:type="dxa"/>
+          </w:tcPr>
+          <w:p>
+            <w:pPr>
+              <w:pStyle w:val="Compact"/>
+              <w:jc w:val="left"/>
+            </w:pPr>
+            <w:r>
+              <w:rPr>
+                <w:rStyle w:val="VerbatimChar"/>
+                <w:sz w:val="16"/>
+                <w:szCs w:val="16"/>
+              </w:rPr>
+              <w:t xml:space="preserve">consent.test.ts</w:t>
+            </w:r>
+            <w:r>
+              <w:t xml:space="preserve">; E2E</w:t>
             </w:r>
           </w:p>
         </w:tc>

--- a/docs/pdf/SRS-Anknovate.docx
+++ b/docs/pdf/SRS-Anknovate.docx
@@ -566,7 +566,7 @@
         <w:tab/>
       </w:r>
       <w:r>
-        <w:t>21</w:t>
+        <w:t>22</w:t>
       </w:r>
     </w:p>
     <w:p>
@@ -583,7 +583,7 @@
         <w:tab/>
       </w:r>
       <w:r>
-        <w:t>23</w:t>
+        <w:t>24</w:t>
       </w:r>
     </w:p>
     <w:p>
@@ -617,7 +617,7 @@
         <w:tab/>
       </w:r>
       <w:r>
-        <w:t>26</w:t>
+        <w:t>27</w:t>
       </w:r>
     </w:p>
     <w:p>
@@ -988,7 +988,7 @@
           <w:bCs/>
           <w:b/>
         </w:rPr>
-        <w:t xml:space="preserve">effective rate</w:t>
+        <w:t xml:space="preserve">customer rate</w:t>
       </w:r>
       <w:r>
         <w:t xml:space="preserve">,</w:t>
@@ -1001,7 +1001,7 @@
           <w:bCs/>
           <w:b/>
         </w:rPr>
-        <w:t xml:space="preserve">rate card</w:t>
+        <w:t xml:space="preserve">pricing engine</w:t>
       </w:r>
       <w:r>
         <w:t xml:space="preserve">,</w:t>
@@ -2465,7 +2465,7 @@
         <w:t xml:space="preserve"> </w:t>
       </w:r>
       <w:r>
-        <w:t xml:space="preserve">The operator handles customs duty, VAT and consumer-law obligations outside the software.</w:t>
+        <w:t xml:space="preserve">The operator confirms the duty rates with a customs agent, and handles VAT and consumer-law obligations outside the software.</w:t>
       </w:r>
     </w:p>
     <w:p>
@@ -5833,9 +5833,9 @@
       </w:tblPr>
       <w:tblGrid>
         <w:gridCol w:w="1295"/>
-        <w:gridCol w:w="5351"/>
+        <w:gridCol w:w="4580"/>
         <w:gridCol w:w="605"/>
-        <w:gridCol w:w="2109"/>
+        <w:gridCol w:w="2880"/>
       </w:tblGrid>
       <w:tr>
         <w:trPr>
@@ -5860,7 +5860,7 @@
         </w:tc>
         <w:tc>
           <w:tcPr>
-            <w:tcW w:w="5351" w:type="dxa"/>
+            <w:tcW w:w="4580" w:type="dxa"/>
           </w:tcPr>
           <w:p>
             <w:pPr>
@@ -5888,7 +5888,7 @@
         </w:tc>
         <w:tc>
           <w:tcPr>
-            <w:tcW w:w="2109" w:type="dxa"/>
+            <w:tcW w:w="2880" w:type="dxa"/>
           </w:tcPr>
           <w:p>
             <w:pPr>
@@ -5921,15 +5921,15 @@
         </w:tc>
         <w:tc>
           <w:tcPr>
-            <w:tcW w:w="5351" w:type="dxa"/>
-          </w:tcPr>
-          <w:p>
-            <w:pPr>
-              <w:pStyle w:val="Compact"/>
-              <w:jc w:val="left"/>
-            </w:pPr>
-            <w:r>
-              <w:t xml:space="preserve">The customer total shall equal items + service charge + shipping to Ghana + delivery in Ghana.</w:t>
+            <w:tcW w:w="4580" w:type="dxa"/>
+          </w:tcPr>
+          <w:p>
+            <w:pPr>
+              <w:pStyle w:val="Compact"/>
+              <w:jc w:val="left"/>
+            </w:pPr>
+            <w:r>
+              <w:t xml:space="preserve">The customer total shall equal items (service charge included) + shipping to Ghana + insurance + import duties and taxes + delivery in Ghana, and shall be shown as Items, Delivery, insurance and import duties, and Total.</w:t>
             </w:r>
           </w:p>
         </w:tc>
@@ -5949,7 +5949,7 @@
         </w:tc>
         <w:tc>
           <w:tcPr>
-            <w:tcW w:w="2109" w:type="dxa"/>
+            <w:tcW w:w="2880" w:type="dxa"/>
           </w:tcPr>
           <w:p>
             <w:pPr>
@@ -5962,73 +5962,21 @@
                 <w:sz w:val="16"/>
                 <w:szCs w:val="16"/>
               </w:rPr>
-              <w:t xml:space="preserve">pricing.test.ts</w:t>
-            </w:r>
-          </w:p>
-        </w:tc>
-      </w:tr>
-      <w:tr>
-        <w:trPr>
-          <w:cantSplit/>
-        </w:trPr>
-        <w:tc>
-          <w:tcPr>
-            <w:tcW w:w="1295" w:type="dxa"/>
-          </w:tcPr>
-          <w:p>
-            <w:pPr>
-              <w:pStyle w:val="Compact"/>
-              <w:jc w:val="left"/>
-            </w:pPr>
-            <w:r>
-              <w:t xml:space="preserve">FR-PRC-02</w:t>
-            </w:r>
-          </w:p>
-        </w:tc>
-        <w:tc>
-          <w:tcPr>
-            <w:tcW w:w="5351" w:type="dxa"/>
-          </w:tcPr>
-          <w:p>
-            <w:pPr>
-              <w:pStyle w:val="Compact"/>
-              <w:jc w:val="left"/>
-            </w:pPr>
-            <w:r>
-              <w:t xml:space="preserve">Item prices shall be converted at the effective rate = admin rate × (1 + markup%).</w:t>
-            </w:r>
-          </w:p>
-        </w:tc>
-        <w:tc>
-          <w:tcPr>
-            <w:tcW w:w="605" w:type="dxa"/>
-          </w:tcPr>
-          <w:p>
-            <w:pPr>
-              <w:pStyle w:val="Compact"/>
-              <w:jc w:val="left"/>
-            </w:pPr>
-            <w:r>
-              <w:t xml:space="preserve">M</w:t>
-            </w:r>
-          </w:p>
-        </w:tc>
-        <w:tc>
-          <w:tcPr>
-            <w:tcW w:w="2109" w:type="dxa"/>
-          </w:tcPr>
-          <w:p>
-            <w:pPr>
-              <w:pStyle w:val="Compact"/>
-              <w:jc w:val="left"/>
-            </w:pPr>
+              <w:t xml:space="preserve">quote-engine.test.ts</w:t>
+            </w:r>
+            <w:r>
+              <w:t xml:space="preserve">;</w:t>
+            </w:r>
+            <w:r>
+              <w:t xml:space="preserve"> </w:t>
+            </w:r>
             <w:r>
               <w:rPr>
                 <w:rStyle w:val="VerbatimChar"/>
                 <w:sz w:val="16"/>
                 <w:szCs w:val="16"/>
               </w:rPr>
-              <w:t xml:space="preserve">pricing.test.ts</w:t>
+              <w:t xml:space="preserve">price-order.test.ts</w:t>
             </w:r>
           </w:p>
         </w:tc>
@@ -6047,21 +5995,21 @@
               <w:jc w:val="left"/>
             </w:pPr>
             <w:r>
-              <w:t xml:space="preserve">FR-PRC-03</w:t>
-            </w:r>
-          </w:p>
-        </w:tc>
-        <w:tc>
-          <w:tcPr>
-            <w:tcW w:w="5351" w:type="dxa"/>
-          </w:tcPr>
-          <w:p>
-            <w:pPr>
-              <w:pStyle w:val="Compact"/>
-              <w:jc w:val="left"/>
-            </w:pPr>
-            <w:r>
-              <w:t xml:space="preserve">The service charge shall be configurable as a percentage with a minimum, a flat amount, or tiered bands on the item total, and shall be shown on its own line.</w:t>
+              <w:t xml:space="preserve">FR-PRC-02</w:t>
+            </w:r>
+          </w:p>
+        </w:tc>
+        <w:tc>
+          <w:tcPr>
+            <w:tcW w:w="4580" w:type="dxa"/>
+          </w:tcPr>
+          <w:p>
+            <w:pPr>
+              <w:pStyle w:val="Compact"/>
+              <w:jc w:val="left"/>
+            </w:pPr>
+            <w:r>
+              <w:t xml:space="preserve">Item prices shall be converted at the customer rate = market rate plus a margin that rises when the rate has moved over the last three days.</w:t>
             </w:r>
           </w:p>
         </w:tc>
@@ -6081,7 +6029,7 @@
         </w:tc>
         <w:tc>
           <w:tcPr>
-            <w:tcW w:w="2109" w:type="dxa"/>
+            <w:tcW w:w="2880" w:type="dxa"/>
           </w:tcPr>
           <w:p>
             <w:pPr>
@@ -6094,21 +6042,79 @@
                 <w:sz w:val="16"/>
                 <w:szCs w:val="16"/>
               </w:rPr>
-              <w:t xml:space="preserve">pricing.test.ts</w:t>
-            </w:r>
-            <w:r>
-              <w:t xml:space="preserve">;</w:t>
-            </w:r>
-            <w:r>
-              <w:t xml:space="preserve"> </w:t>
-            </w:r>
+              <w:t xml:space="preserve">quote-engine.test.ts</w:t>
+            </w:r>
+          </w:p>
+        </w:tc>
+      </w:tr>
+      <w:tr>
+        <w:trPr>
+          <w:cantSplit/>
+        </w:trPr>
+        <w:tc>
+          <w:tcPr>
+            <w:tcW w:w="1295" w:type="dxa"/>
+          </w:tcPr>
+          <w:p>
+            <w:pPr>
+              <w:pStyle w:val="Compact"/>
+              <w:jc w:val="left"/>
+            </w:pPr>
+            <w:r>
+              <w:t xml:space="preserve">FR-PRC-03</w:t>
+            </w:r>
+          </w:p>
+        </w:tc>
+        <w:tc>
+          <w:tcPr>
+            <w:tcW w:w="4580" w:type="dxa"/>
+          </w:tcPr>
+          <w:p>
+            <w:pPr>
+              <w:pStyle w:val="Compact"/>
+              <w:jc w:val="left"/>
+            </w:pPr>
+            <w:r>
+              <w:t xml:space="preserve">The service charge shall be worked out in marginal bands with a minimum and a cap, and shall be included in the item prices shown to the customer, with a note saying so.</w:t>
+            </w:r>
+          </w:p>
+        </w:tc>
+        <w:tc>
+          <w:tcPr>
+            <w:tcW w:w="605" w:type="dxa"/>
+          </w:tcPr>
+          <w:p>
+            <w:pPr>
+              <w:pStyle w:val="Compact"/>
+              <w:jc w:val="left"/>
+            </w:pPr>
+            <w:r>
+              <w:t xml:space="preserve">M</w:t>
+            </w:r>
+          </w:p>
+        </w:tc>
+        <w:tc>
+          <w:tcPr>
+            <w:tcW w:w="2880" w:type="dxa"/>
+          </w:tcPr>
+          <w:p>
+            <w:pPr>
+              <w:pStyle w:val="Compact"/>
+              <w:jc w:val="left"/>
+            </w:pPr>
             <w:r>
               <w:rPr>
                 <w:rStyle w:val="VerbatimChar"/>
                 <w:sz w:val="16"/>
                 <w:szCs w:val="16"/>
               </w:rPr>
-              <w:t xml:space="preserve">admin-parse.test.ts</w:t>
+              <w:t xml:space="preserve">quote-engine.test.ts</w:t>
+            </w:r>
+            <w:r>
+              <w:t xml:space="preserve"> </w:t>
+            </w:r>
+            <w:r>
+              <w:t xml:space="preserve">(16 reference quotes)</w:t>
             </w:r>
           </w:p>
         </w:tc>
@@ -6133,15 +6139,15 @@
         </w:tc>
         <w:tc>
           <w:tcPr>
-            <w:tcW w:w="5351" w:type="dxa"/>
-          </w:tcPr>
-          <w:p>
-            <w:pPr>
-              <w:pStyle w:val="Compact"/>
-              <w:jc w:val="left"/>
-            </w:pPr>
-            <w:r>
-              <w:t xml:space="preserve">Shipping shall be taken from the chosen method's rate card: weight brackets, a charge per extra kilogram above the largest bracket, and a minimum charge, by chargeable weight (greater of actual and volumetric where known).</w:t>
+            <w:tcW w:w="4580" w:type="dxa"/>
+          </w:tcPr>
+          <w:p>
+            <w:pPr>
+              <w:pStyle w:val="Compact"/>
+              <w:jc w:val="left"/>
+            </w:pPr>
+            <w:r>
+              <w:t xml:space="preserve">Shipping shall be taken from weight bands by billable weight (the greater of actual and volumetric, in half-kilogram steps), with a surcharge per kilogram above the top band; items over the weight limit shall be refused.</w:t>
             </w:r>
           </w:p>
         </w:tc>
@@ -6161,7 +6167,7 @@
         </w:tc>
         <w:tc>
           <w:tcPr>
-            <w:tcW w:w="2109" w:type="dxa"/>
+            <w:tcW w:w="2880" w:type="dxa"/>
           </w:tcPr>
           <w:p>
             <w:pPr>
@@ -6174,73 +6180,21 @@
                 <w:sz w:val="16"/>
                 <w:szCs w:val="16"/>
               </w:rPr>
-              <w:t xml:space="preserve">pricing.test.ts</w:t>
-            </w:r>
-          </w:p>
-        </w:tc>
-      </w:tr>
-      <w:tr>
-        <w:trPr>
-          <w:cantSplit/>
-        </w:trPr>
-        <w:tc>
-          <w:tcPr>
-            <w:tcW w:w="1295" w:type="dxa"/>
-          </w:tcPr>
-          <w:p>
-            <w:pPr>
-              <w:pStyle w:val="Compact"/>
-              <w:jc w:val="left"/>
-            </w:pPr>
-            <w:r>
-              <w:t xml:space="preserve">FR-PRC-05</w:t>
-            </w:r>
-          </w:p>
-        </w:tc>
-        <w:tc>
-          <w:tcPr>
-            <w:tcW w:w="5351" w:type="dxa"/>
-          </w:tcPr>
-          <w:p>
-            <w:pPr>
-              <w:pStyle w:val="Compact"/>
-              <w:jc w:val="left"/>
-            </w:pPr>
-            <w:r>
-              <w:t xml:space="preserve">Delivery shall be a flat fee per delivery area.</w:t>
-            </w:r>
-          </w:p>
-        </w:tc>
-        <w:tc>
-          <w:tcPr>
-            <w:tcW w:w="605" w:type="dxa"/>
-          </w:tcPr>
-          <w:p>
-            <w:pPr>
-              <w:pStyle w:val="Compact"/>
-              <w:jc w:val="left"/>
-            </w:pPr>
-            <w:r>
-              <w:t xml:space="preserve">M</w:t>
-            </w:r>
-          </w:p>
-        </w:tc>
-        <w:tc>
-          <w:tcPr>
-            <w:tcW w:w="2109" w:type="dxa"/>
-          </w:tcPr>
-          <w:p>
-            <w:pPr>
-              <w:pStyle w:val="Compact"/>
-              <w:jc w:val="left"/>
-            </w:pPr>
+              <w:t xml:space="preserve">quote-engine.test.ts</w:t>
+            </w:r>
+            <w:r>
+              <w:t xml:space="preserve">;</w:t>
+            </w:r>
+            <w:r>
+              <w:t xml:space="preserve"> </w:t>
+            </w:r>
             <w:r>
               <w:rPr>
                 <w:rStyle w:val="VerbatimChar"/>
                 <w:sz w:val="16"/>
                 <w:szCs w:val="16"/>
               </w:rPr>
-              <w:t xml:space="preserve">pricing.test.ts</w:t>
+              <w:t xml:space="preserve">admin.test.ts</w:t>
             </w:r>
           </w:p>
         </w:tc>
@@ -6259,21 +6213,21 @@
               <w:jc w:val="left"/>
             </w:pPr>
             <w:r>
-              <w:t xml:space="preserve">FR-PRC-06</w:t>
-            </w:r>
-          </w:p>
-        </w:tc>
-        <w:tc>
-          <w:tcPr>
-            <w:tcW w:w="5351" w:type="dxa"/>
-          </w:tcPr>
-          <w:p>
-            <w:pPr>
-              <w:pStyle w:val="Compact"/>
-              <w:jc w:val="left"/>
-            </w:pPr>
-            <w:r>
-              <w:t xml:space="preserve">The system shall enforce a minimum order value (items only, in pounds) set by the admin; default £10.</w:t>
+              <w:t xml:space="preserve">FR-PRC-05</w:t>
+            </w:r>
+          </w:p>
+        </w:tc>
+        <w:tc>
+          <w:tcPr>
+            <w:tcW w:w="4580" w:type="dxa"/>
+          </w:tcPr>
+          <w:p>
+            <w:pPr>
+              <w:pStyle w:val="Compact"/>
+              <w:jc w:val="left"/>
+            </w:pPr>
+            <w:r>
+              <w:t xml:space="preserve">Delivery shall be priced by delivery area, scaled by weight, from the pricing configuration.</w:t>
             </w:r>
           </w:p>
         </w:tc>
@@ -6293,7 +6247,7 @@
         </w:tc>
         <w:tc>
           <w:tcPr>
-            <w:tcW w:w="2109" w:type="dxa"/>
+            <w:tcW w:w="2880" w:type="dxa"/>
           </w:tcPr>
           <w:p>
             <w:pPr>
@@ -6306,82 +6260,21 @@
                 <w:sz w:val="16"/>
                 <w:szCs w:val="16"/>
               </w:rPr>
-              <w:t xml:space="preserve">admin.test.ts</w:t>
+              <w:t xml:space="preserve">quote-engine.test.ts</w:t>
+            </w:r>
+            <w:r>
+              <w:t xml:space="preserve">;</w:t>
             </w:r>
             <w:r>
               <w:t xml:space="preserve"> </w:t>
             </w:r>
-            <w:r>
-              <w:t xml:space="preserve">("enforces the minimum order")</w:t>
-            </w:r>
-          </w:p>
-        </w:tc>
-      </w:tr>
-      <w:tr>
-        <w:trPr>
-          <w:cantSplit/>
-        </w:trPr>
-        <w:tc>
-          <w:tcPr>
-            <w:tcW w:w="1295" w:type="dxa"/>
-          </w:tcPr>
-          <w:p>
-            <w:pPr>
-              <w:pStyle w:val="Compact"/>
-              <w:jc w:val="left"/>
-            </w:pPr>
-            <w:r>
-              <w:t xml:space="preserve">FR-PRC-07</w:t>
-            </w:r>
-          </w:p>
-        </w:tc>
-        <w:tc>
-          <w:tcPr>
-            <w:tcW w:w="5351" w:type="dxa"/>
-          </w:tcPr>
-          <w:p>
-            <w:pPr>
-              <w:pStyle w:val="Compact"/>
-              <w:jc w:val="left"/>
-            </w:pPr>
-            <w:r>
-              <w:t xml:space="preserve">One pure function shall price the product page, cart, checkout and the stored order, so the displayed amount equals the charged amount.</w:t>
-            </w:r>
-          </w:p>
-        </w:tc>
-        <w:tc>
-          <w:tcPr>
-            <w:tcW w:w="605" w:type="dxa"/>
-          </w:tcPr>
-          <w:p>
-            <w:pPr>
-              <w:pStyle w:val="Compact"/>
-              <w:jc w:val="left"/>
-            </w:pPr>
-            <w:r>
-              <w:t xml:space="preserve">M</w:t>
-            </w:r>
-          </w:p>
-        </w:tc>
-        <w:tc>
-          <w:tcPr>
-            <w:tcW w:w="2109" w:type="dxa"/>
-          </w:tcPr>
-          <w:p>
-            <w:pPr>
-              <w:pStyle w:val="Compact"/>
-              <w:jc w:val="left"/>
-            </w:pPr>
             <w:r>
               <w:rPr>
                 <w:rStyle w:val="VerbatimChar"/>
                 <w:sz w:val="16"/>
                 <w:szCs w:val="16"/>
               </w:rPr>
-              <w:t xml:space="preserve">pricing.test.ts</w:t>
-            </w:r>
-            <w:r>
-              <w:t xml:space="preserve">; E2E "checkout total matches cart"</w:t>
+              <w:t xml:space="preserve">price-order.test.ts</w:t>
             </w:r>
           </w:p>
         </w:tc>
@@ -6400,21 +6293,21 @@
               <w:jc w:val="left"/>
             </w:pPr>
             <w:r>
-              <w:t xml:space="preserve">FR-PRC-08</w:t>
-            </w:r>
-          </w:p>
-        </w:tc>
-        <w:tc>
-          <w:tcPr>
-            <w:tcW w:w="5351" w:type="dxa"/>
-          </w:tcPr>
-          <w:p>
-            <w:pPr>
-              <w:pStyle w:val="Compact"/>
-              <w:jc w:val="left"/>
-            </w:pPr>
-            <w:r>
-              <w:t xml:space="preserve">An order shall store the rate, markup and every amount at the time it is placed; later setting changes shall not alter it.</w:t>
+              <w:t xml:space="preserve">FR-PRC-06</w:t>
+            </w:r>
+          </w:p>
+        </w:tc>
+        <w:tc>
+          <w:tcPr>
+            <w:tcW w:w="4580" w:type="dxa"/>
+          </w:tcPr>
+          <w:p>
+            <w:pPr>
+              <w:pStyle w:val="Compact"/>
+              <w:jc w:val="left"/>
+            </w:pPr>
+            <w:r>
+              <w:t xml:space="preserve">The system shall enforce a minimum order value (items only, in cedis) set in the pricing configuration; default GH₵400.</w:t>
             </w:r>
           </w:p>
         </w:tc>
@@ -6434,7 +6327,7 @@
         </w:tc>
         <w:tc>
           <w:tcPr>
-            <w:tcW w:w="2109" w:type="dxa"/>
+            <w:tcW w:w="2880" w:type="dxa"/>
           </w:tcPr>
           <w:p>
             <w:pPr>
@@ -6450,6 +6343,147 @@
               <w:t xml:space="preserve">admin.test.ts</w:t>
             </w:r>
             <w:r>
+              <w:t xml:space="preserve"> </w:t>
+            </w:r>
+            <w:r>
+              <w:t xml:space="preserve">("enforces the minimum order")</w:t>
+            </w:r>
+          </w:p>
+        </w:tc>
+      </w:tr>
+      <w:tr>
+        <w:trPr>
+          <w:cantSplit/>
+        </w:trPr>
+        <w:tc>
+          <w:tcPr>
+            <w:tcW w:w="1295" w:type="dxa"/>
+          </w:tcPr>
+          <w:p>
+            <w:pPr>
+              <w:pStyle w:val="Compact"/>
+              <w:jc w:val="left"/>
+            </w:pPr>
+            <w:r>
+              <w:t xml:space="preserve">FR-PRC-07</w:t>
+            </w:r>
+          </w:p>
+        </w:tc>
+        <w:tc>
+          <w:tcPr>
+            <w:tcW w:w="4580" w:type="dxa"/>
+          </w:tcPr>
+          <w:p>
+            <w:pPr>
+              <w:pStyle w:val="Compact"/>
+              <w:jc w:val="left"/>
+            </w:pPr>
+            <w:r>
+              <w:t xml:space="preserve">One function shall price the product page, cart, checkout and the stored order, so the displayed amount equals the charged amount.</w:t>
+            </w:r>
+          </w:p>
+        </w:tc>
+        <w:tc>
+          <w:tcPr>
+            <w:tcW w:w="605" w:type="dxa"/>
+          </w:tcPr>
+          <w:p>
+            <w:pPr>
+              <w:pStyle w:val="Compact"/>
+              <w:jc w:val="left"/>
+            </w:pPr>
+            <w:r>
+              <w:t xml:space="preserve">M</w:t>
+            </w:r>
+          </w:p>
+        </w:tc>
+        <w:tc>
+          <w:tcPr>
+            <w:tcW w:w="2880" w:type="dxa"/>
+          </w:tcPr>
+          <w:p>
+            <w:pPr>
+              <w:pStyle w:val="Compact"/>
+              <w:jc w:val="left"/>
+            </w:pPr>
+            <w:r>
+              <w:rPr>
+                <w:rStyle w:val="VerbatimChar"/>
+                <w:sz w:val="16"/>
+                <w:szCs w:val="16"/>
+              </w:rPr>
+              <w:t xml:space="preserve">price-order.test.ts</w:t>
+            </w:r>
+            <w:r>
+              <w:t xml:space="preserve">; E2E "checkout total matches cart"</w:t>
+            </w:r>
+          </w:p>
+        </w:tc>
+      </w:tr>
+      <w:tr>
+        <w:trPr>
+          <w:cantSplit/>
+        </w:trPr>
+        <w:tc>
+          <w:tcPr>
+            <w:tcW w:w="1295" w:type="dxa"/>
+          </w:tcPr>
+          <w:p>
+            <w:pPr>
+              <w:pStyle w:val="Compact"/>
+              <w:jc w:val="left"/>
+            </w:pPr>
+            <w:r>
+              <w:t xml:space="preserve">FR-PRC-08</w:t>
+            </w:r>
+          </w:p>
+        </w:tc>
+        <w:tc>
+          <w:tcPr>
+            <w:tcW w:w="4580" w:type="dxa"/>
+          </w:tcPr>
+          <w:p>
+            <w:pPr>
+              <w:pStyle w:val="Compact"/>
+              <w:jc w:val="left"/>
+            </w:pPr>
+            <w:r>
+              <w:t xml:space="preserve">An order shall store the rate and every amount (including insurance, import duties and flags) at the time it is placed; later setting changes shall not alter it.</w:t>
+            </w:r>
+          </w:p>
+        </w:tc>
+        <w:tc>
+          <w:tcPr>
+            <w:tcW w:w="605" w:type="dxa"/>
+          </w:tcPr>
+          <w:p>
+            <w:pPr>
+              <w:pStyle w:val="Compact"/>
+              <w:jc w:val="left"/>
+            </w:pPr>
+            <w:r>
+              <w:t xml:space="preserve">M</w:t>
+            </w:r>
+          </w:p>
+        </w:tc>
+        <w:tc>
+          <w:tcPr>
+            <w:tcW w:w="2880" w:type="dxa"/>
+          </w:tcPr>
+          <w:p>
+            <w:pPr>
+              <w:pStyle w:val="Compact"/>
+              <w:jc w:val="left"/>
+            </w:pPr>
+            <w:r>
+              <w:rPr>
+                <w:rStyle w:val="VerbatimChar"/>
+                <w:sz w:val="16"/>
+                <w:szCs w:val="16"/>
+              </w:rPr>
+              <w:t xml:space="preserve">admin.test.ts</w:t>
+            </w:r>
+            <w:r>
               <w:t xml:space="preserve">; schema inspection</w:t>
             </w:r>
           </w:p>
@@ -6475,15 +6509,15 @@
         </w:tc>
         <w:tc>
           <w:tcPr>
-            <w:tcW w:w="5351" w:type="dxa"/>
-          </w:tcPr>
-          <w:p>
-            <w:pPr>
-              <w:pStyle w:val="Compact"/>
-              <w:jc w:val="left"/>
-            </w:pPr>
-            <w:r>
-              <w:t xml:space="preserve">The admin shall see a worked example of what customers pay while editing pricing.</w:t>
+            <w:tcW w:w="4580" w:type="dxa"/>
+          </w:tcPr>
+          <w:p>
+            <w:pPr>
+              <w:pStyle w:val="Compact"/>
+              <w:jc w:val="left"/>
+            </w:pPr>
+            <w:r>
+              <w:t xml:space="preserve">The admin shall see typical baskets priced with the saved settings, and a tester that prices any item with the customer view and the shop's own working.</w:t>
             </w:r>
           </w:p>
         </w:tc>
@@ -6503,7 +6537,7 @@
         </w:tc>
         <w:tc>
           <w:tcPr>
-            <w:tcW w:w="2109" w:type="dxa"/>
+            <w:tcW w:w="2880" w:type="dxa"/>
           </w:tcPr>
           <w:p>
             <w:pPr>
@@ -6536,15 +6570,15 @@
         </w:tc>
         <w:tc>
           <w:tcPr>
-            <w:tcW w:w="5351" w:type="dxa"/>
-          </w:tcPr>
-          <w:p>
-            <w:pPr>
-              <w:pStyle w:val="Compact"/>
-              <w:jc w:val="left"/>
-            </w:pPr>
-            <w:r>
-              <w:t xml:space="preserve">Import duty and taxes charged in Ghana shall not be included, and the system shall say so at checkout.</w:t>
+            <w:tcW w:w="4580" w:type="dxa"/>
+          </w:tcPr>
+          <w:p>
+            <w:pPr>
+              <w:pStyle w:val="Compact"/>
+              <w:jc w:val="left"/>
+            </w:pPr>
+            <w:r>
+              <w:t xml:space="preserve">Import duties and taxes in Ghana shall be worked out by kind of item (a duty category), prepaid by the shop at the port and included in the total; an item that cannot be placed shall be priced at the highest planning rate and flagged for staff.</w:t>
             </w:r>
           </w:p>
         </w:tc>
@@ -6564,15 +6598,48 @@
         </w:tc>
         <w:tc>
           <w:tcPr>
-            <w:tcW w:w="2109" w:type="dxa"/>
-          </w:tcPr>
-          <w:p>
-            <w:pPr>
-              <w:pStyle w:val="Compact"/>
-              <w:jc w:val="left"/>
-            </w:pPr>
-            <w:r>
-              <w:t xml:space="preserve">Inspection</w:t>
+            <w:tcW w:w="2880" w:type="dxa"/>
+          </w:tcPr>
+          <w:p>
+            <w:pPr>
+              <w:pStyle w:val="Compact"/>
+              <w:jc w:val="left"/>
+            </w:pPr>
+            <w:r>
+              <w:rPr>
+                <w:rStyle w:val="VerbatimChar"/>
+                <w:sz w:val="16"/>
+                <w:szCs w:val="16"/>
+              </w:rPr>
+              <w:t xml:space="preserve">quote-engine.test.ts</w:t>
+            </w:r>
+            <w:r>
+              <w:t xml:space="preserve">;</w:t>
+            </w:r>
+            <w:r>
+              <w:t xml:space="preserve"> </w:t>
+            </w:r>
+            <w:r>
+              <w:rPr>
+                <w:rStyle w:val="VerbatimChar"/>
+                <w:sz w:val="16"/>
+                <w:szCs w:val="16"/>
+              </w:rPr>
+              <w:t xml:space="preserve">duty-category.test.ts</w:t>
+            </w:r>
+            <w:r>
+              <w:t xml:space="preserve">;</w:t>
+            </w:r>
+            <w:r>
+              <w:t xml:space="preserve"> </w:t>
+            </w:r>
+            <w:r>
+              <w:rPr>
+                <w:rStyle w:val="VerbatimChar"/>
+                <w:sz w:val="16"/>
+                <w:szCs w:val="16"/>
+              </w:rPr>
+              <w:t xml:space="preserve">price-order.test.ts</w:t>
             </w:r>
           </w:p>
         </w:tc>
@@ -13758,9 +13825,9 @@
       </w:tblPr>
       <w:tblGrid>
         <w:gridCol w:w="1295"/>
-        <w:gridCol w:w="5096"/>
+        <w:gridCol w:w="5155"/>
         <w:gridCol w:w="605"/>
-        <w:gridCol w:w="2364"/>
+        <w:gridCol w:w="2305"/>
       </w:tblGrid>
       <w:tr>
         <w:trPr>
@@ -13785,7 +13852,7 @@
         </w:tc>
         <w:tc>
           <w:tcPr>
-            <w:tcW w:w="5096" w:type="dxa"/>
+            <w:tcW w:w="5155" w:type="dxa"/>
           </w:tcPr>
           <w:p>
             <w:pPr>
@@ -13813,7 +13880,7 @@
         </w:tc>
         <w:tc>
           <w:tcPr>
-            <w:tcW w:w="2364" w:type="dxa"/>
+            <w:tcW w:w="2305" w:type="dxa"/>
           </w:tcPr>
           <w:p>
             <w:pPr>
@@ -13846,7 +13913,7 @@
         </w:tc>
         <w:tc>
           <w:tcPr>
-            <w:tcW w:w="5096" w:type="dxa"/>
+            <w:tcW w:w="5155" w:type="dxa"/>
           </w:tcPr>
           <w:p>
             <w:pPr>
@@ -13874,7 +13941,7 @@
         </w:tc>
         <w:tc>
           <w:tcPr>
-            <w:tcW w:w="2364" w:type="dxa"/>
+            <w:tcW w:w="2305" w:type="dxa"/>
           </w:tcPr>
           <w:p>
             <w:pPr>
@@ -13915,7 +13982,7 @@
         </w:tc>
         <w:tc>
           <w:tcPr>
-            <w:tcW w:w="5096" w:type="dxa"/>
+            <w:tcW w:w="5155" w:type="dxa"/>
           </w:tcPr>
           <w:p>
             <w:pPr>
@@ -13943,7 +14010,7 @@
         </w:tc>
         <w:tc>
           <w:tcPr>
-            <w:tcW w:w="2364" w:type="dxa"/>
+            <w:tcW w:w="2305" w:type="dxa"/>
           </w:tcPr>
           <w:p>
             <w:pPr>
@@ -13981,15 +14048,15 @@
         </w:tc>
         <w:tc>
           <w:tcPr>
-            <w:tcW w:w="5096" w:type="dxa"/>
-          </w:tcPr>
-          <w:p>
-            <w:pPr>
-              <w:pStyle w:val="Compact"/>
-              <w:jc w:val="left"/>
-            </w:pPr>
-            <w:r>
-              <w:t xml:space="preserve">Staff shall be able to set the exchange rate and markup, the service charge, the minimum order, the site name and the support WhatsApp number, with changes to the rate recorded in a history.</w:t>
+            <w:tcW w:w="5155" w:type="dxa"/>
+          </w:tcPr>
+          <w:p>
+            <w:pPr>
+              <w:pStyle w:val="Compact"/>
+              <w:jc w:val="left"/>
+            </w:pPr>
+            <w:r>
+              <w:t xml:space="preserve">Staff shall be able to set the market exchange rate and the customs rate, the site name and the support WhatsApp number, with changes to the rate recorded in a history.</w:t>
             </w:r>
           </w:p>
         </w:tc>
@@ -14009,7 +14076,7 @@
         </w:tc>
         <w:tc>
           <w:tcPr>
-            <w:tcW w:w="2364" w:type="dxa"/>
+            <w:tcW w:w="2305" w:type="dxa"/>
           </w:tcPr>
           <w:p>
             <w:pPr>
@@ -14067,15 +14134,15 @@
         </w:tc>
         <w:tc>
           <w:tcPr>
-            <w:tcW w:w="5096" w:type="dxa"/>
-          </w:tcPr>
-          <w:p>
-            <w:pPr>
-              <w:pStyle w:val="Compact"/>
-              <w:jc w:val="left"/>
-            </w:pPr>
-            <w:r>
-              <w:t xml:space="preserve">Staff shall be able to create, edit, hide and price shipping methods and rate cards, with validation (for example ascending brackets).</w:t>
+            <w:tcW w:w="5155" w:type="dxa"/>
+          </w:tcPr>
+          <w:p>
+            <w:pPr>
+              <w:pStyle w:val="Compact"/>
+              <w:jc w:val="left"/>
+            </w:pPr>
+            <w:r>
+              <w:t xml:space="preserve">Staff with the right shall be able to edit the whole pricing configuration (service charge, shipping, insurance, duty rates, delivery, minimum order and contribution floor) as a validated document, restore the shipped one, and set an item's duty category.</w:t>
             </w:r>
           </w:p>
         </w:tc>
@@ -14095,7 +14162,7 @@
         </w:tc>
         <w:tc>
           <w:tcPr>
-            <w:tcW w:w="2364" w:type="dxa"/>
+            <w:tcW w:w="2305" w:type="dxa"/>
           </w:tcPr>
           <w:p>
             <w:pPr>
@@ -14108,21 +14175,79 @@
                 <w:sz w:val="16"/>
                 <w:szCs w:val="16"/>
               </w:rPr>
-              <w:t xml:space="preserve">admin-parse.test.ts</w:t>
-            </w:r>
-            <w:r>
-              <w:t xml:space="preserve">;</w:t>
-            </w:r>
-            <w:r>
-              <w:t xml:space="preserve"> </w:t>
-            </w:r>
+              <w:t xml:space="preserve">quote-engine.test.ts</w:t>
+            </w:r>
+            <w:r>
+              <w:t xml:space="preserve">; E2E</w:t>
+            </w:r>
+          </w:p>
+        </w:tc>
+      </w:tr>
+      <w:tr>
+        <w:trPr>
+          <w:cantSplit/>
+        </w:trPr>
+        <w:tc>
+          <w:tcPr>
+            <w:tcW w:w="1295" w:type="dxa"/>
+          </w:tcPr>
+          <w:p>
+            <w:pPr>
+              <w:pStyle w:val="Compact"/>
+              <w:jc w:val="left"/>
+            </w:pPr>
+            <w:r>
+              <w:t xml:space="preserve">FR-ADM-05</w:t>
+            </w:r>
+          </w:p>
+        </w:tc>
+        <w:tc>
+          <w:tcPr>
+            <w:tcW w:w="5155" w:type="dxa"/>
+          </w:tcPr>
+          <w:p>
+            <w:pPr>
+              <w:pStyle w:val="Compact"/>
+              <w:jc w:val="left"/>
+            </w:pPr>
+            <w:r>
+              <w:t xml:space="preserve">Staff shall be able to create, edit, hide and delete delivery areas; the last active area shall not be deletable; orders shall keep the area name and fee charged.</w:t>
+            </w:r>
+          </w:p>
+        </w:tc>
+        <w:tc>
+          <w:tcPr>
+            <w:tcW w:w="605" w:type="dxa"/>
+          </w:tcPr>
+          <w:p>
+            <w:pPr>
+              <w:pStyle w:val="Compact"/>
+              <w:jc w:val="left"/>
+            </w:pPr>
+            <w:r>
+              <w:t xml:space="preserve">M</w:t>
+            </w:r>
+          </w:p>
+        </w:tc>
+        <w:tc>
+          <w:tcPr>
+            <w:tcW w:w="2305" w:type="dxa"/>
+          </w:tcPr>
+          <w:p>
+            <w:pPr>
+              <w:pStyle w:val="Compact"/>
+              <w:jc w:val="left"/>
+            </w:pPr>
             <w:r>
               <w:rPr>
                 <w:rStyle w:val="VerbatimChar"/>
                 <w:sz w:val="16"/>
                 <w:szCs w:val="16"/>
               </w:rPr>
-              <w:t xml:space="preserve">admin.test.ts</w:t>
+              <w:t xml:space="preserve">shop-delete.test.ts</w:t>
+            </w:r>
+            <w:r>
+              <w:t xml:space="preserve">; E2E</w:t>
             </w:r>
           </w:p>
         </w:tc>
@@ -14141,21 +14266,21 @@
               <w:jc w:val="left"/>
             </w:pPr>
             <w:r>
-              <w:t xml:space="preserve">FR-ADM-05</w:t>
-            </w:r>
-          </w:p>
-        </w:tc>
-        <w:tc>
-          <w:tcPr>
-            <w:tcW w:w="5096" w:type="dxa"/>
-          </w:tcPr>
-          <w:p>
-            <w:pPr>
-              <w:pStyle w:val="Compact"/>
-              <w:jc w:val="left"/>
-            </w:pPr>
-            <w:r>
-              <w:t xml:space="preserve">Staff shall be able to create, edit, hide and delete delivery areas; the last active area shall not be deletable; orders shall keep the area name and fee charged.</w:t>
+              <w:t xml:space="preserve">FR-ADM-06</w:t>
+            </w:r>
+          </w:p>
+        </w:tc>
+        <w:tc>
+          <w:tcPr>
+            <w:tcW w:w="5155" w:type="dxa"/>
+          </w:tcPr>
+          <w:p>
+            <w:pPr>
+              <w:pStyle w:val="Compact"/>
+              <w:jc w:val="left"/>
+            </w:pPr>
+            <w:r>
+              <w:t xml:space="preserve">Staff shall be able to choose one of 15 colour themes for the whole shop.</w:t>
             </w:r>
           </w:p>
         </w:tc>
@@ -14169,13 +14294,13 @@
               <w:jc w:val="left"/>
             </w:pPr>
             <w:r>
-              <w:t xml:space="preserve">M</w:t>
-            </w:r>
-          </w:p>
-        </w:tc>
-        <w:tc>
-          <w:tcPr>
-            <w:tcW w:w="2364" w:type="dxa"/>
+              <w:t xml:space="preserve">S</w:t>
+            </w:r>
+          </w:p>
+        </w:tc>
+        <w:tc>
+          <w:tcPr>
+            <w:tcW w:w="2305" w:type="dxa"/>
           </w:tcPr>
           <w:p>
             <w:pPr>
@@ -14188,7 +14313,7 @@
                 <w:sz w:val="16"/>
                 <w:szCs w:val="16"/>
               </w:rPr>
-              <w:t xml:space="preserve">shop-delete.test.ts</w:t>
+              <w:t xml:space="preserve">themes.test.ts</w:t>
             </w:r>
             <w:r>
               <w:t xml:space="preserve">; E2E</w:t>
@@ -14210,21 +14335,21 @@
               <w:jc w:val="left"/>
             </w:pPr>
             <w:r>
-              <w:t xml:space="preserve">FR-ADM-06</w:t>
-            </w:r>
-          </w:p>
-        </w:tc>
-        <w:tc>
-          <w:tcPr>
-            <w:tcW w:w="5096" w:type="dxa"/>
-          </w:tcPr>
-          <w:p>
-            <w:pPr>
-              <w:pStyle w:val="Compact"/>
-              <w:jc w:val="left"/>
-            </w:pPr>
-            <w:r>
-              <w:t xml:space="preserve">Staff shall be able to choose one of 15 colour themes for the whole shop.</w:t>
+              <w:t xml:space="preserve">FR-ADM-07</w:t>
+            </w:r>
+          </w:p>
+        </w:tc>
+        <w:tc>
+          <w:tcPr>
+            <w:tcW w:w="5155" w:type="dxa"/>
+          </w:tcPr>
+          <w:p>
+            <w:pPr>
+              <w:pStyle w:val="Compact"/>
+              <w:jc w:val="left"/>
+            </w:pPr>
+            <w:r>
+              <w:t xml:space="preserve">Staff shall be able to enter, switch on, test and clear provider keys; keys shall be encrypted at rest, shown masked, never logged, and overridden by environment settings; a readiness summary shall list what is missing.</w:t>
             </w:r>
           </w:p>
         </w:tc>
@@ -14238,13 +14363,13 @@
               <w:jc w:val="left"/>
             </w:pPr>
             <w:r>
-              <w:t xml:space="preserve">S</w:t>
-            </w:r>
-          </w:p>
-        </w:tc>
-        <w:tc>
-          <w:tcPr>
-            <w:tcW w:w="2364" w:type="dxa"/>
+              <w:t xml:space="preserve">M</w:t>
+            </w:r>
+          </w:p>
+        </w:tc>
+        <w:tc>
+          <w:tcPr>
+            <w:tcW w:w="2305" w:type="dxa"/>
           </w:tcPr>
           <w:p>
             <w:pPr>
@@ -14257,90 +14382,148 @@
                 <w:sz w:val="16"/>
                 <w:szCs w:val="16"/>
               </w:rPr>
-              <w:t xml:space="preserve">themes.test.ts</w:t>
-            </w:r>
-            <w:r>
-              <w:t xml:space="preserve">; E2E</w:t>
-            </w:r>
-          </w:p>
-        </w:tc>
-      </w:tr>
-      <w:tr>
-        <w:trPr>
-          <w:cantSplit/>
-        </w:trPr>
-        <w:tc>
-          <w:tcPr>
-            <w:tcW w:w="1295" w:type="dxa"/>
-          </w:tcPr>
-          <w:p>
-            <w:pPr>
-              <w:pStyle w:val="Compact"/>
-              <w:jc w:val="left"/>
-            </w:pPr>
-            <w:r>
-              <w:t xml:space="preserve">FR-ADM-07</w:t>
-            </w:r>
-          </w:p>
-        </w:tc>
-        <w:tc>
-          <w:tcPr>
-            <w:tcW w:w="5096" w:type="dxa"/>
-          </w:tcPr>
-          <w:p>
-            <w:pPr>
-              <w:pStyle w:val="Compact"/>
-              <w:jc w:val="left"/>
-            </w:pPr>
-            <w:r>
-              <w:t xml:space="preserve">Staff shall be able to enter, switch on, test and clear provider keys; keys shall be encrypted at rest, shown masked, never logged, and overridden by environment settings; a readiness summary shall list what is missing.</w:t>
-            </w:r>
-          </w:p>
-        </w:tc>
-        <w:tc>
-          <w:tcPr>
-            <w:tcW w:w="605" w:type="dxa"/>
-          </w:tcPr>
-          <w:p>
-            <w:pPr>
-              <w:pStyle w:val="Compact"/>
-              <w:jc w:val="left"/>
-            </w:pPr>
-            <w:r>
-              <w:t xml:space="preserve">M</w:t>
-            </w:r>
-          </w:p>
-        </w:tc>
-        <w:tc>
-          <w:tcPr>
-            <w:tcW w:w="2364" w:type="dxa"/>
-          </w:tcPr>
-          <w:p>
-            <w:pPr>
-              <w:pStyle w:val="Compact"/>
-              <w:jc w:val="left"/>
-            </w:pPr>
+              <w:t xml:space="preserve">integrations.test.ts</w:t>
+            </w:r>
+            <w:r>
+              <w:t xml:space="preserve">;</w:t>
+            </w:r>
+            <w:r>
+              <w:t xml:space="preserve"> </w:t>
+            </w:r>
             <w:r>
               <w:rPr>
                 <w:rStyle w:val="VerbatimChar"/>
                 <w:sz w:val="16"/>
                 <w:szCs w:val="16"/>
               </w:rPr>
-              <w:t xml:space="preserve">integrations.test.ts</w:t>
-            </w:r>
-            <w:r>
-              <w:t xml:space="preserve">;</w:t>
-            </w:r>
-            <w:r>
-              <w:t xml:space="preserve"> </w:t>
-            </w:r>
+              <w:t xml:space="preserve">secrets.test.ts</w:t>
+            </w:r>
+          </w:p>
+        </w:tc>
+      </w:tr>
+      <w:tr>
+        <w:trPr>
+          <w:cantSplit/>
+        </w:trPr>
+        <w:tc>
+          <w:tcPr>
+            <w:tcW w:w="1295" w:type="dxa"/>
+          </w:tcPr>
+          <w:p>
+            <w:pPr>
+              <w:pStyle w:val="Compact"/>
+              <w:jc w:val="left"/>
+            </w:pPr>
+            <w:r>
+              <w:t xml:space="preserve">FR-ADM-08</w:t>
+            </w:r>
+          </w:p>
+        </w:tc>
+        <w:tc>
+          <w:tcPr>
+            <w:tcW w:w="5155" w:type="dxa"/>
+          </w:tcPr>
+          <w:p>
+            <w:pPr>
+              <w:pStyle w:val="Compact"/>
+              <w:jc w:val="left"/>
+            </w:pPr>
+            <w:r>
+              <w:t xml:space="preserve">The admin shall record every administrative action and sign-in in an activity log naming the person, searchable by staff with the right.</w:t>
+            </w:r>
+          </w:p>
+        </w:tc>
+        <w:tc>
+          <w:tcPr>
+            <w:tcW w:w="605" w:type="dxa"/>
+          </w:tcPr>
+          <w:p>
+            <w:pPr>
+              <w:pStyle w:val="Compact"/>
+              <w:jc w:val="left"/>
+            </w:pPr>
+            <w:r>
+              <w:t xml:space="preserve">M</w:t>
+            </w:r>
+          </w:p>
+        </w:tc>
+        <w:tc>
+          <w:tcPr>
+            <w:tcW w:w="2305" w:type="dxa"/>
+          </w:tcPr>
+          <w:p>
+            <w:pPr>
+              <w:pStyle w:val="Compact"/>
+              <w:jc w:val="left"/>
+            </w:pPr>
+            <w:r>
+              <w:t xml:space="preserve">E2E (audit actors checked); inspection</w:t>
+            </w:r>
+          </w:p>
+        </w:tc>
+      </w:tr>
+      <w:tr>
+        <w:trPr>
+          <w:cantSplit/>
+        </w:trPr>
+        <w:tc>
+          <w:tcPr>
+            <w:tcW w:w="1295" w:type="dxa"/>
+          </w:tcPr>
+          <w:p>
+            <w:pPr>
+              <w:pStyle w:val="Compact"/>
+              <w:jc w:val="left"/>
+            </w:pPr>
+            <w:r>
+              <w:t xml:space="preserve">FR-ADM-09</w:t>
+            </w:r>
+          </w:p>
+        </w:tc>
+        <w:tc>
+          <w:tcPr>
+            <w:tcW w:w="5155" w:type="dxa"/>
+          </w:tcPr>
+          <w:p>
+            <w:pPr>
+              <w:pStyle w:val="Compact"/>
+              <w:jc w:val="left"/>
+            </w:pPr>
+            <w:r>
+              <w:t xml:space="preserve">The exchange-rate feed policy shall be manual, suggest or automatic, with a maximum automatic move (default 5%) and an alert gap (default 3%); automatic moves beyond the limit shall wait for staff.</w:t>
+            </w:r>
+          </w:p>
+        </w:tc>
+        <w:tc>
+          <w:tcPr>
+            <w:tcW w:w="605" w:type="dxa"/>
+          </w:tcPr>
+          <w:p>
+            <w:pPr>
+              <w:pStyle w:val="Compact"/>
+              <w:jc w:val="left"/>
+            </w:pPr>
+            <w:r>
+              <w:t xml:space="preserve">S</w:t>
+            </w:r>
+          </w:p>
+        </w:tc>
+        <w:tc>
+          <w:tcPr>
+            <w:tcW w:w="2305" w:type="dxa"/>
+          </w:tcPr>
+          <w:p>
+            <w:pPr>
+              <w:pStyle w:val="Compact"/>
+              <w:jc w:val="left"/>
+            </w:pPr>
             <w:r>
               <w:rPr>
                 <w:rStyle w:val="VerbatimChar"/>
                 <w:sz w:val="16"/>
                 <w:szCs w:val="16"/>
               </w:rPr>
-              <w:t xml:space="preserve">secrets.test.ts</w:t>
+              <w:t xml:space="preserve">fx-api.test.ts</w:t>
             </w:r>
           </w:p>
         </w:tc>
@@ -14359,21 +14542,21 @@
               <w:jc w:val="left"/>
             </w:pPr>
             <w:r>
-              <w:t xml:space="preserve">FR-ADM-08</w:t>
-            </w:r>
-          </w:p>
-        </w:tc>
-        <w:tc>
-          <w:tcPr>
-            <w:tcW w:w="5096" w:type="dxa"/>
-          </w:tcPr>
-          <w:p>
-            <w:pPr>
-              <w:pStyle w:val="Compact"/>
-              <w:jc w:val="left"/>
-            </w:pPr>
-            <w:r>
-              <w:t xml:space="preserve">The admin shall record every administrative action and sign-in in an activity log naming the person, searchable by staff with the right.</w:t>
+              <w:t xml:space="preserve">FR-ADM-10</w:t>
+            </w:r>
+          </w:p>
+        </w:tc>
+        <w:tc>
+          <w:tcPr>
+            <w:tcW w:w="5155" w:type="dxa"/>
+          </w:tcPr>
+          <w:p>
+            <w:pPr>
+              <w:pStyle w:val="Compact"/>
+              <w:jc w:val="left"/>
+            </w:pPr>
+            <w:r>
+              <w:t xml:space="preserve">The admin shall not require a technical user: plain language, confirmation for destructive actions (delete shop, area, account, source), and clear errors.</w:t>
             </w:r>
           </w:p>
         </w:tc>
@@ -14387,140 +14570,13 @@
               <w:jc w:val="left"/>
             </w:pPr>
             <w:r>
-              <w:t xml:space="preserve">M</w:t>
-            </w:r>
-          </w:p>
-        </w:tc>
-        <w:tc>
-          <w:tcPr>
-            <w:tcW w:w="2364" w:type="dxa"/>
-          </w:tcPr>
-          <w:p>
-            <w:pPr>
-              <w:pStyle w:val="Compact"/>
-              <w:jc w:val="left"/>
-            </w:pPr>
-            <w:r>
-              <w:t xml:space="preserve">E2E (audit actors checked); inspection</w:t>
-            </w:r>
-          </w:p>
-        </w:tc>
-      </w:tr>
-      <w:tr>
-        <w:trPr>
-          <w:cantSplit/>
-        </w:trPr>
-        <w:tc>
-          <w:tcPr>
-            <w:tcW w:w="1295" w:type="dxa"/>
-          </w:tcPr>
-          <w:p>
-            <w:pPr>
-              <w:pStyle w:val="Compact"/>
-              <w:jc w:val="left"/>
-            </w:pPr>
-            <w:r>
-              <w:t xml:space="preserve">FR-ADM-09</w:t>
-            </w:r>
-          </w:p>
-        </w:tc>
-        <w:tc>
-          <w:tcPr>
-            <w:tcW w:w="5096" w:type="dxa"/>
-          </w:tcPr>
-          <w:p>
-            <w:pPr>
-              <w:pStyle w:val="Compact"/>
-              <w:jc w:val="left"/>
-            </w:pPr>
-            <w:r>
-              <w:t xml:space="preserve">The exchange-rate feed policy shall be manual, suggest or automatic, with a maximum automatic move (default 5%) and an alert gap (default 3%); automatic moves beyond the limit shall wait for staff.</w:t>
-            </w:r>
-          </w:p>
-        </w:tc>
-        <w:tc>
-          <w:tcPr>
-            <w:tcW w:w="605" w:type="dxa"/>
-          </w:tcPr>
-          <w:p>
-            <w:pPr>
-              <w:pStyle w:val="Compact"/>
-              <w:jc w:val="left"/>
-            </w:pPr>
-            <w:r>
               <w:t xml:space="preserve">S</w:t>
             </w:r>
           </w:p>
         </w:tc>
         <w:tc>
           <w:tcPr>
-            <w:tcW w:w="2364" w:type="dxa"/>
-          </w:tcPr>
-          <w:p>
-            <w:pPr>
-              <w:pStyle w:val="Compact"/>
-              <w:jc w:val="left"/>
-            </w:pPr>
-            <w:r>
-              <w:rPr>
-                <w:rStyle w:val="VerbatimChar"/>
-                <w:sz w:val="16"/>
-                <w:szCs w:val="16"/>
-              </w:rPr>
-              <w:t xml:space="preserve">fx-api.test.ts</w:t>
-            </w:r>
-          </w:p>
-        </w:tc>
-      </w:tr>
-      <w:tr>
-        <w:trPr>
-          <w:cantSplit/>
-        </w:trPr>
-        <w:tc>
-          <w:tcPr>
-            <w:tcW w:w="1295" w:type="dxa"/>
-          </w:tcPr>
-          <w:p>
-            <w:pPr>
-              <w:pStyle w:val="Compact"/>
-              <w:jc w:val="left"/>
-            </w:pPr>
-            <w:r>
-              <w:t xml:space="preserve">FR-ADM-10</w:t>
-            </w:r>
-          </w:p>
-        </w:tc>
-        <w:tc>
-          <w:tcPr>
-            <w:tcW w:w="5096" w:type="dxa"/>
-          </w:tcPr>
-          <w:p>
-            <w:pPr>
-              <w:pStyle w:val="Compact"/>
-              <w:jc w:val="left"/>
-            </w:pPr>
-            <w:r>
-              <w:t xml:space="preserve">The admin shall not require a technical user: plain language, confirmation for destructive actions (delete shop, area, account, source), and clear errors.</w:t>
-            </w:r>
-          </w:p>
-        </w:tc>
-        <w:tc>
-          <w:tcPr>
-            <w:tcW w:w="605" w:type="dxa"/>
-          </w:tcPr>
-          <w:p>
-            <w:pPr>
-              <w:pStyle w:val="Compact"/>
-              <w:jc w:val="left"/>
-            </w:pPr>
-            <w:r>
-              <w:t xml:space="preserve">S</w:t>
-            </w:r>
-          </w:p>
-        </w:tc>
-        <w:tc>
-          <w:tcPr>
-            <w:tcW w:w="2364" w:type="dxa"/>
+            <w:tcW w:w="2305" w:type="dxa"/>
           </w:tcPr>
           <w:p>
             <w:pPr>
@@ -18049,7 +18105,7 @@
         <w:pStyle w:val="Compact"/>
       </w:pPr>
       <w:r>
-        <w:t xml:space="preserve">Changing the service charge and exchange rate reaches the storefront; an invalid tier setup is rejected clearly.</w:t>
+        <w:t xml:space="preserve">Changing the pricing configuration and exchange rate reaches the storefront; an invalid configuration is rejected clearly.</w:t>
       </w:r>
     </w:p>
     <w:p>
@@ -21025,7 +21081,7 @@
               <w:t xml:space="preserve"> </w:t>
             </w:r>
             <w:r>
-              <w:t xml:space="preserve">= items + service charge + shipping to Ghana + delivery in Ghana. Duties and taxes in Ghana are excluded.</w:t>
+              <w:t xml:space="preserve">= items (service charge included) + shipping to Ghana + insurance + import duties and taxes + delivery in Ghana. Duties are prepaid by the shop.</w:t>
             </w:r>
           </w:p>
         </w:tc>
@@ -21062,13 +21118,13 @@
                 <w:bCs/>
                 <w:b/>
               </w:rPr>
-              <w:t xml:space="preserve">Effective rate</w:t>
+              <w:t xml:space="preserve">Customer rate</w:t>
             </w:r>
             <w:r>
               <w:t xml:space="preserve"> </w:t>
             </w:r>
             <w:r>
-              <w:t xml:space="preserve">= rate × (1 + markup%). Items are converted at the effective rate.</w:t>
+              <w:t xml:space="preserve">= market rate plus the engine's margin (more in a volatile week). Items are converted at the customer rate; duties are valued at the customs rate.</w:t>
             </w:r>
           </w:p>
         </w:tc>
@@ -21108,7 +21164,7 @@
               <w:t xml:space="preserve">Minimum order</w:t>
             </w:r>
             <w:r>
-              <w:t xml:space="preserve">: items only, in pounds; default £10. Applies to link orders too.</w:t>
+              <w:t xml:space="preserve">: items only, in cedis; default GH₵400. Applies to link orders too.</w:t>
             </w:r>
           </w:p>
         </w:tc>
@@ -23126,7 +23182,7 @@
         <w:t xml:space="preserve">Pricing</w:t>
       </w:r>
       <w:r>
-        <w:t xml:space="preserve">: set rate, markup, service charge, minimum order. 2. Open</w:t>
+        <w:t xml:space="preserve">: set the market and customs rates. 2. Open</w:t>
       </w:r>
       <w:r>
         <w:t xml:space="preserve"> </w:t>
@@ -23136,10 +23192,10 @@
           <w:bCs/>
           <w:b/>
         </w:rPr>
-        <w:t xml:space="preserve">Shipping</w:t>
-      </w:r>
-      <w:r>
-        <w:t xml:space="preserve">: rate cards. 3. Open</w:t>
+        <w:t xml:space="preserve">Pricing engine</w:t>
+      </w:r>
+      <w:r>
+        <w:t xml:space="preserve">: review the configuration, try prices in the tester, save. 3. Open</w:t>
       </w:r>
       <w:r>
         <w:t xml:space="preserve"> </w:t>
@@ -23152,7 +23208,7 @@
         <w:t xml:space="preserve">Delivery areas</w:t>
       </w:r>
       <w:r>
-        <w:t xml:space="preserve">: areas and fees. 4. Check "What customers pay now". 5. Save.</w:t>
+        <w:t xml:space="preserve">: areas and their delivery price. 4. Check "What customers pay now".</w:t>
       </w:r>
     </w:p>
     <w:bookmarkEnd w:id="89"/>
@@ -23483,9 +23539,9 @@
       </w:tblPr>
       <w:tblGrid>
         <w:gridCol w:w="720"/>
-        <w:gridCol w:w="2082"/>
+        <w:gridCol w:w="2168"/>
         <w:gridCol w:w="1640"/>
-        <w:gridCol w:w="3017"/>
+        <w:gridCol w:w="2931"/>
         <w:gridCol w:w="1901"/>
       </w:tblGrid>
       <w:tr>
@@ -23511,7 +23567,7 @@
         </w:tc>
         <w:tc>
           <w:tcPr>
-            <w:tcW w:w="2082" w:type="dxa"/>
+            <w:tcW w:w="2168" w:type="dxa"/>
           </w:tcPr>
           <w:p>
             <w:pPr>
@@ -23539,7 +23595,7 @@
         </w:tc>
         <w:tc>
           <w:tcPr>
-            <w:tcW w:w="3017" w:type="dxa"/>
+            <w:tcW w:w="2931" w:type="dxa"/>
           </w:tcPr>
           <w:p>
             <w:pPr>
@@ -23586,7 +23642,7 @@
         </w:tc>
         <w:tc>
           <w:tcPr>
-            <w:tcW w:w="2082" w:type="dxa"/>
+            <w:tcW w:w="2168" w:type="dxa"/>
           </w:tcPr>
           <w:p>
             <w:pPr>
@@ -23614,7 +23670,7 @@
         </w:tc>
         <w:tc>
           <w:tcPr>
-            <w:tcW w:w="3017" w:type="dxa"/>
+            <w:tcW w:w="2931" w:type="dxa"/>
           </w:tcPr>
           <w:p>
             <w:pPr>
@@ -23675,7 +23731,7 @@
         </w:tc>
         <w:tc>
           <w:tcPr>
-            <w:tcW w:w="2082" w:type="dxa"/>
+            <w:tcW w:w="2168" w:type="dxa"/>
           </w:tcPr>
           <w:p>
             <w:pPr>
@@ -23703,7 +23759,7 @@
         </w:tc>
         <w:tc>
           <w:tcPr>
-            <w:tcW w:w="3017" w:type="dxa"/>
+            <w:tcW w:w="2931" w:type="dxa"/>
           </w:tcPr>
           <w:p>
             <w:pPr>
@@ -23750,7 +23806,7 @@
         </w:tc>
         <w:tc>
           <w:tcPr>
-            <w:tcW w:w="2082" w:type="dxa"/>
+            <w:tcW w:w="2168" w:type="dxa"/>
           </w:tcPr>
           <w:p>
             <w:pPr>
@@ -23778,15 +23834,15 @@
         </w:tc>
         <w:tc>
           <w:tcPr>
-            <w:tcW w:w="3017" w:type="dxa"/>
-          </w:tcPr>
-          <w:p>
-            <w:pPr>
-              <w:pStyle w:val="Compact"/>
-              <w:jc w:val="left"/>
-            </w:pPr>
-            <w:r>
-              <w:t xml:space="preserve">Markup on the rate, optional feed with alert and limits, quote expiry.</w:t>
+            <w:tcW w:w="2931" w:type="dxa"/>
+          </w:tcPr>
+          <w:p>
+            <w:pPr>
+              <w:pStyle w:val="Compact"/>
+              <w:jc w:val="left"/>
+            </w:pPr>
+            <w:r>
+              <w:t xml:space="preserve">Margin on the rate that grows with volatility, optional feed with alert and limits, quote expiry.</w:t>
             </w:r>
           </w:p>
         </w:tc>
@@ -23825,7 +23881,7 @@
         </w:tc>
         <w:tc>
           <w:tcPr>
-            <w:tcW w:w="2082" w:type="dxa"/>
+            <w:tcW w:w="2168" w:type="dxa"/>
           </w:tcPr>
           <w:p>
             <w:pPr>
@@ -23853,7 +23909,7 @@
         </w:tc>
         <w:tc>
           <w:tcPr>
-            <w:tcW w:w="3017" w:type="dxa"/>
+            <w:tcW w:w="2931" w:type="dxa"/>
           </w:tcPr>
           <w:p>
             <w:pPr>
@@ -23904,7 +23960,7 @@
         </w:tc>
         <w:tc>
           <w:tcPr>
-            <w:tcW w:w="2082" w:type="dxa"/>
+            <w:tcW w:w="2168" w:type="dxa"/>
           </w:tcPr>
           <w:p>
             <w:pPr>
@@ -23932,7 +23988,7 @@
         </w:tc>
         <w:tc>
           <w:tcPr>
-            <w:tcW w:w="3017" w:type="dxa"/>
+            <w:tcW w:w="2931" w:type="dxa"/>
           </w:tcPr>
           <w:p>
             <w:pPr>
@@ -23979,7 +24035,7 @@
         </w:tc>
         <w:tc>
           <w:tcPr>
-            <w:tcW w:w="2082" w:type="dxa"/>
+            <w:tcW w:w="2168" w:type="dxa"/>
           </w:tcPr>
           <w:p>
             <w:pPr>
@@ -24007,7 +24063,7 @@
         </w:tc>
         <w:tc>
           <w:tcPr>
-            <w:tcW w:w="3017" w:type="dxa"/>
+            <w:tcW w:w="2931" w:type="dxa"/>
           </w:tcPr>
           <w:p>
             <w:pPr>
@@ -24054,7 +24110,7 @@
         </w:tc>
         <w:tc>
           <w:tcPr>
-            <w:tcW w:w="2082" w:type="dxa"/>
+            <w:tcW w:w="2168" w:type="dxa"/>
           </w:tcPr>
           <w:p>
             <w:pPr>
@@ -24082,7 +24138,7 @@
         </w:tc>
         <w:tc>
           <w:tcPr>
-            <w:tcW w:w="3017" w:type="dxa"/>
+            <w:tcW w:w="2931" w:type="dxa"/>
           </w:tcPr>
           <w:p>
             <w:pPr>
@@ -24129,7 +24185,7 @@
         </w:tc>
         <w:tc>
           <w:tcPr>
-            <w:tcW w:w="2082" w:type="dxa"/>
+            <w:tcW w:w="2168" w:type="dxa"/>
           </w:tcPr>
           <w:p>
             <w:pPr>
@@ -24157,7 +24213,7 @@
         </w:tc>
         <w:tc>
           <w:tcPr>
-            <w:tcW w:w="3017" w:type="dxa"/>
+            <w:tcW w:w="2931" w:type="dxa"/>
           </w:tcPr>
           <w:p>
             <w:pPr>
@@ -24204,15 +24260,15 @@
         </w:tc>
         <w:tc>
           <w:tcPr>
-            <w:tcW w:w="2082" w:type="dxa"/>
-          </w:tcPr>
-          <w:p>
-            <w:pPr>
-              <w:pStyle w:val="Compact"/>
-              <w:jc w:val="left"/>
-            </w:pPr>
-            <w:r>
-              <w:t xml:space="preserve">Customs duty, VAT or consumer-law non-compliance.</w:t>
+            <w:tcW w:w="2168" w:type="dxa"/>
+          </w:tcPr>
+          <w:p>
+            <w:pPr>
+              <w:pStyle w:val="Compact"/>
+              <w:jc w:val="left"/>
+            </w:pPr>
+            <w:r>
+              <w:t xml:space="preserve">Customs duty, VAT or consumer-law non-compliance; duty rates that are only planning values.</w:t>
             </w:r>
           </w:p>
         </w:tc>
@@ -24226,21 +24282,21 @@
               <w:jc w:val="left"/>
             </w:pPr>
             <w:r>
-              <w:t xml:space="preserve">Fines, disputes.</w:t>
-            </w:r>
-          </w:p>
-        </w:tc>
-        <w:tc>
-          <w:tcPr>
-            <w:tcW w:w="3017" w:type="dxa"/>
-          </w:tcPr>
-          <w:p>
-            <w:pPr>
-              <w:pStyle w:val="Compact"/>
-              <w:jc w:val="left"/>
-            </w:pPr>
-            <w:r>
-              <w:t xml:space="preserve">Total excludes duty and says so.</w:t>
+              <w:t xml:space="preserve">Fines, disputes, margin loss.</w:t>
+            </w:r>
+          </w:p>
+        </w:tc>
+        <w:tc>
+          <w:tcPr>
+            <w:tcW w:w="2931" w:type="dxa"/>
+          </w:tcPr>
+          <w:p>
+            <w:pPr>
+              <w:pStyle w:val="Compact"/>
+              <w:jc w:val="left"/>
+            </w:pPr>
+            <w:r>
+              <w:t xml:space="preserve">Duty is prepaid and priced by kind of item, with a safety buffer; unplaceable items are flagged.</w:t>
             </w:r>
           </w:p>
         </w:tc>
@@ -24254,7 +24310,7 @@
               <w:jc w:val="left"/>
             </w:pPr>
             <w:r>
-              <w:t xml:space="preserve">Needs professional advice (A-5).</w:t>
+              <w:t xml:space="preserve">Rates must be confirmed with a customs agent (A-5).</w:t>
             </w:r>
           </w:p>
         </w:tc>
@@ -24279,7 +24335,7 @@
         </w:tc>
         <w:tc>
           <w:tcPr>
-            <w:tcW w:w="2082" w:type="dxa"/>
+            <w:tcW w:w="2168" w:type="dxa"/>
           </w:tcPr>
           <w:p>
             <w:pPr>
@@ -24307,7 +24363,7 @@
         </w:tc>
         <w:tc>
           <w:tcPr>
-            <w:tcW w:w="3017" w:type="dxa"/>
+            <w:tcW w:w="2931" w:type="dxa"/>
           </w:tcPr>
           <w:p>
             <w:pPr>
@@ -24354,7 +24410,7 @@
         </w:tc>
         <w:tc>
           <w:tcPr>
-            <w:tcW w:w="2082" w:type="dxa"/>
+            <w:tcW w:w="2168" w:type="dxa"/>
           </w:tcPr>
           <w:p>
             <w:pPr>
@@ -24382,7 +24438,7 @@
         </w:tc>
         <w:tc>
           <w:tcPr>
-            <w:tcW w:w="3017" w:type="dxa"/>
+            <w:tcW w:w="2931" w:type="dxa"/>
           </w:tcPr>
           <w:p>
             <w:pPr>
@@ -24429,7 +24485,7 @@
         </w:tc>
         <w:tc>
           <w:tcPr>
-            <w:tcW w:w="2082" w:type="dxa"/>
+            <w:tcW w:w="2168" w:type="dxa"/>
           </w:tcPr>
           <w:p>
             <w:pPr>
@@ -24457,7 +24513,7 @@
         </w:tc>
         <w:tc>
           <w:tcPr>
-            <w:tcW w:w="3017" w:type="dxa"/>
+            <w:tcW w:w="2931" w:type="dxa"/>
           </w:tcPr>
           <w:p>
             <w:pPr>
@@ -25771,7 +25827,7 @@
                 <w:bCs/>
                 <w:b/>
               </w:rPr>
-              <w:t xml:space="preserve">Effective rate</w:t>
+              <w:t xml:space="preserve">Customer rate</w:t>
             </w:r>
           </w:p>
         </w:tc>
@@ -25785,7 +25841,7 @@
               <w:jc w:val="left"/>
             </w:pPr>
             <w:r>
-              <w:t xml:space="preserve">Exchange rate plus the admin's markup; the rate customers pay.</w:t>
+              <w:t xml:space="preserve">The market rate plus the engine's margin; the rate customers pay.</w:t>
             </w:r>
           </w:p>
         </w:tc>
@@ -25993,7 +26049,7 @@
                 <w:bCs/>
                 <w:b/>
               </w:rPr>
-              <w:t xml:space="preserve">Rate card</w:t>
+              <w:t xml:space="preserve">Pricing engine</w:t>
             </w:r>
           </w:p>
         </w:tc>
@@ -26007,7 +26063,7 @@
               <w:jc w:val="left"/>
             </w:pPr>
             <w:r>
-              <w:t xml:space="preserve">A shipping price list by weight.</w:t>
+              <w:t xml:space="preserve">The calculation and configuration that prices every order.</w:t>
             </w:r>
           </w:p>
         </w:tc>
@@ -26118,7 +26174,7 @@
               <w:jc w:val="left"/>
             </w:pPr>
             <w:r>
-              <w:t xml:space="preserve">The operator's fee for buying on the customer's behalf.</w:t>
+              <w:t xml:space="preserve">The operator's fee for buying on the customer's behalf, included in the item prices.</w:t>
             </w:r>
           </w:p>
         </w:tc>

--- a/docs/pdf/SRS-Anknovate.docx
+++ b/docs/pdf/SRS-Anknovate.docx
@@ -600,7 +600,7 @@
         <w:tab/>
       </w:r>
       <w:r>
-        <w:t>26</w:t>
+        <w:t>27</w:t>
       </w:r>
     </w:p>
     <w:p>
@@ -634,7 +634,7 @@
         <w:tab/>
       </w:r>
       <w:r>
-        <w:t>28</w:t>
+        <w:t>29</w:t>
       </w:r>
     </w:p>
     <w:p>
@@ -651,7 +651,7 @@
         <w:tab/>
       </w:r>
       <w:r>
-        <w:t>30</w:t>
+        <w:t>31</w:t>
       </w:r>
     </w:p>
     <w:p>
@@ -668,7 +668,7 @@
         <w:tab/>
       </w:r>
       <w:r>
-        <w:t>32</w:t>
+        <w:t>33</w:t>
       </w:r>
     </w:p>
     <w:p>
@@ -685,7 +685,7 @@
         <w:tab/>
       </w:r>
       <w:r>
-        <w:t>32</w:t>
+        <w:t>33</w:t>
       </w:r>
     </w:p>
     <w:p>
@@ -702,7 +702,7 @@
         <w:tab/>
       </w:r>
       <w:r>
-        <w:t>33</w:t>
+        <w:t>34</w:t>
       </w:r>
     </w:p>
     <w:p>
@@ -719,7 +719,7 @@
         <w:tab/>
       </w:r>
       <w:r>
-        <w:t>34</w:t>
+        <w:t>35</w:t>
       </w:r>
       <w:r>
         <w:fldChar w:fldCharType="end"/>
@@ -1229,7 +1229,7 @@
         <w:pStyle w:val="Compact"/>
       </w:pPr>
       <w:r>
-        <w:t xml:space="preserve">Provider documentation for Stripe, Paystack, Flutterwave, Arkesel, Twilio, Meta WhatsApp Cloud API, Resend, Postmark, ExchangeRate-API, Open Exchange Rates the eBay Browse API and the Diffbot Product API (linked from the Integrations page).</w:t>
+        <w:t xml:space="preserve">Provider documentation for Stripe, Paystack, Flutterwave, Arkesel, Twilio, Meta WhatsApp Cloud API, Resend, Postmark, AllRatesToday, ExchangeRate-API, Open Exchange Rates, the Bank of Ghana's published interbank rates, the eBay Browse API and the Diffbot Product API (linked from the Integrations page).</w:t>
       </w:r>
     </w:p>
     <w:bookmarkEnd w:id="33"/>
@@ -3849,7 +3849,7 @@
                 <w:bCs/>
                 <w:b/>
               </w:rPr>
-              <w:t xml:space="preserve">ExchangeRate-API</w:t>
+              <w:t xml:space="preserve">AllRatesToday</w:t>
             </w:r>
             <w:r>
               <w:t xml:space="preserve">,</w:t>
@@ -3864,6 +3864,19 @@
               </w:rPr>
               <w:t xml:space="preserve">Open Exchange Rates</w:t>
             </w:r>
+            <w:r>
+              <w:t xml:space="preserve">,</w:t>
+            </w:r>
+            <w:r>
+              <w:t xml:space="preserve"> </w:t>
+            </w:r>
+            <w:r>
+              <w:rPr>
+                <w:bCs/>
+                <w:b/>
+              </w:rPr>
+              <w:t xml:space="preserve">ExchangeRate-API</w:t>
+            </w:r>
           </w:p>
         </w:tc>
         <w:tc>
@@ -3890,7 +3903,78 @@
               <w:jc w:val="left"/>
             </w:pPr>
             <w:r>
-              <w:t xml:space="preserve">Fetch the GBP to GHS market rate.</w:t>
+              <w:t xml:space="preserve">Fetch the GBP to GHS mid-market rate.</w:t>
+            </w:r>
+          </w:p>
+        </w:tc>
+      </w:tr>
+      <w:tr>
+        <w:trPr>
+          <w:cantSplit/>
+        </w:trPr>
+        <w:tc>
+          <w:tcPr>
+            <w:tcW w:w="1180" w:type="dxa"/>
+          </w:tcPr>
+          <w:p>
+            <w:pPr>
+              <w:pStyle w:val="Compact"/>
+              <w:jc w:val="left"/>
+            </w:pPr>
+            <w:r>
+              <w:t xml:space="preserve">IR-EX-14</w:t>
+            </w:r>
+          </w:p>
+        </w:tc>
+        <w:tc>
+          <w:tcPr>
+            <w:tcW w:w="1900" w:type="dxa"/>
+          </w:tcPr>
+          <w:p>
+            <w:pPr>
+              <w:pStyle w:val="Compact"/>
+              <w:jc w:val="left"/>
+            </w:pPr>
+            <w:r>
+              <w:rPr>
+                <w:bCs/>
+                <w:b/>
+              </w:rPr>
+              <w:t xml:space="preserve">Bank of Ghana</w:t>
+            </w:r>
+            <w:r>
+              <w:t xml:space="preserve"> </w:t>
+            </w:r>
+            <w:r>
+              <w:t xml:space="preserve">(daily interbank rates page)</w:t>
+            </w:r>
+          </w:p>
+        </w:tc>
+        <w:tc>
+          <w:tcPr>
+            <w:tcW w:w="1295" w:type="dxa"/>
+          </w:tcPr>
+          <w:p>
+            <w:pPr>
+              <w:pStyle w:val="Compact"/>
+              <w:jc w:val="left"/>
+            </w:pPr>
+            <w:r>
+              <w:t xml:space="preserve">out</w:t>
+            </w:r>
+          </w:p>
+        </w:tc>
+        <w:tc>
+          <w:tcPr>
+            <w:tcW w:w="4985" w:type="dxa"/>
+          </w:tcPr>
+          <w:p>
+            <w:pPr>
+              <w:pStyle w:val="Compact"/>
+              <w:jc w:val="left"/>
+            </w:pPr>
+            <w:r>
+              <w:t xml:space="preserve">Read the official GBP to GHS rate, used to value import duties; read politely and only where robots.txt allows.</w:t>
             </w:r>
           </w:p>
         </w:tc>
@@ -13825,9 +13909,9 @@
       </w:tblPr>
       <w:tblGrid>
         <w:gridCol w:w="1295"/>
-        <w:gridCol w:w="5155"/>
+        <w:gridCol w:w="5148"/>
         <w:gridCol w:w="605"/>
-        <w:gridCol w:w="2305"/>
+        <w:gridCol w:w="2312"/>
       </w:tblGrid>
       <w:tr>
         <w:trPr>
@@ -13852,7 +13936,7 @@
         </w:tc>
         <w:tc>
           <w:tcPr>
-            <w:tcW w:w="5155" w:type="dxa"/>
+            <w:tcW w:w="5148" w:type="dxa"/>
           </w:tcPr>
           <w:p>
             <w:pPr>
@@ -13880,7 +13964,7 @@
         </w:tc>
         <w:tc>
           <w:tcPr>
-            <w:tcW w:w="2305" w:type="dxa"/>
+            <w:tcW w:w="2312" w:type="dxa"/>
           </w:tcPr>
           <w:p>
             <w:pPr>
@@ -13913,7 +13997,7 @@
         </w:tc>
         <w:tc>
           <w:tcPr>
-            <w:tcW w:w="5155" w:type="dxa"/>
+            <w:tcW w:w="5148" w:type="dxa"/>
           </w:tcPr>
           <w:p>
             <w:pPr>
@@ -13941,7 +14025,7 @@
         </w:tc>
         <w:tc>
           <w:tcPr>
-            <w:tcW w:w="2305" w:type="dxa"/>
+            <w:tcW w:w="2312" w:type="dxa"/>
           </w:tcPr>
           <w:p>
             <w:pPr>
@@ -13982,7 +14066,7 @@
         </w:tc>
         <w:tc>
           <w:tcPr>
-            <w:tcW w:w="5155" w:type="dxa"/>
+            <w:tcW w:w="5148" w:type="dxa"/>
           </w:tcPr>
           <w:p>
             <w:pPr>
@@ -14010,7 +14094,7 @@
         </w:tc>
         <w:tc>
           <w:tcPr>
-            <w:tcW w:w="2305" w:type="dxa"/>
+            <w:tcW w:w="2312" w:type="dxa"/>
           </w:tcPr>
           <w:p>
             <w:pPr>
@@ -14048,7 +14132,7 @@
         </w:tc>
         <w:tc>
           <w:tcPr>
-            <w:tcW w:w="5155" w:type="dxa"/>
+            <w:tcW w:w="5148" w:type="dxa"/>
           </w:tcPr>
           <w:p>
             <w:pPr>
@@ -14076,7 +14160,7 @@
         </w:tc>
         <w:tc>
           <w:tcPr>
-            <w:tcW w:w="2305" w:type="dxa"/>
+            <w:tcW w:w="2312" w:type="dxa"/>
           </w:tcPr>
           <w:p>
             <w:pPr>
@@ -14134,7 +14218,7 @@
         </w:tc>
         <w:tc>
           <w:tcPr>
-            <w:tcW w:w="5155" w:type="dxa"/>
+            <w:tcW w:w="5148" w:type="dxa"/>
           </w:tcPr>
           <w:p>
             <w:pPr>
@@ -14162,7 +14246,7 @@
         </w:tc>
         <w:tc>
           <w:tcPr>
-            <w:tcW w:w="2305" w:type="dxa"/>
+            <w:tcW w:w="2312" w:type="dxa"/>
           </w:tcPr>
           <w:p>
             <w:pPr>
@@ -14203,7 +14287,7 @@
         </w:tc>
         <w:tc>
           <w:tcPr>
-            <w:tcW w:w="5155" w:type="dxa"/>
+            <w:tcW w:w="5148" w:type="dxa"/>
           </w:tcPr>
           <w:p>
             <w:pPr>
@@ -14231,7 +14315,7 @@
         </w:tc>
         <w:tc>
           <w:tcPr>
-            <w:tcW w:w="2305" w:type="dxa"/>
+            <w:tcW w:w="2312" w:type="dxa"/>
           </w:tcPr>
           <w:p>
             <w:pPr>
@@ -14272,7 +14356,7 @@
         </w:tc>
         <w:tc>
           <w:tcPr>
-            <w:tcW w:w="5155" w:type="dxa"/>
+            <w:tcW w:w="5148" w:type="dxa"/>
           </w:tcPr>
           <w:p>
             <w:pPr>
@@ -14300,7 +14384,7 @@
         </w:tc>
         <w:tc>
           <w:tcPr>
-            <w:tcW w:w="2305" w:type="dxa"/>
+            <w:tcW w:w="2312" w:type="dxa"/>
           </w:tcPr>
           <w:p>
             <w:pPr>
@@ -14341,7 +14425,7 @@
         </w:tc>
         <w:tc>
           <w:tcPr>
-            <w:tcW w:w="5155" w:type="dxa"/>
+            <w:tcW w:w="5148" w:type="dxa"/>
           </w:tcPr>
           <w:p>
             <w:pPr>
@@ -14369,7 +14453,7 @@
         </w:tc>
         <w:tc>
           <w:tcPr>
-            <w:tcW w:w="2305" w:type="dxa"/>
+            <w:tcW w:w="2312" w:type="dxa"/>
           </w:tcPr>
           <w:p>
             <w:pPr>
@@ -14421,7 +14505,7 @@
         </w:tc>
         <w:tc>
           <w:tcPr>
-            <w:tcW w:w="5155" w:type="dxa"/>
+            <w:tcW w:w="5148" w:type="dxa"/>
           </w:tcPr>
           <w:p>
             <w:pPr>
@@ -14449,7 +14533,7 @@
         </w:tc>
         <w:tc>
           <w:tcPr>
-            <w:tcW w:w="2305" w:type="dxa"/>
+            <w:tcW w:w="2312" w:type="dxa"/>
           </w:tcPr>
           <w:p>
             <w:pPr>
@@ -14482,15 +14566,15 @@
         </w:tc>
         <w:tc>
           <w:tcPr>
-            <w:tcW w:w="5155" w:type="dxa"/>
-          </w:tcPr>
-          <w:p>
-            <w:pPr>
-              <w:pStyle w:val="Compact"/>
-              <w:jc w:val="left"/>
-            </w:pPr>
-            <w:r>
-              <w:t xml:space="preserve">The exchange-rate feed policy shall be manual, suggest or automatic, with a maximum automatic move (default 5%) and an alert gap (default 3%); automatic moves beyond the limit shall wait for staff.</w:t>
+            <w:tcW w:w="5148" w:type="dxa"/>
+          </w:tcPr>
+          <w:p>
+            <w:pPr>
+              <w:pStyle w:val="Compact"/>
+              <w:jc w:val="left"/>
+            </w:pPr>
+            <w:r>
+              <w:t xml:space="preserve">The exchange-rate feed policy shall be manual, suggest or automatic (default automatic), with a maximum automatic move (default 5%) and an alert gap (default 3%); automatic moves beyond the limit, or while the sources disagree, shall wait for staff.</w:t>
             </w:r>
           </w:p>
         </w:tc>
@@ -14510,7 +14594,7 @@
         </w:tc>
         <w:tc>
           <w:tcPr>
-            <w:tcW w:w="2305" w:type="dxa"/>
+            <w:tcW w:w="2312" w:type="dxa"/>
           </w:tcPr>
           <w:p>
             <w:pPr>
@@ -14525,6 +14609,20 @@
               </w:rPr>
               <w:t xml:space="preserve">fx-api.test.ts</w:t>
             </w:r>
+            <w:r>
+              <w:t xml:space="preserve">;</w:t>
+            </w:r>
+            <w:r>
+              <w:t xml:space="preserve"> </w:t>
+            </w:r>
+            <w:r>
+              <w:rPr>
+                <w:rStyle w:val="VerbatimChar"/>
+                <w:sz w:val="16"/>
+                <w:szCs w:val="16"/>
+              </w:rPr>
+              <w:t xml:space="preserve">fx-sources.test.ts</w:t>
+            </w:r>
           </w:p>
         </w:tc>
       </w:tr>
@@ -14542,13 +14640,357 @@
               <w:jc w:val="left"/>
             </w:pPr>
             <w:r>
+              <w:t xml:space="preserve">FR-FX-01</w:t>
+            </w:r>
+          </w:p>
+        </w:tc>
+        <w:tc>
+          <w:tcPr>
+            <w:tcW w:w="5148" w:type="dxa"/>
+          </w:tcPr>
+          <w:p>
+            <w:pPr>
+              <w:pStyle w:val="Compact"/>
+              <w:jc w:val="left"/>
+            </w:pPr>
+            <w:r>
+              <w:t xml:space="preserve">The system shall read the mid-market pound-to-cedi rate from AllRatesToday, falling back to Open Exchange Rates (or ExchangeRate-API), and the official interbank rate from the Bank of Ghana, every 30 minutes, storing each reading and any error.</w:t>
+            </w:r>
+          </w:p>
+        </w:tc>
+        <w:tc>
+          <w:tcPr>
+            <w:tcW w:w="605" w:type="dxa"/>
+          </w:tcPr>
+          <w:p>
+            <w:pPr>
+              <w:pStyle w:val="Compact"/>
+              <w:jc w:val="left"/>
+            </w:pPr>
+            <w:r>
+              <w:t xml:space="preserve">M</w:t>
+            </w:r>
+          </w:p>
+        </w:tc>
+        <w:tc>
+          <w:tcPr>
+            <w:tcW w:w="2312" w:type="dxa"/>
+          </w:tcPr>
+          <w:p>
+            <w:pPr>
+              <w:pStyle w:val="Compact"/>
+              <w:jc w:val="left"/>
+            </w:pPr>
+            <w:r>
+              <w:rPr>
+                <w:rStyle w:val="VerbatimChar"/>
+                <w:sz w:val="16"/>
+                <w:szCs w:val="16"/>
+              </w:rPr>
+              <w:t xml:space="preserve">fx-sources.test.ts</w:t>
+            </w:r>
+          </w:p>
+        </w:tc>
+      </w:tr>
+      <w:tr>
+        <w:trPr>
+          <w:cantSplit/>
+        </w:trPr>
+        <w:tc>
+          <w:tcPr>
+            <w:tcW w:w="1295" w:type="dxa"/>
+          </w:tcPr>
+          <w:p>
+            <w:pPr>
+              <w:pStyle w:val="Compact"/>
+              <w:jc w:val="left"/>
+            </w:pPr>
+            <w:r>
+              <w:t xml:space="preserve">FR-FX-02</w:t>
+            </w:r>
+          </w:p>
+        </w:tc>
+        <w:tc>
+          <w:tcPr>
+            <w:tcW w:w="5148" w:type="dxa"/>
+          </w:tcPr>
+          <w:p>
+            <w:pPr>
+              <w:pStyle w:val="Compact"/>
+              <w:jc w:val="left"/>
+            </w:pPr>
+            <w:r>
+              <w:t xml:space="preserve">Import duties shall be valued at the customs rate: a figure set by staff, else the fresh Bank of Ghana rate, else the market rate.</w:t>
+            </w:r>
+          </w:p>
+        </w:tc>
+        <w:tc>
+          <w:tcPr>
+            <w:tcW w:w="605" w:type="dxa"/>
+          </w:tcPr>
+          <w:p>
+            <w:pPr>
+              <w:pStyle w:val="Compact"/>
+              <w:jc w:val="left"/>
+            </w:pPr>
+            <w:r>
+              <w:t xml:space="preserve">M</w:t>
+            </w:r>
+          </w:p>
+        </w:tc>
+        <w:tc>
+          <w:tcPr>
+            <w:tcW w:w="2312" w:type="dxa"/>
+          </w:tcPr>
+          <w:p>
+            <w:pPr>
+              <w:pStyle w:val="Compact"/>
+              <w:jc w:val="left"/>
+            </w:pPr>
+            <w:r>
+              <w:rPr>
+                <w:rStyle w:val="VerbatimChar"/>
+                <w:sz w:val="16"/>
+                <w:szCs w:val="16"/>
+              </w:rPr>
+              <w:t xml:space="preserve">fx-sources.test.ts</w:t>
+            </w:r>
+          </w:p>
+        </w:tc>
+      </w:tr>
+      <w:tr>
+        <w:trPr>
+          <w:cantSplit/>
+        </w:trPr>
+        <w:tc>
+          <w:tcPr>
+            <w:tcW w:w="1295" w:type="dxa"/>
+          </w:tcPr>
+          <w:p>
+            <w:pPr>
+              <w:pStyle w:val="Compact"/>
+              <w:jc w:val="left"/>
+            </w:pPr>
+            <w:r>
+              <w:t xml:space="preserve">FR-FX-03</w:t>
+            </w:r>
+          </w:p>
+        </w:tc>
+        <w:tc>
+          <w:tcPr>
+            <w:tcW w:w="5148" w:type="dxa"/>
+          </w:tcPr>
+          <w:p>
+            <w:pPr>
+              <w:pStyle w:val="Compact"/>
+              <w:jc w:val="left"/>
+            </w:pPr>
+            <w:r>
+              <w:t xml:space="preserve">The customer rate shall be the mid-market rate plus 3%, plus 0.5% when the 3-day move exceeds 1% and 1.0% when it exceeds 2%, and shall never fall below the conversion cost plus 1.5%.</w:t>
+            </w:r>
+          </w:p>
+        </w:tc>
+        <w:tc>
+          <w:tcPr>
+            <w:tcW w:w="605" w:type="dxa"/>
+          </w:tcPr>
+          <w:p>
+            <w:pPr>
+              <w:pStyle w:val="Compact"/>
+              <w:jc w:val="left"/>
+            </w:pPr>
+            <w:r>
+              <w:t xml:space="preserve">M</w:t>
+            </w:r>
+          </w:p>
+        </w:tc>
+        <w:tc>
+          <w:tcPr>
+            <w:tcW w:w="2312" w:type="dxa"/>
+          </w:tcPr>
+          <w:p>
+            <w:pPr>
+              <w:pStyle w:val="Compact"/>
+              <w:jc w:val="left"/>
+            </w:pPr>
+            <w:r>
+              <w:rPr>
+                <w:rStyle w:val="VerbatimChar"/>
+                <w:sz w:val="16"/>
+                <w:szCs w:val="16"/>
+              </w:rPr>
+              <w:t xml:space="preserve">quote-engine.test.ts</w:t>
+            </w:r>
+          </w:p>
+        </w:tc>
+      </w:tr>
+      <w:tr>
+        <w:trPr>
+          <w:cantSplit/>
+        </w:trPr>
+        <w:tc>
+          <w:tcPr>
+            <w:tcW w:w="1295" w:type="dxa"/>
+          </w:tcPr>
+          <w:p>
+            <w:pPr>
+              <w:pStyle w:val="Compact"/>
+              <w:jc w:val="left"/>
+            </w:pPr>
+            <w:r>
+              <w:t xml:space="preserve">FR-FX-04</w:t>
+            </w:r>
+          </w:p>
+        </w:tc>
+        <w:tc>
+          <w:tcPr>
+            <w:tcW w:w="5148" w:type="dxa"/>
+          </w:tcPr>
+          <w:p>
+            <w:pPr>
+              <w:pStyle w:val="Compact"/>
+              <w:jc w:val="left"/>
+            </w:pPr>
+            <w:r>
+              <w:t xml:space="preserve">A shopper's quote shall be priced at a rate held for 30 minutes; an order whose price moved since it was shown shall not be placed, and the shopper shall be told the new total.</w:t>
+            </w:r>
+          </w:p>
+        </w:tc>
+        <w:tc>
+          <w:tcPr>
+            <w:tcW w:w="605" w:type="dxa"/>
+          </w:tcPr>
+          <w:p>
+            <w:pPr>
+              <w:pStyle w:val="Compact"/>
+              <w:jc w:val="left"/>
+            </w:pPr>
+            <w:r>
+              <w:t xml:space="preserve">M</w:t>
+            </w:r>
+          </w:p>
+        </w:tc>
+        <w:tc>
+          <w:tcPr>
+            <w:tcW w:w="2312" w:type="dxa"/>
+          </w:tcPr>
+          <w:p>
+            <w:pPr>
+              <w:pStyle w:val="Compact"/>
+              <w:jc w:val="left"/>
+            </w:pPr>
+            <w:r>
+              <w:rPr>
+                <w:rStyle w:val="VerbatimChar"/>
+                <w:sz w:val="16"/>
+                <w:szCs w:val="16"/>
+              </w:rPr>
+              <w:t xml:space="preserve">rate-lock.test.ts</w:t>
+            </w:r>
+          </w:p>
+        </w:tc>
+      </w:tr>
+      <w:tr>
+        <w:trPr>
+          <w:cantSplit/>
+        </w:trPr>
+        <w:tc>
+          <w:tcPr>
+            <w:tcW w:w="1295" w:type="dxa"/>
+          </w:tcPr>
+          <w:p>
+            <w:pPr>
+              <w:pStyle w:val="Compact"/>
+              <w:jc w:val="left"/>
+            </w:pPr>
+            <w:r>
+              <w:t xml:space="preserve">FR-FX-05</w:t>
+            </w:r>
+          </w:p>
+        </w:tc>
+        <w:tc>
+          <w:tcPr>
+            <w:tcW w:w="5148" w:type="dxa"/>
+          </w:tcPr>
+          <w:p>
+            <w:pPr>
+              <w:pStyle w:val="Compact"/>
+              <w:jc w:val="left"/>
+            </w:pPr>
+            <w:r>
+              <w:t xml:space="preserve">If two fresh rate sources differ by more than 1.5%, new quotes and orders shall be held (quotes already held stand), the rate shall not change automatically, and staff shall be told.</w:t>
+            </w:r>
+          </w:p>
+        </w:tc>
+        <w:tc>
+          <w:tcPr>
+            <w:tcW w:w="605" w:type="dxa"/>
+          </w:tcPr>
+          <w:p>
+            <w:pPr>
+              <w:pStyle w:val="Compact"/>
+              <w:jc w:val="left"/>
+            </w:pPr>
+            <w:r>
+              <w:t xml:space="preserve">M</w:t>
+            </w:r>
+          </w:p>
+        </w:tc>
+        <w:tc>
+          <w:tcPr>
+            <w:tcW w:w="2312" w:type="dxa"/>
+          </w:tcPr>
+          <w:p>
+            <w:pPr>
+              <w:pStyle w:val="Compact"/>
+              <w:jc w:val="left"/>
+            </w:pPr>
+            <w:r>
+              <w:rPr>
+                <w:rStyle w:val="VerbatimChar"/>
+                <w:sz w:val="16"/>
+                <w:szCs w:val="16"/>
+              </w:rPr>
+              <w:t xml:space="preserve">fx-sources.test.ts</w:t>
+            </w:r>
+            <w:r>
+              <w:t xml:space="preserve">;</w:t>
+            </w:r>
+            <w:r>
+              <w:t xml:space="preserve"> </w:t>
+            </w:r>
+            <w:r>
+              <w:rPr>
+                <w:rStyle w:val="VerbatimChar"/>
+                <w:sz w:val="16"/>
+                <w:szCs w:val="16"/>
+              </w:rPr>
+              <w:t xml:space="preserve">rate-lock.test.ts</w:t>
+            </w:r>
+          </w:p>
+        </w:tc>
+      </w:tr>
+      <w:tr>
+        <w:trPr>
+          <w:cantSplit/>
+        </w:trPr>
+        <w:tc>
+          <w:tcPr>
+            <w:tcW w:w="1295" w:type="dxa"/>
+          </w:tcPr>
+          <w:p>
+            <w:pPr>
+              <w:pStyle w:val="Compact"/>
+              <w:jc w:val="left"/>
+            </w:pPr>
+            <w:r>
               <w:t xml:space="preserve">FR-ADM-10</w:t>
             </w:r>
           </w:p>
         </w:tc>
         <w:tc>
           <w:tcPr>
-            <w:tcW w:w="5155" w:type="dxa"/>
+            <w:tcW w:w="5148" w:type="dxa"/>
           </w:tcPr>
           <w:p>
             <w:pPr>
@@ -14576,7 +15018,7 @@
         </w:tc>
         <w:tc>
           <w:tcPr>
-            <w:tcW w:w="2305" w:type="dxa"/>
+            <w:tcW w:w="2312" w:type="dxa"/>
           </w:tcPr>
           <w:p>
             <w:pPr>
@@ -17769,6 +18211,34 @@
                 <w:sz w:val="16"/>
                 <w:szCs w:val="16"/>
               </w:rPr>
+              <w:t xml:space="preserve">fx-sources.test.ts</w:t>
+            </w:r>
+            <w:r>
+              <w:t xml:space="preserve">,</w:t>
+            </w:r>
+            <w:r>
+              <w:t xml:space="preserve"> </w:t>
+            </w:r>
+            <w:r>
+              <w:rPr>
+                <w:rStyle w:val="VerbatimChar"/>
+                <w:sz w:val="16"/>
+                <w:szCs w:val="16"/>
+              </w:rPr>
+              <w:t xml:space="preserve">rate-lock.test.ts</w:t>
+            </w:r>
+            <w:r>
+              <w:t xml:space="preserve">,</w:t>
+            </w:r>
+            <w:r>
+              <w:t xml:space="preserve"> </w:t>
+            </w:r>
+            <w:r>
+              <w:rPr>
+                <w:rStyle w:val="VerbatimChar"/>
+                <w:sz w:val="16"/>
+                <w:szCs w:val="16"/>
+              </w:rPr>
               <w:t xml:space="preserve">themes.test.ts</w:t>
             </w:r>
             <w:r>
@@ -21124,7 +21594,7 @@
               <w:t xml:space="preserve"> </w:t>
             </w:r>
             <w:r>
-              <w:t xml:space="preserve">= market rate plus the engine's margin (more in a volatile week). Items are converted at the customer rate; duties are valued at the customs rate.</w:t>
+              <w:t xml:space="preserve">= mid-market rate + 3% (+0.5% above a 1% three-day move, +1.0% above 2%), never below conversion cost + 1.5%. Held for each quote for 30 minutes. Duties are valued at the Bank of Ghana's official rate. Quoting freezes if sources differ by more than 1.5%.</w:t>
             </w:r>
           </w:p>
         </w:tc>

--- a/docs/pdf/SRS-Anknovate.docx
+++ b/docs/pdf/SRS-Anknovate.docx
@@ -6749,9 +6749,9 @@
       </w:tblPr>
       <w:tblGrid>
         <w:gridCol w:w="1295"/>
-        <w:gridCol w:w="5121"/>
+        <w:gridCol w:w="5016"/>
         <w:gridCol w:w="605"/>
-        <w:gridCol w:w="2339"/>
+        <w:gridCol w:w="2444"/>
       </w:tblGrid>
       <w:tr>
         <w:trPr>
@@ -6776,7 +6776,7 @@
         </w:tc>
         <w:tc>
           <w:tcPr>
-            <w:tcW w:w="5121" w:type="dxa"/>
+            <w:tcW w:w="5016" w:type="dxa"/>
           </w:tcPr>
           <w:p>
             <w:pPr>
@@ -6804,7 +6804,7 @@
         </w:tc>
         <w:tc>
           <w:tcPr>
-            <w:tcW w:w="2339" w:type="dxa"/>
+            <w:tcW w:w="2444" w:type="dxa"/>
           </w:tcPr>
           <w:p>
             <w:pPr>
@@ -6837,7 +6837,7 @@
         </w:tc>
         <w:tc>
           <w:tcPr>
-            <w:tcW w:w="5121" w:type="dxa"/>
+            <w:tcW w:w="5016" w:type="dxa"/>
           </w:tcPr>
           <w:p>
             <w:pPr>
@@ -6865,7 +6865,7 @@
         </w:tc>
         <w:tc>
           <w:tcPr>
-            <w:tcW w:w="2339" w:type="dxa"/>
+            <w:tcW w:w="2444" w:type="dxa"/>
           </w:tcPr>
           <w:p>
             <w:pPr>
@@ -6920,7 +6920,7 @@
         </w:tc>
         <w:tc>
           <w:tcPr>
-            <w:tcW w:w="5121" w:type="dxa"/>
+            <w:tcW w:w="5016" w:type="dxa"/>
           </w:tcPr>
           <w:p>
             <w:pPr>
@@ -6948,7 +6948,7 @@
         </w:tc>
         <w:tc>
           <w:tcPr>
-            <w:tcW w:w="2339" w:type="dxa"/>
+            <w:tcW w:w="2444" w:type="dxa"/>
           </w:tcPr>
           <w:p>
             <w:pPr>
@@ -7000,7 +7000,7 @@
         </w:tc>
         <w:tc>
           <w:tcPr>
-            <w:tcW w:w="5121" w:type="dxa"/>
+            <w:tcW w:w="5016" w:type="dxa"/>
           </w:tcPr>
           <w:p>
             <w:pPr>
@@ -7028,7 +7028,7 @@
         </w:tc>
         <w:tc>
           <w:tcPr>
-            <w:tcW w:w="2339" w:type="dxa"/>
+            <w:tcW w:w="2444" w:type="dxa"/>
           </w:tcPr>
           <w:p>
             <w:pPr>
@@ -7066,7 +7066,7 @@
         </w:tc>
         <w:tc>
           <w:tcPr>
-            <w:tcW w:w="5121" w:type="dxa"/>
+            <w:tcW w:w="5016" w:type="dxa"/>
           </w:tcPr>
           <w:p>
             <w:pPr>
@@ -7094,7 +7094,7 @@
         </w:tc>
         <w:tc>
           <w:tcPr>
-            <w:tcW w:w="2339" w:type="dxa"/>
+            <w:tcW w:w="2444" w:type="dxa"/>
           </w:tcPr>
           <w:p>
             <w:pPr>
@@ -7132,7 +7132,7 @@
         </w:tc>
         <w:tc>
           <w:tcPr>
-            <w:tcW w:w="5121" w:type="dxa"/>
+            <w:tcW w:w="5016" w:type="dxa"/>
           </w:tcPr>
           <w:p>
             <w:pPr>
@@ -7160,7 +7160,7 @@
         </w:tc>
         <w:tc>
           <w:tcPr>
-            <w:tcW w:w="2339" w:type="dxa"/>
+            <w:tcW w:w="2444" w:type="dxa"/>
           </w:tcPr>
           <w:p>
             <w:pPr>
@@ -7198,7 +7198,7 @@
         </w:tc>
         <w:tc>
           <w:tcPr>
-            <w:tcW w:w="5121" w:type="dxa"/>
+            <w:tcW w:w="5016" w:type="dxa"/>
           </w:tcPr>
           <w:p>
             <w:pPr>
@@ -7226,7 +7226,7 @@
         </w:tc>
         <w:tc>
           <w:tcPr>
-            <w:tcW w:w="2339" w:type="dxa"/>
+            <w:tcW w:w="2444" w:type="dxa"/>
           </w:tcPr>
           <w:p>
             <w:pPr>
@@ -7264,7 +7264,7 @@
         </w:tc>
         <w:tc>
           <w:tcPr>
-            <w:tcW w:w="5121" w:type="dxa"/>
+            <w:tcW w:w="5016" w:type="dxa"/>
           </w:tcPr>
           <w:p>
             <w:pPr>
@@ -7292,7 +7292,7 @@
         </w:tc>
         <w:tc>
           <w:tcPr>
-            <w:tcW w:w="2339" w:type="dxa"/>
+            <w:tcW w:w="2444" w:type="dxa"/>
           </w:tcPr>
           <w:p>
             <w:pPr>
@@ -7333,7 +7333,7 @@
         </w:tc>
         <w:tc>
           <w:tcPr>
-            <w:tcW w:w="5121" w:type="dxa"/>
+            <w:tcW w:w="5016" w:type="dxa"/>
           </w:tcPr>
           <w:p>
             <w:pPr>
@@ -7361,7 +7361,7 @@
         </w:tc>
         <w:tc>
           <w:tcPr>
-            <w:tcW w:w="2339" w:type="dxa"/>
+            <w:tcW w:w="2444" w:type="dxa"/>
           </w:tcPr>
           <w:p>
             <w:pPr>
@@ -7399,7 +7399,7 @@
         </w:tc>
         <w:tc>
           <w:tcPr>
-            <w:tcW w:w="5121" w:type="dxa"/>
+            <w:tcW w:w="5016" w:type="dxa"/>
           </w:tcPr>
           <w:p>
             <w:pPr>
@@ -7427,7 +7427,7 @@
         </w:tc>
         <w:tc>
           <w:tcPr>
-            <w:tcW w:w="2339" w:type="dxa"/>
+            <w:tcW w:w="2444" w:type="dxa"/>
           </w:tcPr>
           <w:p>
             <w:pPr>
@@ -7471,7 +7471,7 @@
         </w:tc>
         <w:tc>
           <w:tcPr>
-            <w:tcW w:w="5121" w:type="dxa"/>
+            <w:tcW w:w="5016" w:type="dxa"/>
           </w:tcPr>
           <w:p>
             <w:pPr>
@@ -7499,7 +7499,7 @@
         </w:tc>
         <w:tc>
           <w:tcPr>
-            <w:tcW w:w="2339" w:type="dxa"/>
+            <w:tcW w:w="2444" w:type="dxa"/>
           </w:tcPr>
           <w:p>
             <w:pPr>
@@ -7540,7 +7540,7 @@
         </w:tc>
         <w:tc>
           <w:tcPr>
-            <w:tcW w:w="5121" w:type="dxa"/>
+            <w:tcW w:w="5016" w:type="dxa"/>
           </w:tcPr>
           <w:p>
             <w:pPr>
@@ -7568,7 +7568,7 @@
         </w:tc>
         <w:tc>
           <w:tcPr>
-            <w:tcW w:w="2339" w:type="dxa"/>
+            <w:tcW w:w="2444" w:type="dxa"/>
           </w:tcPr>
           <w:p>
             <w:pPr>
@@ -7606,7 +7606,7 @@
         </w:tc>
         <w:tc>
           <w:tcPr>
-            <w:tcW w:w="5121" w:type="dxa"/>
+            <w:tcW w:w="5016" w:type="dxa"/>
           </w:tcPr>
           <w:p>
             <w:pPr>
@@ -7634,7 +7634,7 @@
         </w:tc>
         <w:tc>
           <w:tcPr>
-            <w:tcW w:w="2339" w:type="dxa"/>
+            <w:tcW w:w="2444" w:type="dxa"/>
           </w:tcPr>
           <w:p>
             <w:pPr>
@@ -7675,7 +7675,7 @@
         </w:tc>
         <w:tc>
           <w:tcPr>
-            <w:tcW w:w="5121" w:type="dxa"/>
+            <w:tcW w:w="5016" w:type="dxa"/>
           </w:tcPr>
           <w:p>
             <w:pPr>
@@ -7703,7 +7703,7 @@
         </w:tc>
         <w:tc>
           <w:tcPr>
-            <w:tcW w:w="2339" w:type="dxa"/>
+            <w:tcW w:w="2444" w:type="dxa"/>
           </w:tcPr>
           <w:p>
             <w:pPr>
@@ -7741,15 +7741,18 @@
         </w:tc>
         <w:tc>
           <w:tcPr>
-            <w:tcW w:w="5121" w:type="dxa"/>
-          </w:tcPr>
-          <w:p>
-            <w:pPr>
-              <w:pStyle w:val="Compact"/>
-              <w:jc w:val="left"/>
-            </w:pPr>
-            <w:r>
-              <w:t xml:space="preserve">The shop shall publish a privacy policy (</w:t>
+            <w:tcW w:w="5016" w:type="dxa"/>
+          </w:tcPr>
+          <w:p>
+            <w:pPr>
+              <w:pStyle w:val="Compact"/>
+              <w:jc w:val="left"/>
+            </w:pPr>
+            <w:r>
+              <w:t xml:space="preserve">The shop shall publish the business's policies (terms</w:t>
+            </w:r>
+            <w:r>
+              <w:t xml:space="preserve"> </w:t>
             </w:r>
             <w:r>
               <w:rPr>
@@ -7757,10 +7760,13 @@
                 <w:sz w:val="16"/>
                 <w:szCs w:val="16"/>
               </w:rPr>
-              <w:t xml:space="preserve">/privacy</w:t>
-            </w:r>
-            <w:r>
-              <w:t xml:space="preserve">), terms of service (</w:t>
+              <w:t xml:space="preserve">/terms</w:t>
+            </w:r>
+            <w:r>
+              <w:t xml:space="preserve">, privacy</w:t>
+            </w:r>
+            <w:r>
+              <w:t xml:space="preserve"> </w:t>
             </w:r>
             <w:r>
               <w:rPr>
@@ -7768,10 +7774,13 @@
                 <w:sz w:val="16"/>
                 <w:szCs w:val="16"/>
               </w:rPr>
-              <w:t xml:space="preserve">/terms</w:t>
-            </w:r>
-            <w:r>
-              <w:t xml:space="preserve">) and data-deletion instructions (</w:t>
+              <w:t xml:space="preserve">/privacy</w:t>
+            </w:r>
+            <w:r>
+              <w:t xml:space="preserve">, cookies</w:t>
+            </w:r>
+            <w:r>
+              <w:t xml:space="preserve"> </w:t>
             </w:r>
             <w:r>
               <w:rPr>
@@ -7779,103 +7788,136 @@
                 <w:sz w:val="16"/>
                 <w:szCs w:val="16"/>
               </w:rPr>
-              <w:t xml:space="preserve">/data-deletion</w:t>
-            </w:r>
-            <w:r>
-              <w:t xml:space="preserve">), linked from every page's footer, using the business name and contact email set by the owner.</w:t>
-            </w:r>
-          </w:p>
-        </w:tc>
-        <w:tc>
-          <w:tcPr>
-            <w:tcW w:w="605" w:type="dxa"/>
-          </w:tcPr>
-          <w:p>
-            <w:pPr>
-              <w:pStyle w:val="Compact"/>
-              <w:jc w:val="left"/>
-            </w:pPr>
-            <w:r>
-              <w:t xml:space="preserve">M</w:t>
-            </w:r>
-          </w:p>
-        </w:tc>
-        <w:tc>
-          <w:tcPr>
-            <w:tcW w:w="2339" w:type="dxa"/>
-          </w:tcPr>
-          <w:p>
-            <w:pPr>
-              <w:pStyle w:val="Compact"/>
-              <w:jc w:val="left"/>
-            </w:pPr>
-            <w:r>
-              <w:t xml:space="preserve">E2E "the privacy policy, terms and data-deletion pages"</w:t>
-            </w:r>
-          </w:p>
-        </w:tc>
-      </w:tr>
-      <w:tr>
-        <w:trPr>
-          <w:cantSplit/>
-        </w:trPr>
-        <w:tc>
-          <w:tcPr>
-            <w:tcW w:w="1295" w:type="dxa"/>
-          </w:tcPr>
-          <w:p>
-            <w:pPr>
-              <w:pStyle w:val="Compact"/>
-              <w:jc w:val="left"/>
-            </w:pPr>
-            <w:r>
-              <w:t xml:space="preserve">FR-ACC-17</w:t>
-            </w:r>
-          </w:p>
-        </w:tc>
-        <w:tc>
-          <w:tcPr>
-            <w:tcW w:w="5121" w:type="dxa"/>
-          </w:tcPr>
-          <w:p>
-            <w:pPr>
-              <w:pStyle w:val="Compact"/>
-              <w:jc w:val="left"/>
-            </w:pPr>
-            <w:r>
-              <w:t xml:space="preserve">A customer whose account was made with Google, Facebook or Apple and who has not chosen a password shall be able to delete their account by typing DELETE while signed in; a customer with a password shall be asked for it.</w:t>
-            </w:r>
-          </w:p>
-        </w:tc>
-        <w:tc>
-          <w:tcPr>
-            <w:tcW w:w="605" w:type="dxa"/>
-          </w:tcPr>
-          <w:p>
-            <w:pPr>
-              <w:pStyle w:val="Compact"/>
-              <w:jc w:val="left"/>
-            </w:pPr>
-            <w:r>
-              <w:t xml:space="preserve">M</w:t>
-            </w:r>
-          </w:p>
-        </w:tc>
-        <w:tc>
-          <w:tcPr>
-            <w:tcW w:w="2339" w:type="dxa"/>
-          </w:tcPr>
-          <w:p>
-            <w:pPr>
-              <w:pStyle w:val="Compact"/>
-              <w:jc w:val="left"/>
-            </w:pPr>
+              <w:t xml:space="preserve">/cookies</w:t>
+            </w:r>
+            <w:r>
+              <w:t xml:space="preserve">, and pricing, ordering, shipping, customs, insurance, prohibited items, returns, complaints, fraud and unclaimed parcels under</w:t>
+            </w:r>
+            <w:r>
+              <w:t xml:space="preserve"> </w:t>
+            </w:r>
             <w:r>
               <w:rPr>
                 <w:rStyle w:val="VerbatimChar"/>
                 <w:sz w:val="16"/>
                 <w:szCs w:val="16"/>
               </w:rPr>
+              <w:t xml:space="preserve">/policies</w:t>
+            </w:r>
+            <w:r>
+              <w:t xml:space="preserve">) and data-deletion instructions (</w:t>
+            </w:r>
+            <w:r>
+              <w:rPr>
+                <w:rStyle w:val="VerbatimChar"/>
+                <w:sz w:val="16"/>
+                <w:szCs w:val="16"/>
+              </w:rPr>
+              <w:t xml:space="preserve">/data-deletion</w:t>
+            </w:r>
+            <w:r>
+              <w:t xml:space="preserve">), linked from every page's footer, using the contact email and registration numbers set by the owner; internal policies shall not be published.</w:t>
+            </w:r>
+          </w:p>
+        </w:tc>
+        <w:tc>
+          <w:tcPr>
+            <w:tcW w:w="605" w:type="dxa"/>
+          </w:tcPr>
+          <w:p>
+            <w:pPr>
+              <w:pStyle w:val="Compact"/>
+              <w:jc w:val="left"/>
+            </w:pPr>
+            <w:r>
+              <w:t xml:space="preserve">M</w:t>
+            </w:r>
+          </w:p>
+        </w:tc>
+        <w:tc>
+          <w:tcPr>
+            <w:tcW w:w="2444" w:type="dxa"/>
+          </w:tcPr>
+          <w:p>
+            <w:pPr>
+              <w:pStyle w:val="Compact"/>
+              <w:jc w:val="left"/>
+            </w:pPr>
+            <w:r>
+              <w:rPr>
+                <w:rStyle w:val="VerbatimChar"/>
+                <w:sz w:val="16"/>
+                <w:szCs w:val="16"/>
+              </w:rPr>
+              <w:t xml:space="preserve">policies.test.ts</w:t>
+            </w:r>
+            <w:r>
+              <w:t xml:space="preserve">; E2E "the terms, privacy policy, cookie policy and the other policies"</w:t>
+            </w:r>
+          </w:p>
+        </w:tc>
+      </w:tr>
+      <w:tr>
+        <w:trPr>
+          <w:cantSplit/>
+        </w:trPr>
+        <w:tc>
+          <w:tcPr>
+            <w:tcW w:w="1295" w:type="dxa"/>
+          </w:tcPr>
+          <w:p>
+            <w:pPr>
+              <w:pStyle w:val="Compact"/>
+              <w:jc w:val="left"/>
+            </w:pPr>
+            <w:r>
+              <w:t xml:space="preserve">FR-ACC-17</w:t>
+            </w:r>
+          </w:p>
+        </w:tc>
+        <w:tc>
+          <w:tcPr>
+            <w:tcW w:w="5016" w:type="dxa"/>
+          </w:tcPr>
+          <w:p>
+            <w:pPr>
+              <w:pStyle w:val="Compact"/>
+              <w:jc w:val="left"/>
+            </w:pPr>
+            <w:r>
+              <w:t xml:space="preserve">A customer whose account was made with Google, Facebook or Apple and who has not chosen a password shall be able to delete their account by typing DELETE while signed in; a customer with a password shall be asked for it.</w:t>
+            </w:r>
+          </w:p>
+        </w:tc>
+        <w:tc>
+          <w:tcPr>
+            <w:tcW w:w="605" w:type="dxa"/>
+          </w:tcPr>
+          <w:p>
+            <w:pPr>
+              <w:pStyle w:val="Compact"/>
+              <w:jc w:val="left"/>
+            </w:pPr>
+            <w:r>
+              <w:t xml:space="preserve">M</w:t>
+            </w:r>
+          </w:p>
+        </w:tc>
+        <w:tc>
+          <w:tcPr>
+            <w:tcW w:w="2444" w:type="dxa"/>
+          </w:tcPr>
+          <w:p>
+            <w:pPr>
+              <w:pStyle w:val="Compact"/>
+              <w:jc w:val="left"/>
+            </w:pPr>
+            <w:r>
+              <w:rPr>
+                <w:rStyle w:val="VerbatimChar"/>
+                <w:sz w:val="16"/>
+                <w:szCs w:val="16"/>
+              </w:rPr>
               <w:t xml:space="preserve">social.test.ts</w:t>
             </w:r>
           </w:p>
@@ -7901,7 +7943,7 @@
         </w:tc>
         <w:tc>
           <w:tcPr>
-            <w:tcW w:w="5121" w:type="dxa"/>
+            <w:tcW w:w="5016" w:type="dxa"/>
           </w:tcPr>
           <w:p>
             <w:pPr>
@@ -7929,7 +7971,7 @@
         </w:tc>
         <w:tc>
           <w:tcPr>
-            <w:tcW w:w="2339" w:type="dxa"/>
+            <w:tcW w:w="2444" w:type="dxa"/>
           </w:tcPr>
           <w:p>
             <w:pPr>
@@ -7962,7 +8004,7 @@
         </w:tc>
         <w:tc>
           <w:tcPr>
-            <w:tcW w:w="5121" w:type="dxa"/>
+            <w:tcW w:w="5016" w:type="dxa"/>
           </w:tcPr>
           <w:p>
             <w:pPr>
@@ -7990,7 +8032,7 @@
         </w:tc>
         <w:tc>
           <w:tcPr>
-            <w:tcW w:w="2339" w:type="dxa"/>
+            <w:tcW w:w="2444" w:type="dxa"/>
           </w:tcPr>
           <w:p>
             <w:pPr>
